--- a/docs/templates/docx/family.docx
+++ b/docs/templates/docx/family.docx
@@ -9,7 +9,7 @@
           <w:color w:val="725031"/>
           <w:sz w:val="18"/>
         </w:rPr>
-        <w:t>THIS WEEK</w:t>
+        <w:t>THE FRIDGE PLANNER</w:t>
       </w:r>
     </w:p>
     <w:p>
@@ -17,7 +17,7 @@
         <w:pStyle w:val="Title"/>
       </w:pPr>
       <w:r>
-        <w:t>Family weekly planner</w:t>
+        <w:t>Our week at a glance</w:t>
       </w:r>
     </w:p>
     <w:p>
@@ -25,51 +25,7 @@
         <w:pStyle w:val="Subtitle"/>
       </w:pPr>
       <w:r>
-        <w:t>Make room for the things that matter</w:t>
-      </w:r>
-    </w:p>
-    <w:p>
-      <w:r>
-        <w:t>[Add the week beginning date, the main family priority, and any important reminders.]</w:t>
-      </w:r>
-    </w:p>
-    <w:p>
-      <w:pPr>
-        <w:pStyle w:val="Heading1"/>
-      </w:pPr>
-      <w:r>
-        <w:t>Meals and shopping</w:t>
-      </w:r>
-    </w:p>
-    <w:p>
-      <w:r>
-        <w:t>[Plan a few meals and list the ingredients to pick up.]</w:t>
-      </w:r>
-    </w:p>
-    <w:p>
-      <w:pPr>
-        <w:pStyle w:val="Heading1"/>
-      </w:pPr>
-      <w:r>
-        <w:t>Shared responsibilities</w:t>
-      </w:r>
-    </w:p>
-    <w:p>
-      <w:r>
-        <w:t>[Assign household tasks and confirm who can help.]</w:t>
-      </w:r>
-    </w:p>
-    <w:p>
-      <w:pPr>
-        <w:pStyle w:val="Heading1"/>
-      </w:pPr>
-      <w:r>
-        <w:t>Time together</w:t>
-      </w:r>
-    </w:p>
-    <w:p>
-      <w:r>
-        <w:t>[Choose one activity everyone can look forward to.]</w:t>
+        <w:t>Morgan household • 21–27 June 2027</w:t>
       </w:r>
     </w:p>
     <w:tbl>
@@ -79,23 +35,25 @@
         <w:tblLook w:firstColumn="1" w:firstRow="1" w:lastColumn="0" w:lastRow="0" w:noHBand="0" w:noVBand="1" w:val="04A0"/>
       </w:tblPr>
       <w:tblGrid>
-        <w:gridCol w:w="3312"/>
-        <w:gridCol w:w="3312"/>
-        <w:gridCol w:w="3312"/>
+        <w:gridCol w:w="1652"/>
+        <w:gridCol w:w="5231"/>
+        <w:gridCol w:w="3854"/>
+        <w:gridCol w:w="3029"/>
       </w:tblGrid>
       <w:tr>
         <w:trPr>
+          <w:cantSplit/>
           <w:tblHeader/>
         </w:trPr>
         <w:tc>
           <w:tcPr>
-            <w:tcW w:type="dxa" w:w="3312"/>
+            <w:tcW w:type="dxa" w:w="1652"/>
             <w:shd w:fill="F7EFE4"/>
             <w:tcMar>
-              <w:top w:w="110" w:type="dxa"/>
-              <w:left w:w="110" w:type="dxa"/>
-              <w:bottom w:w="110" w:type="dxa"/>
-              <w:right w:w="110" w:type="dxa"/>
+              <w:top w:w="80" w:type="dxa"/>
+              <w:left w:w="80" w:type="dxa"/>
+              <w:bottom w:w="80" w:type="dxa"/>
+              <w:right w:w="80" w:type="dxa"/>
             </w:tcMar>
           </w:tcPr>
           <w:p>
@@ -105,7 +63,7 @@
             <w:r>
               <w:rPr>
                 <w:b/>
-                <w:sz w:val="19"/>
+                <w:sz w:val="18"/>
               </w:rPr>
               <w:t>Day</w:t>
             </w:r>
@@ -113,13 +71,13 @@
         </w:tc>
         <w:tc>
           <w:tcPr>
-            <w:tcW w:type="dxa" w:w="3312"/>
+            <w:tcW w:type="dxa" w:w="5231"/>
             <w:shd w:fill="F7EFE4"/>
             <w:tcMar>
-              <w:top w:w="110" w:type="dxa"/>
-              <w:left w:w="110" w:type="dxa"/>
-              <w:bottom w:w="110" w:type="dxa"/>
-              <w:right w:w="110" w:type="dxa"/>
+              <w:top w:w="80" w:type="dxa"/>
+              <w:left w:w="80" w:type="dxa"/>
+              <w:bottom w:w="80" w:type="dxa"/>
+              <w:right w:w="80" w:type="dxa"/>
             </w:tcMar>
           </w:tcPr>
           <w:p>
@@ -129,21 +87,21 @@
             <w:r>
               <w:rPr>
                 <w:b/>
-                <w:sz w:val="19"/>
+                <w:sz w:val="18"/>
               </w:rPr>
-              <w:t>Plan</w:t>
+              <w:t>Plans and appointments</w:t>
             </w:r>
           </w:p>
         </w:tc>
         <w:tc>
           <w:tcPr>
-            <w:tcW w:type="dxa" w:w="3312"/>
+            <w:tcW w:type="dxa" w:w="3854"/>
             <w:shd w:fill="F7EFE4"/>
             <w:tcMar>
-              <w:top w:w="110" w:type="dxa"/>
-              <w:left w:w="110" w:type="dxa"/>
-              <w:bottom w:w="110" w:type="dxa"/>
-              <w:right w:w="110" w:type="dxa"/>
+              <w:top w:w="80" w:type="dxa"/>
+              <w:left w:w="80" w:type="dxa"/>
+              <w:bottom w:w="80" w:type="dxa"/>
+              <w:right w:w="80" w:type="dxa"/>
             </w:tcMar>
           </w:tcPr>
           <w:p>
@@ -153,23 +111,50 @@
             <w:r>
               <w:rPr>
                 <w:b/>
-                <w:sz w:val="19"/>
+                <w:sz w:val="18"/>
               </w:rPr>
-              <w:t>Person</w:t>
+              <w:t>Pickup or owner</w:t>
+            </w:r>
+          </w:p>
+        </w:tc>
+        <w:tc>
+          <w:tcPr>
+            <w:tcW w:type="dxa" w:w="3029"/>
+            <w:shd w:fill="F7EFE4"/>
+            <w:tcMar>
+              <w:top w:w="80" w:type="dxa"/>
+              <w:left w:w="80" w:type="dxa"/>
+              <w:bottom w:w="80" w:type="dxa"/>
+              <w:right w:w="80" w:type="dxa"/>
+            </w:tcMar>
+          </w:tcPr>
+          <w:p>
+            <w:pPr>
+              <w:spacing w:after="20"/>
+            </w:pPr>
+            <w:r>
+              <w:rPr>
+                <w:b/>
+                <w:sz w:val="18"/>
+              </w:rPr>
+              <w:t>Dinner</w:t>
             </w:r>
           </w:p>
         </w:tc>
       </w:tr>
       <w:tr>
+        <w:trPr>
+          <w:cantSplit/>
+        </w:trPr>
         <w:tc>
           <w:tcPr>
-            <w:tcW w:type="dxa" w:w="3312"/>
+            <w:tcW w:type="dxa" w:w="1652"/>
             <w:shd w:fill="FFFFFF"/>
             <w:tcMar>
-              <w:top w:w="110" w:type="dxa"/>
-              <w:left w:w="110" w:type="dxa"/>
-              <w:bottom w:w="110" w:type="dxa"/>
-              <w:right w:w="110" w:type="dxa"/>
+              <w:top w:w="80" w:type="dxa"/>
+              <w:left w:w="80" w:type="dxa"/>
+              <w:bottom w:w="80" w:type="dxa"/>
+              <w:right w:w="80" w:type="dxa"/>
             </w:tcMar>
           </w:tcPr>
           <w:p>
@@ -179,21 +164,21 @@
             <w:r>
               <w:rPr>
                 <w:b w:val="0"/>
-                <w:sz w:val="19"/>
+                <w:sz w:val="18"/>
               </w:rPr>
-              <w:t>Monday</w:t>
+              <w:t>Mon 21</w:t>
             </w:r>
           </w:p>
         </w:tc>
         <w:tc>
           <w:tcPr>
-            <w:tcW w:type="dxa" w:w="3312"/>
+            <w:tcW w:type="dxa" w:w="5231"/>
             <w:shd w:fill="FFFFFF"/>
             <w:tcMar>
-              <w:top w:w="110" w:type="dxa"/>
-              <w:left w:w="110" w:type="dxa"/>
-              <w:bottom w:w="110" w:type="dxa"/>
-              <w:right w:w="110" w:type="dxa"/>
+              <w:top w:w="80" w:type="dxa"/>
+              <w:left w:w="80" w:type="dxa"/>
+              <w:bottom w:w="80" w:type="dxa"/>
+              <w:right w:w="80" w:type="dxa"/>
             </w:tcMar>
           </w:tcPr>
           <w:p>
@@ -203,21 +188,21 @@
             <w:r>
               <w:rPr>
                 <w:b w:val="0"/>
-                <w:sz w:val="19"/>
+                <w:sz w:val="18"/>
               </w:rPr>
-              <w:t>[Activity]</w:t>
+              <w:t>Library returns • 16:00</w:t>
             </w:r>
           </w:p>
         </w:tc>
         <w:tc>
           <w:tcPr>
-            <w:tcW w:type="dxa" w:w="3312"/>
+            <w:tcW w:type="dxa" w:w="3854"/>
             <w:shd w:fill="FFFFFF"/>
             <w:tcMar>
-              <w:top w:w="110" w:type="dxa"/>
-              <w:left w:w="110" w:type="dxa"/>
-              <w:bottom w:w="110" w:type="dxa"/>
-              <w:right w:w="110" w:type="dxa"/>
+              <w:top w:w="80" w:type="dxa"/>
+              <w:left w:w="80" w:type="dxa"/>
+              <w:bottom w:w="80" w:type="dxa"/>
+              <w:right w:w="80" w:type="dxa"/>
             </w:tcMar>
           </w:tcPr>
           <w:p>
@@ -227,23 +212,21 @@
             <w:r>
               <w:rPr>
                 <w:b w:val="0"/>
-                <w:sz w:val="19"/>
+                <w:sz w:val="18"/>
               </w:rPr>
-              <w:t>[Name]</w:t>
+              <w:t>Alex picks up Riley</w:t>
             </w:r>
           </w:p>
         </w:tc>
-      </w:tr>
-      <w:tr>
         <w:tc>
           <w:tcPr>
-            <w:tcW w:type="dxa" w:w="3312"/>
-            <w:shd w:fill="F7EFE4"/>
+            <w:tcW w:type="dxa" w:w="3029"/>
+            <w:shd w:fill="FFFFFF"/>
             <w:tcMar>
-              <w:top w:w="110" w:type="dxa"/>
-              <w:left w:w="110" w:type="dxa"/>
-              <w:bottom w:w="110" w:type="dxa"/>
-              <w:right w:w="110" w:type="dxa"/>
+              <w:top w:w="80" w:type="dxa"/>
+              <w:left w:w="80" w:type="dxa"/>
+              <w:bottom w:w="80" w:type="dxa"/>
+              <w:right w:w="80" w:type="dxa"/>
             </w:tcMar>
           </w:tcPr>
           <w:p>
@@ -253,21 +236,26 @@
             <w:r>
               <w:rPr>
                 <w:b w:val="0"/>
-                <w:sz w:val="19"/>
+                <w:sz w:val="18"/>
               </w:rPr>
-              <w:t>Tuesday</w:t>
+              <w:t>Vegetable pasta</w:t>
             </w:r>
           </w:p>
         </w:tc>
+      </w:tr>
+      <w:tr>
+        <w:trPr>
+          <w:cantSplit/>
+        </w:trPr>
         <w:tc>
           <w:tcPr>
-            <w:tcW w:type="dxa" w:w="3312"/>
+            <w:tcW w:type="dxa" w:w="1652"/>
             <w:shd w:fill="F7EFE4"/>
             <w:tcMar>
-              <w:top w:w="110" w:type="dxa"/>
-              <w:left w:w="110" w:type="dxa"/>
-              <w:bottom w:w="110" w:type="dxa"/>
-              <w:right w:w="110" w:type="dxa"/>
+              <w:top w:w="80" w:type="dxa"/>
+              <w:left w:w="80" w:type="dxa"/>
+              <w:bottom w:w="80" w:type="dxa"/>
+              <w:right w:w="80" w:type="dxa"/>
             </w:tcMar>
           </w:tcPr>
           <w:p>
@@ -277,21 +265,21 @@
             <w:r>
               <w:rPr>
                 <w:b w:val="0"/>
-                <w:sz w:val="19"/>
+                <w:sz w:val="18"/>
               </w:rPr>
-              <w:t>[Activity]</w:t>
+              <w:t>Tue 22</w:t>
             </w:r>
           </w:p>
         </w:tc>
         <w:tc>
           <w:tcPr>
-            <w:tcW w:type="dxa" w:w="3312"/>
+            <w:tcW w:type="dxa" w:w="5231"/>
             <w:shd w:fill="F7EFE4"/>
             <w:tcMar>
-              <w:top w:w="110" w:type="dxa"/>
-              <w:left w:w="110" w:type="dxa"/>
-              <w:bottom w:w="110" w:type="dxa"/>
-              <w:right w:w="110" w:type="dxa"/>
+              <w:top w:w="80" w:type="dxa"/>
+              <w:left w:w="80" w:type="dxa"/>
+              <w:bottom w:w="80" w:type="dxa"/>
+              <w:right w:w="80" w:type="dxa"/>
             </w:tcMar>
           </w:tcPr>
           <w:p>
@@ -301,23 +289,21 @@
             <w:r>
               <w:rPr>
                 <w:b w:val="0"/>
-                <w:sz w:val="19"/>
+                <w:sz w:val="18"/>
               </w:rPr>
-              <w:t>[Name]</w:t>
+              <w:t>Swimming • 17:15</w:t>
             </w:r>
           </w:p>
         </w:tc>
-      </w:tr>
-      <w:tr>
         <w:tc>
           <w:tcPr>
-            <w:tcW w:type="dxa" w:w="3312"/>
-            <w:shd w:fill="FFFFFF"/>
+            <w:tcW w:type="dxa" w:w="3854"/>
+            <w:shd w:fill="F7EFE4"/>
             <w:tcMar>
-              <w:top w:w="110" w:type="dxa"/>
-              <w:left w:w="110" w:type="dxa"/>
-              <w:bottom w:w="110" w:type="dxa"/>
-              <w:right w:w="110" w:type="dxa"/>
+              <w:top w:w="80" w:type="dxa"/>
+              <w:left w:w="80" w:type="dxa"/>
+              <w:bottom w:w="80" w:type="dxa"/>
+              <w:right w:w="80" w:type="dxa"/>
             </w:tcMar>
           </w:tcPr>
           <w:p>
@@ -327,21 +313,21 @@
             <w:r>
               <w:rPr>
                 <w:b w:val="0"/>
-                <w:sz w:val="19"/>
+                <w:sz w:val="18"/>
               </w:rPr>
-              <w:t>Wednesday</w:t>
+              <w:t>Taylor drives; Alex collects</w:t>
             </w:r>
           </w:p>
         </w:tc>
         <w:tc>
           <w:tcPr>
-            <w:tcW w:type="dxa" w:w="3312"/>
-            <w:shd w:fill="FFFFFF"/>
+            <w:tcW w:type="dxa" w:w="3029"/>
+            <w:shd w:fill="F7EFE4"/>
             <w:tcMar>
-              <w:top w:w="110" w:type="dxa"/>
-              <w:left w:w="110" w:type="dxa"/>
-              <w:bottom w:w="110" w:type="dxa"/>
-              <w:right w:w="110" w:type="dxa"/>
+              <w:top w:w="80" w:type="dxa"/>
+              <w:left w:w="80" w:type="dxa"/>
+              <w:bottom w:w="80" w:type="dxa"/>
+              <w:right w:w="80" w:type="dxa"/>
             </w:tcMar>
           </w:tcPr>
           <w:p>
@@ -351,21 +337,26 @@
             <w:r>
               <w:rPr>
                 <w:b w:val="0"/>
-                <w:sz w:val="19"/>
+                <w:sz w:val="18"/>
               </w:rPr>
-              <w:t>[Activity]</w:t>
+              <w:t>Rice bowls</w:t>
             </w:r>
           </w:p>
         </w:tc>
+      </w:tr>
+      <w:tr>
+        <w:trPr>
+          <w:cantSplit/>
+        </w:trPr>
         <w:tc>
           <w:tcPr>
-            <w:tcW w:type="dxa" w:w="3312"/>
+            <w:tcW w:type="dxa" w:w="1652"/>
             <w:shd w:fill="FFFFFF"/>
             <w:tcMar>
-              <w:top w:w="110" w:type="dxa"/>
-              <w:left w:w="110" w:type="dxa"/>
-              <w:bottom w:w="110" w:type="dxa"/>
-              <w:right w:w="110" w:type="dxa"/>
+              <w:top w:w="80" w:type="dxa"/>
+              <w:left w:w="80" w:type="dxa"/>
+              <w:bottom w:w="80" w:type="dxa"/>
+              <w:right w:w="80" w:type="dxa"/>
             </w:tcMar>
           </w:tcPr>
           <w:p>
@@ -375,23 +366,21 @@
             <w:r>
               <w:rPr>
                 <w:b w:val="0"/>
-                <w:sz w:val="19"/>
+                <w:sz w:val="18"/>
               </w:rPr>
-              <w:t>[Name]</w:t>
+              <w:t>Wed 23</w:t>
             </w:r>
           </w:p>
         </w:tc>
-      </w:tr>
-      <w:tr>
         <w:tc>
           <w:tcPr>
-            <w:tcW w:type="dxa" w:w="3312"/>
-            <w:shd w:fill="F7EFE4"/>
+            <w:tcW w:type="dxa" w:w="5231"/>
+            <w:shd w:fill="FFFFFF"/>
             <w:tcMar>
-              <w:top w:w="110" w:type="dxa"/>
-              <w:left w:w="110" w:type="dxa"/>
-              <w:bottom w:w="110" w:type="dxa"/>
-              <w:right w:w="110" w:type="dxa"/>
+              <w:top w:w="80" w:type="dxa"/>
+              <w:left w:w="80" w:type="dxa"/>
+              <w:bottom w:w="80" w:type="dxa"/>
+              <w:right w:w="80" w:type="dxa"/>
             </w:tcMar>
           </w:tcPr>
           <w:p>
@@ -401,21 +390,21 @@
             <w:r>
               <w:rPr>
                 <w:b w:val="0"/>
-                <w:sz w:val="19"/>
+                <w:sz w:val="18"/>
               </w:rPr>
-              <w:t>Thursday</w:t>
+              <w:t>School project due</w:t>
             </w:r>
           </w:p>
         </w:tc>
         <w:tc>
           <w:tcPr>
-            <w:tcW w:type="dxa" w:w="3312"/>
-            <w:shd w:fill="F7EFE4"/>
+            <w:tcW w:type="dxa" w:w="3854"/>
+            <w:shd w:fill="FFFFFF"/>
             <w:tcMar>
-              <w:top w:w="110" w:type="dxa"/>
-              <w:left w:w="110" w:type="dxa"/>
-              <w:bottom w:w="110" w:type="dxa"/>
-              <w:right w:w="110" w:type="dxa"/>
+              <w:top w:w="80" w:type="dxa"/>
+              <w:left w:w="80" w:type="dxa"/>
+              <w:bottom w:w="80" w:type="dxa"/>
+              <w:right w:w="80" w:type="dxa"/>
             </w:tcMar>
           </w:tcPr>
           <w:p>
@@ -425,21 +414,21 @@
             <w:r>
               <w:rPr>
                 <w:b w:val="0"/>
-                <w:sz w:val="19"/>
+                <w:sz w:val="18"/>
               </w:rPr>
-              <w:t>[Activity]</w:t>
+              <w:t>Riley packs model Tuesday</w:t>
             </w:r>
           </w:p>
         </w:tc>
         <w:tc>
           <w:tcPr>
-            <w:tcW w:type="dxa" w:w="3312"/>
-            <w:shd w:fill="F7EFE4"/>
+            <w:tcW w:type="dxa" w:w="3029"/>
+            <w:shd w:fill="FFFFFF"/>
             <w:tcMar>
-              <w:top w:w="110" w:type="dxa"/>
-              <w:left w:w="110" w:type="dxa"/>
-              <w:bottom w:w="110" w:type="dxa"/>
-              <w:right w:w="110" w:type="dxa"/>
+              <w:top w:w="80" w:type="dxa"/>
+              <w:left w:w="80" w:type="dxa"/>
+              <w:bottom w:w="80" w:type="dxa"/>
+              <w:right w:w="80" w:type="dxa"/>
             </w:tcMar>
           </w:tcPr>
           <w:p>
@@ -449,23 +438,26 @@
             <w:r>
               <w:rPr>
                 <w:b w:val="0"/>
-                <w:sz w:val="19"/>
+                <w:sz w:val="18"/>
               </w:rPr>
-              <w:t>[Name]</w:t>
+              <w:t>Soup and toast</w:t>
             </w:r>
           </w:p>
         </w:tc>
       </w:tr>
       <w:tr>
+        <w:trPr>
+          <w:cantSplit/>
+        </w:trPr>
         <w:tc>
           <w:tcPr>
-            <w:tcW w:type="dxa" w:w="3312"/>
-            <w:shd w:fill="FFFFFF"/>
+            <w:tcW w:type="dxa" w:w="1652"/>
+            <w:shd w:fill="F7EFE4"/>
             <w:tcMar>
-              <w:top w:w="110" w:type="dxa"/>
-              <w:left w:w="110" w:type="dxa"/>
-              <w:bottom w:w="110" w:type="dxa"/>
-              <w:right w:w="110" w:type="dxa"/>
+              <w:top w:w="80" w:type="dxa"/>
+              <w:left w:w="80" w:type="dxa"/>
+              <w:bottom w:w="80" w:type="dxa"/>
+              <w:right w:w="80" w:type="dxa"/>
             </w:tcMar>
           </w:tcPr>
           <w:p>
@@ -475,21 +467,21 @@
             <w:r>
               <w:rPr>
                 <w:b w:val="0"/>
-                <w:sz w:val="19"/>
+                <w:sz w:val="18"/>
               </w:rPr>
-              <w:t>Friday</w:t>
+              <w:t>Thu 24</w:t>
             </w:r>
           </w:p>
         </w:tc>
         <w:tc>
           <w:tcPr>
-            <w:tcW w:type="dxa" w:w="3312"/>
-            <w:shd w:fill="FFFFFF"/>
+            <w:tcW w:type="dxa" w:w="5231"/>
+            <w:shd w:fill="F7EFE4"/>
             <w:tcMar>
-              <w:top w:w="110" w:type="dxa"/>
-              <w:left w:w="110" w:type="dxa"/>
-              <w:bottom w:w="110" w:type="dxa"/>
-              <w:right w:w="110" w:type="dxa"/>
+              <w:top w:w="80" w:type="dxa"/>
+              <w:left w:w="80" w:type="dxa"/>
+              <w:bottom w:w="80" w:type="dxa"/>
+              <w:right w:w="80" w:type="dxa"/>
             </w:tcMar>
           </w:tcPr>
           <w:p>
@@ -499,21 +491,21 @@
             <w:r>
               <w:rPr>
                 <w:b w:val="0"/>
-                <w:sz w:val="19"/>
+                <w:sz w:val="18"/>
               </w:rPr>
-              <w:t>[Activity]</w:t>
+              <w:t>Dentist • 15:30</w:t>
             </w:r>
           </w:p>
         </w:tc>
         <w:tc>
           <w:tcPr>
-            <w:tcW w:type="dxa" w:w="3312"/>
-            <w:shd w:fill="FFFFFF"/>
+            <w:tcW w:type="dxa" w:w="3854"/>
+            <w:shd w:fill="F7EFE4"/>
             <w:tcMar>
-              <w:top w:w="110" w:type="dxa"/>
-              <w:left w:w="110" w:type="dxa"/>
-              <w:bottom w:w="110" w:type="dxa"/>
-              <w:right w:w="110" w:type="dxa"/>
+              <w:top w:w="80" w:type="dxa"/>
+              <w:left w:w="80" w:type="dxa"/>
+              <w:bottom w:w="80" w:type="dxa"/>
+              <w:right w:w="80" w:type="dxa"/>
             </w:tcMar>
           </w:tcPr>
           <w:p>
@@ -523,22 +515,589 @@
             <w:r>
               <w:rPr>
                 <w:b w:val="0"/>
-                <w:sz w:val="19"/>
+                <w:sz w:val="18"/>
               </w:rPr>
-              <w:t>[Name]</w:t>
+              <w:t>Taylor • leave at 15:00</w:t>
+            </w:r>
+          </w:p>
+        </w:tc>
+        <w:tc>
+          <w:tcPr>
+            <w:tcW w:type="dxa" w:w="3029"/>
+            <w:shd w:fill="F7EFE4"/>
+            <w:tcMar>
+              <w:top w:w="80" w:type="dxa"/>
+              <w:left w:w="80" w:type="dxa"/>
+              <w:bottom w:w="80" w:type="dxa"/>
+              <w:right w:w="80" w:type="dxa"/>
+            </w:tcMar>
+          </w:tcPr>
+          <w:p>
+            <w:pPr>
+              <w:spacing w:after="20"/>
+            </w:pPr>
+            <w:r>
+              <w:rPr>
+                <w:b w:val="0"/>
+                <w:sz w:val="18"/>
+              </w:rPr>
+              <w:t>Tray-bake potatoes</w:t>
+            </w:r>
+          </w:p>
+        </w:tc>
+      </w:tr>
+      <w:tr>
+        <w:trPr>
+          <w:cantSplit/>
+        </w:trPr>
+        <w:tc>
+          <w:tcPr>
+            <w:tcW w:type="dxa" w:w="1652"/>
+            <w:shd w:fill="FFFFFF"/>
+            <w:tcMar>
+              <w:top w:w="80" w:type="dxa"/>
+              <w:left w:w="80" w:type="dxa"/>
+              <w:bottom w:w="80" w:type="dxa"/>
+              <w:right w:w="80" w:type="dxa"/>
+            </w:tcMar>
+          </w:tcPr>
+          <w:p>
+            <w:pPr>
+              <w:spacing w:after="20"/>
+            </w:pPr>
+            <w:r>
+              <w:rPr>
+                <w:b w:val="0"/>
+                <w:sz w:val="18"/>
+              </w:rPr>
+              <w:t>Fri 25</w:t>
+            </w:r>
+          </w:p>
+        </w:tc>
+        <w:tc>
+          <w:tcPr>
+            <w:tcW w:type="dxa" w:w="5231"/>
+            <w:shd w:fill="FFFFFF"/>
+            <w:tcMar>
+              <w:top w:w="80" w:type="dxa"/>
+              <w:left w:w="80" w:type="dxa"/>
+              <w:bottom w:w="80" w:type="dxa"/>
+              <w:right w:w="80" w:type="dxa"/>
+            </w:tcMar>
+          </w:tcPr>
+          <w:p>
+            <w:pPr>
+              <w:spacing w:after="20"/>
+            </w:pPr>
+            <w:r>
+              <w:rPr>
+                <w:b w:val="0"/>
+                <w:sz w:val="18"/>
+              </w:rPr>
+              <w:t>Movie night • 19:00</w:t>
+            </w:r>
+          </w:p>
+        </w:tc>
+        <w:tc>
+          <w:tcPr>
+            <w:tcW w:type="dxa" w:w="3854"/>
+            <w:shd w:fill="FFFFFF"/>
+            <w:tcMar>
+              <w:top w:w="80" w:type="dxa"/>
+              <w:left w:w="80" w:type="dxa"/>
+              <w:bottom w:w="80" w:type="dxa"/>
+              <w:right w:w="80" w:type="dxa"/>
+            </w:tcMar>
+          </w:tcPr>
+          <w:p>
+            <w:pPr>
+              <w:spacing w:after="20"/>
+            </w:pPr>
+            <w:r>
+              <w:rPr>
+                <w:b w:val="0"/>
+                <w:sz w:val="18"/>
+              </w:rPr>
+              <w:t>Everyone chooses one option</w:t>
+            </w:r>
+          </w:p>
+        </w:tc>
+        <w:tc>
+          <w:tcPr>
+            <w:tcW w:type="dxa" w:w="3029"/>
+            <w:shd w:fill="FFFFFF"/>
+            <w:tcMar>
+              <w:top w:w="80" w:type="dxa"/>
+              <w:left w:w="80" w:type="dxa"/>
+              <w:bottom w:w="80" w:type="dxa"/>
+              <w:right w:w="80" w:type="dxa"/>
+            </w:tcMar>
+          </w:tcPr>
+          <w:p>
+            <w:pPr>
+              <w:spacing w:after="20"/>
+            </w:pPr>
+            <w:r>
+              <w:rPr>
+                <w:b w:val="0"/>
+                <w:sz w:val="18"/>
+              </w:rPr>
+              <w:t>Homemade pizza</w:t>
+            </w:r>
+          </w:p>
+        </w:tc>
+      </w:tr>
+      <w:tr>
+        <w:trPr>
+          <w:cantSplit/>
+        </w:trPr>
+        <w:tc>
+          <w:tcPr>
+            <w:tcW w:type="dxa" w:w="1652"/>
+            <w:shd w:fill="F7EFE4"/>
+            <w:tcMar>
+              <w:top w:w="80" w:type="dxa"/>
+              <w:left w:w="80" w:type="dxa"/>
+              <w:bottom w:w="80" w:type="dxa"/>
+              <w:right w:w="80" w:type="dxa"/>
+            </w:tcMar>
+          </w:tcPr>
+          <w:p>
+            <w:pPr>
+              <w:spacing w:after="20"/>
+            </w:pPr>
+            <w:r>
+              <w:rPr>
+                <w:b w:val="0"/>
+                <w:sz w:val="18"/>
+              </w:rPr>
+              <w:t>Sat 26</w:t>
+            </w:r>
+          </w:p>
+        </w:tc>
+        <w:tc>
+          <w:tcPr>
+            <w:tcW w:type="dxa" w:w="5231"/>
+            <w:shd w:fill="F7EFE4"/>
+            <w:tcMar>
+              <w:top w:w="80" w:type="dxa"/>
+              <w:left w:w="80" w:type="dxa"/>
+              <w:bottom w:w="80" w:type="dxa"/>
+              <w:right w:w="80" w:type="dxa"/>
+            </w:tcMar>
+          </w:tcPr>
+          <w:p>
+            <w:pPr>
+              <w:spacing w:after="20"/>
+            </w:pPr>
+            <w:r>
+              <w:rPr>
+                <w:b w:val="0"/>
+                <w:sz w:val="18"/>
+              </w:rPr>
+              <w:t>Park picnic • 12:00</w:t>
+            </w:r>
+          </w:p>
+        </w:tc>
+        <w:tc>
+          <w:tcPr>
+            <w:tcW w:type="dxa" w:w="3854"/>
+            <w:shd w:fill="F7EFE4"/>
+            <w:tcMar>
+              <w:top w:w="80" w:type="dxa"/>
+              <w:left w:w="80" w:type="dxa"/>
+              <w:bottom w:w="80" w:type="dxa"/>
+              <w:right w:w="80" w:type="dxa"/>
+            </w:tcMar>
+          </w:tcPr>
+          <w:p>
+            <w:pPr>
+              <w:spacing w:after="20"/>
+            </w:pPr>
+            <w:r>
+              <w:rPr>
+                <w:b w:val="0"/>
+                <w:sz w:val="18"/>
+              </w:rPr>
+              <w:t>Alex packs lunch</w:t>
+            </w:r>
+          </w:p>
+        </w:tc>
+        <w:tc>
+          <w:tcPr>
+            <w:tcW w:type="dxa" w:w="3029"/>
+            <w:shd w:fill="F7EFE4"/>
+            <w:tcMar>
+              <w:top w:w="80" w:type="dxa"/>
+              <w:left w:w="80" w:type="dxa"/>
+              <w:bottom w:w="80" w:type="dxa"/>
+              <w:right w:w="80" w:type="dxa"/>
+            </w:tcMar>
+          </w:tcPr>
+          <w:p>
+            <w:pPr>
+              <w:spacing w:after="20"/>
+            </w:pPr>
+            <w:r>
+              <w:rPr>
+                <w:b w:val="0"/>
+                <w:sz w:val="18"/>
+              </w:rPr>
+              <w:t>Leftovers</w:t>
+            </w:r>
+          </w:p>
+        </w:tc>
+      </w:tr>
+      <w:tr>
+        <w:trPr>
+          <w:cantSplit/>
+        </w:trPr>
+        <w:tc>
+          <w:tcPr>
+            <w:tcW w:type="dxa" w:w="1652"/>
+            <w:shd w:fill="FFFFFF"/>
+            <w:tcMar>
+              <w:top w:w="80" w:type="dxa"/>
+              <w:left w:w="80" w:type="dxa"/>
+              <w:bottom w:w="80" w:type="dxa"/>
+              <w:right w:w="80" w:type="dxa"/>
+            </w:tcMar>
+          </w:tcPr>
+          <w:p>
+            <w:pPr>
+              <w:spacing w:after="20"/>
+            </w:pPr>
+            <w:r>
+              <w:rPr>
+                <w:b w:val="0"/>
+                <w:sz w:val="18"/>
+              </w:rPr>
+              <w:t>Sun 27</w:t>
+            </w:r>
+          </w:p>
+        </w:tc>
+        <w:tc>
+          <w:tcPr>
+            <w:tcW w:type="dxa" w:w="5231"/>
+            <w:shd w:fill="FFFFFF"/>
+            <w:tcMar>
+              <w:top w:w="80" w:type="dxa"/>
+              <w:left w:w="80" w:type="dxa"/>
+              <w:bottom w:w="80" w:type="dxa"/>
+              <w:right w:w="80" w:type="dxa"/>
+            </w:tcMar>
+          </w:tcPr>
+          <w:p>
+            <w:pPr>
+              <w:spacing w:after="20"/>
+            </w:pPr>
+            <w:r>
+              <w:rPr>
+                <w:b w:val="0"/>
+                <w:sz w:val="18"/>
+              </w:rPr>
+              <w:t>Plan next week • 17:30</w:t>
+            </w:r>
+          </w:p>
+        </w:tc>
+        <w:tc>
+          <w:tcPr>
+            <w:tcW w:type="dxa" w:w="3854"/>
+            <w:shd w:fill="FFFFFF"/>
+            <w:tcMar>
+              <w:top w:w="80" w:type="dxa"/>
+              <w:left w:w="80" w:type="dxa"/>
+              <w:bottom w:w="80" w:type="dxa"/>
+              <w:right w:w="80" w:type="dxa"/>
+            </w:tcMar>
+          </w:tcPr>
+          <w:p>
+            <w:pPr>
+              <w:spacing w:after="20"/>
+            </w:pPr>
+            <w:r>
+              <w:rPr>
+                <w:b w:val="0"/>
+                <w:sz w:val="18"/>
+              </w:rPr>
+              <w:t>All • 15-minute check-in</w:t>
+            </w:r>
+          </w:p>
+        </w:tc>
+        <w:tc>
+          <w:tcPr>
+            <w:tcW w:type="dxa" w:w="3029"/>
+            <w:shd w:fill="FFFFFF"/>
+            <w:tcMar>
+              <w:top w:w="80" w:type="dxa"/>
+              <w:left w:w="80" w:type="dxa"/>
+              <w:bottom w:w="80" w:type="dxa"/>
+              <w:right w:w="80" w:type="dxa"/>
+            </w:tcMar>
+          </w:tcPr>
+          <w:p>
+            <w:pPr>
+              <w:spacing w:after="20"/>
+            </w:pPr>
+            <w:r>
+              <w:rPr>
+                <w:b w:val="0"/>
+                <w:sz w:val="18"/>
+              </w:rPr>
+              <w:t>Family choice</w:t>
             </w:r>
           </w:p>
         </w:tc>
       </w:tr>
     </w:tbl>
+    <w:p>
+      <w:pPr>
+        <w:spacing w:after="0"/>
+      </w:pPr>
+    </w:p>
+    <w:p>
+      <w:pPr>
+        <w:pStyle w:val="Heading1"/>
+      </w:pPr>
+      <w:r>
+        <w:t>Shared jobs</w:t>
+      </w:r>
+    </w:p>
+    <w:tbl>
+      <w:tblPr>
+        <w:tblW w:type="auto" w:w="0"/>
+        <w:tblLayout w:type="fixed"/>
+        <w:tblLook w:firstColumn="1" w:firstRow="1" w:lastColumn="0" w:lastRow="0" w:noHBand="0" w:noVBand="1" w:val="04A0"/>
+      </w:tblPr>
+      <w:tblGrid>
+        <w:gridCol w:w="4589"/>
+        <w:gridCol w:w="4589"/>
+        <w:gridCol w:w="4589"/>
+      </w:tblGrid>
+      <w:tr>
+        <w:trPr>
+          <w:cantSplit/>
+          <w:tblHeader/>
+        </w:trPr>
+        <w:tc>
+          <w:tcPr>
+            <w:tcW w:type="dxa" w:w="4589"/>
+            <w:shd w:fill="F7EFE4"/>
+            <w:tcMar>
+              <w:top w:w="80" w:type="dxa"/>
+              <w:left w:w="80" w:type="dxa"/>
+              <w:bottom w:w="80" w:type="dxa"/>
+              <w:right w:w="80" w:type="dxa"/>
+            </w:tcMar>
+          </w:tcPr>
+          <w:p>
+            <w:pPr>
+              <w:spacing w:after="20"/>
+            </w:pPr>
+            <w:r>
+              <w:rPr>
+                <w:b/>
+                <w:sz w:val="18"/>
+              </w:rPr>
+              <w:t>Alex</w:t>
+            </w:r>
+          </w:p>
+        </w:tc>
+        <w:tc>
+          <w:tcPr>
+            <w:tcW w:type="dxa" w:w="4589"/>
+            <w:shd w:fill="F7EFE4"/>
+            <w:tcMar>
+              <w:top w:w="80" w:type="dxa"/>
+              <w:left w:w="80" w:type="dxa"/>
+              <w:bottom w:w="80" w:type="dxa"/>
+              <w:right w:w="80" w:type="dxa"/>
+            </w:tcMar>
+          </w:tcPr>
+          <w:p>
+            <w:pPr>
+              <w:spacing w:after="20"/>
+            </w:pPr>
+            <w:r>
+              <w:rPr>
+                <w:b/>
+                <w:sz w:val="18"/>
+              </w:rPr>
+              <w:t>Taylor</w:t>
+            </w:r>
+          </w:p>
+        </w:tc>
+        <w:tc>
+          <w:tcPr>
+            <w:tcW w:type="dxa" w:w="4589"/>
+            <w:shd w:fill="F7EFE4"/>
+            <w:tcMar>
+              <w:top w:w="80" w:type="dxa"/>
+              <w:left w:w="80" w:type="dxa"/>
+              <w:bottom w:w="80" w:type="dxa"/>
+              <w:right w:w="80" w:type="dxa"/>
+            </w:tcMar>
+          </w:tcPr>
+          <w:p>
+            <w:pPr>
+              <w:spacing w:after="20"/>
+            </w:pPr>
+            <w:r>
+              <w:rPr>
+                <w:b/>
+                <w:sz w:val="18"/>
+              </w:rPr>
+              <w:t>Riley</w:t>
+            </w:r>
+          </w:p>
+        </w:tc>
+      </w:tr>
+      <w:tr>
+        <w:trPr>
+          <w:cantSplit/>
+        </w:trPr>
+        <w:tc>
+          <w:tcPr>
+            <w:tcW w:type="dxa" w:w="4589"/>
+            <w:shd w:fill="FFFFFF"/>
+            <w:tcMar>
+              <w:top w:w="80" w:type="dxa"/>
+              <w:left w:w="80" w:type="dxa"/>
+              <w:bottom w:w="80" w:type="dxa"/>
+              <w:right w:w="80" w:type="dxa"/>
+            </w:tcMar>
+          </w:tcPr>
+          <w:p>
+            <w:pPr>
+              <w:spacing w:after="20"/>
+            </w:pPr>
+            <w:r>
+              <w:rPr>
+                <w:b w:val="0"/>
+                <w:sz w:val="18"/>
+              </w:rPr>
+              <w:t>Shopping • Tuesday</w:t>
+              <w:br/>
+              <w:t>Recycling • Thursday</w:t>
+            </w:r>
+          </w:p>
+        </w:tc>
+        <w:tc>
+          <w:tcPr>
+            <w:tcW w:type="dxa" w:w="4589"/>
+            <w:shd w:fill="FFFFFF"/>
+            <w:tcMar>
+              <w:top w:w="80" w:type="dxa"/>
+              <w:left w:w="80" w:type="dxa"/>
+              <w:bottom w:w="80" w:type="dxa"/>
+              <w:right w:w="80" w:type="dxa"/>
+            </w:tcMar>
+          </w:tcPr>
+          <w:p>
+            <w:pPr>
+              <w:spacing w:after="20"/>
+            </w:pPr>
+            <w:r>
+              <w:rPr>
+                <w:b w:val="0"/>
+                <w:sz w:val="18"/>
+              </w:rPr>
+              <w:t>Laundry • Wednesday</w:t>
+              <w:br/>
+              <w:t>Check calendar • Sunday</w:t>
+            </w:r>
+          </w:p>
+        </w:tc>
+        <w:tc>
+          <w:tcPr>
+            <w:tcW w:type="dxa" w:w="4589"/>
+            <w:shd w:fill="FFFFFF"/>
+            <w:tcMar>
+              <w:top w:w="80" w:type="dxa"/>
+              <w:left w:w="80" w:type="dxa"/>
+              <w:bottom w:w="80" w:type="dxa"/>
+              <w:right w:w="80" w:type="dxa"/>
+            </w:tcMar>
+          </w:tcPr>
+          <w:p>
+            <w:pPr>
+              <w:spacing w:after="20"/>
+            </w:pPr>
+            <w:r>
+              <w:rPr>
+                <w:b w:val="0"/>
+                <w:sz w:val="18"/>
+              </w:rPr>
+              <w:t>Water plants • Mon/Wed/Fri</w:t>
+              <w:br/>
+              <w:t>Pack bag each evening</w:t>
+            </w:r>
+          </w:p>
+        </w:tc>
+      </w:tr>
+    </w:tbl>
+    <w:p>
+      <w:pPr>
+        <w:spacing w:after="0"/>
+      </w:pPr>
+    </w:p>
+    <w:p>
+      <w:pPr>
+        <w:pStyle w:val="Heading1"/>
+      </w:pPr>
+      <w:r>
+        <w:t>Shopping and reminders</w:t>
+      </w:r>
+    </w:p>
+    <w:p>
+      <w:pPr/>
+      <w:r>
+        <w:t>Milk • oats • tomatoes • apples • rice • dishwasher tablets</w:t>
+        <w:br/>
+        <w:t>Return library books Monday. Swimming bag by the door Tuesday. Confirm the picnic weather Saturday morning.</w:t>
+      </w:r>
+    </w:p>
+    <w:p>
+      <w:pPr>
+        <w:spacing w:before="160" w:after="200"/>
+        <w:shd w:fill="F7EFE4"/>
+      </w:pPr>
+      <w:r>
+        <w:rPr>
+          <w:b/>
+        </w:rPr>
+        <w:t>ROOM FOR CHANGE</w:t>
+        <w:br/>
+      </w:r>
+      <w:r>
+        <w:t>If a plan changes, tell the person doing pickup first. Add a new plan here: [Family note]</w:t>
+      </w:r>
+    </w:p>
     <w:sectPr>
-      <w:pgSz w:w="12240" w:h="15840"/>
-      <w:pgMar w:top="1008" w:right="1152" w:bottom="1008" w:left="1152" w:header="720" w:footer="720" w:gutter="0"/>
+      <w:footerReference w:type="default" r:id="rId9"/>
+      <w:pgSz w:w="15840" w:h="12240" w:orient="landscape"/>
+      <w:pgMar w:top="864" w:right="1037" w:bottom="864" w:left="1037" w:header="720" w:footer="720" w:gutter="0"/>
       <w:cols w:space="720"/>
       <w:docGrid w:linePitch="360"/>
     </w:sectPr>
   </w:body>
 </w:document>
+</file>
+
+<file path=word/footer1.xml><?xml version="1.0" encoding="utf-8"?>
+<w:ftr xmlns:m="http://schemas.openxmlformats.org/officeDocument/2006/math" xmlns:mc="http://schemas.openxmlformats.org/markup-compatibility/2006" xmlns:mo="http://schemas.microsoft.com/office/mac/office/2008/main" xmlns:mv="urn:schemas-microsoft-com:mac:vml" xmlns:o="urn:schemas-microsoft-com:office:office" xmlns:r="http://schemas.openxmlformats.org/officeDocument/2006/relationships" xmlns:v="urn:schemas-microsoft-com:vml" xmlns:w10="urn:schemas-microsoft-com:office:word" xmlns:w14="http://schemas.microsoft.com/office/word/2010/wordml" xmlns:w="http://schemas.openxmlformats.org/wordprocessingml/2006/main" xmlns:wne="http://schemas.microsoft.com/office/word/2006/wordml" xmlns:wp14="http://schemas.microsoft.com/office/word/2010/wordprocessingDrawing" xmlns:wp="http://schemas.openxmlformats.org/drawingml/2006/wordprocessingDrawing" xmlns:wpc="http://schemas.microsoft.com/office/word/2010/wordprocessingCanvas" xmlns:wpg="http://schemas.microsoft.com/office/word/2010/wordprocessingGroup" xmlns:wpi="http://schemas.microsoft.com/office/word/2010/wordprocessingInk" xmlns:wps="http://schemas.microsoft.com/office/word/2010/wordprocessingShape" mc:Ignorable="w14 wp14">
+  <w:p>
+    <w:pPr>
+      <w:pStyle w:val="Footer"/>
+    </w:pPr>
+    <w:r>
+      <w:rPr>
+        <w:sz w:val="16"/>
+      </w:rPr>
+      <w:t>Dazzler sample template • family • Replace fictional details before use</w:t>
+    </w:r>
+  </w:p>
+</w:ftr>
 </file>
 
 <file path=word/numbering.xml><?xml version="1.0" encoding="utf-8"?>
@@ -905,12 +1464,12 @@
     <w:qFormat/>
     <w:rsid w:val="00FC693F"/>
     <w:pPr>
-      <w:spacing w:after="140" w:line="276" w:lineRule="auto"/>
+      <w:spacing w:line="259" w:lineRule="auto" w:after="120"/>
     </w:pPr>
     <w:rPr>
-      <w:rFonts w:ascii="Georgia" w:hAnsi="Georgia" w:eastAsia="Georgia" w:cs="Georgia"/>
+      <w:rFonts w:ascii="Arial" w:hAnsi="Arial"/>
       <w:color w:val="000000"/>
-      <w:sz w:val="21"/>
+      <w:sz w:val="20"/>
     </w:rPr>
   </w:style>
   <w:style w:type="paragraph" w:styleId="Header">
@@ -968,15 +1527,15 @@
     <w:pPr>
       <w:keepNext/>
       <w:keepLines/>
-      <w:spacing w:before="320" w:after="140"/>
+      <w:spacing w:before="240" w:after="120" w:line="259" w:lineRule="auto"/>
       <w:outlineLvl w:val="0"/>
     </w:pPr>
     <w:rPr>
-      <w:rFonts w:cstheme="majorBidi" w:ascii="Georgia" w:hAnsi="Georgia" w:eastAsia="Georgia" w:cs="Georgia"/>
+      <w:rFonts w:cstheme="majorBidi" w:ascii="Arial" w:hAnsi="Arial"/>
       <w:b/>
       <w:bCs/>
       <w:color w:val="000000"/>
-      <w:sz w:val="28"/>
+      <w:sz w:val="26"/>
       <w:szCs w:val="28"/>
     </w:rPr>
   </w:style>
@@ -992,15 +1551,15 @@
     <w:pPr>
       <w:keepNext/>
       <w:keepLines/>
-      <w:spacing w:before="200" w:after="140"/>
+      <w:spacing w:before="200" w:after="120" w:line="259" w:lineRule="auto"/>
       <w:outlineLvl w:val="1"/>
     </w:pPr>
     <w:rPr>
-      <w:rFonts w:cstheme="majorBidi" w:ascii="Georgia" w:hAnsi="Georgia" w:eastAsia="Georgia" w:cs="Georgia"/>
+      <w:rFonts w:cstheme="majorBidi" w:ascii="Arial" w:hAnsi="Arial"/>
       <w:b/>
       <w:bCs/>
       <w:color w:val="000000"/>
-      <w:sz w:val="26"/>
+      <w:sz w:val="22"/>
       <w:szCs w:val="26"/>
     </w:rPr>
   </w:style>
@@ -1254,15 +1813,15 @@
     <w:qFormat/>
     <w:rsid w:val="00FC693F"/>
     <w:pPr>
-      <w:spacing w:after="200" w:line="240" w:lineRule="auto"/>
+      <w:spacing w:after="120" w:line="259" w:lineRule="auto"/>
       <w:contextualSpacing/>
     </w:pPr>
     <w:rPr>
-      <w:rFonts w:cstheme="majorBidi" w:ascii="Georgia" w:hAnsi="Georgia" w:eastAsia="Georgia" w:cs="Georgia"/>
+      <w:rFonts w:cstheme="majorBidi" w:ascii="Arial" w:hAnsi="Arial"/>
       <w:color w:val="000000"/>
       <w:spacing w:val="5"/>
       <w:kern w:val="28"/>
-      <w:sz w:val="58"/>
+      <w:sz w:val="56"/>
       <w:szCs w:val="52"/>
     </w:rPr>
   </w:style>
@@ -1293,10 +1852,10 @@
       <w:numPr>
         <w:ilvl w:val="1"/>
       </w:numPr>
-      <w:spacing w:after="140"/>
+      <w:spacing w:line="259" w:lineRule="auto" w:after="120"/>
     </w:pPr>
     <w:rPr>
-      <w:rFonts w:cstheme="majorBidi" w:ascii="Georgia" w:hAnsi="Georgia" w:eastAsia="Georgia" w:cs="Georgia"/>
+      <w:rFonts w:cstheme="majorBidi" w:ascii="Arial" w:hAnsi="Arial"/>
       <w:i/>
       <w:iCs/>
       <w:color w:val="000000"/>
@@ -1437,8 +1996,14 @@
       <w:numPr>
         <w:numId w:val="1"/>
       </w:numPr>
+      <w:spacing w:line="259" w:lineRule="auto" w:after="120"/>
       <w:contextualSpacing/>
     </w:pPr>
+    <w:rPr>
+      <w:rFonts w:ascii="Arial" w:hAnsi="Arial"/>
+      <w:color w:val="000000"/>
+      <w:sz w:val="20"/>
+    </w:rPr>
   </w:style>
   <w:style w:type="paragraph" w:styleId="ListBullet2">
     <w:name w:val="List Bullet 2"/>

--- a/docs/templates/docx/family.docx
+++ b/docs/templates/docx/family.docx
@@ -6,10 +6,10 @@
       <w:r>
         <w:rPr>
           <w:b/>
-          <w:color w:val="725031"/>
-          <w:sz w:val="18"/>
+          <w:color w:val="086A66"/>
+          <w:sz w:val="16"/>
         </w:rPr>
-        <w:t>THE FRIDGE PLANNER</w:t>
+        <w:t>THE FRIDGE PLANNER   /   01</w:t>
       </w:r>
     </w:p>
     <w:p>
@@ -25,6 +25,9 @@
         <w:pStyle w:val="Subtitle"/>
       </w:pPr>
       <w:r>
+        <w:rPr>
+          <w:i/>
+        </w:rPr>
         <w:t>Morgan household • 21–27 June 2027</w:t>
       </w:r>
     </w:p>
@@ -35,10 +38,9 @@
         <w:tblLook w:firstColumn="1" w:firstRow="1" w:lastColumn="0" w:lastRow="0" w:noHBand="0" w:noVBand="1" w:val="04A0"/>
       </w:tblPr>
       <w:tblGrid>
-        <w:gridCol w:w="1652"/>
-        <w:gridCol w:w="5231"/>
-        <w:gridCol w:w="3854"/>
-        <w:gridCol w:w="3029"/>
+        <w:gridCol w:w="4685"/>
+        <w:gridCol w:w="4685"/>
+        <w:gridCol w:w="4685"/>
       </w:tblGrid>
       <w:tr>
         <w:trPr>
@@ -47,23 +49,216 @@
         </w:trPr>
         <w:tc>
           <w:tcPr>
-            <w:tcW w:type="dxa" w:w="1652"/>
-            <w:shd w:fill="F7EFE4"/>
+            <w:tcW w:type="dxa" w:w="4685"/>
+            <w:shd w:fill="086A66"/>
             <w:tcMar>
-              <w:top w:w="80" w:type="dxa"/>
-              <w:left w:w="80" w:type="dxa"/>
-              <w:bottom w:w="80" w:type="dxa"/>
-              <w:right w:w="80" w:type="dxa"/>
+              <w:top w:w="45" w:type="dxa"/>
+              <w:left w:w="45" w:type="dxa"/>
+              <w:bottom w:w="45" w:type="dxa"/>
+              <w:right w:w="45" w:type="dxa"/>
             </w:tcMar>
           </w:tcPr>
           <w:p>
             <w:pPr>
-              <w:spacing w:after="20"/>
+              <w:spacing w:after="0"/>
             </w:pPr>
             <w:r>
               <w:rPr>
+                <w:rFonts w:ascii="Arial" w:hAnsi="Arial"/>
                 <w:b/>
-                <w:sz w:val="18"/>
+                <w:color w:val="FFFFFF"/>
+                <w:sz w:val="44"/>
+              </w:rPr>
+              <w:t>7</w:t>
+            </w:r>
+          </w:p>
+        </w:tc>
+        <w:tc>
+          <w:tcPr>
+            <w:tcW w:type="dxa" w:w="4685"/>
+            <w:shd w:fill="086A66"/>
+            <w:tcMar>
+              <w:top w:w="45" w:type="dxa"/>
+              <w:left w:w="45" w:type="dxa"/>
+              <w:bottom w:w="45" w:type="dxa"/>
+              <w:right w:w="45" w:type="dxa"/>
+            </w:tcMar>
+            <w:shd w:fill="AC402A"/>
+          </w:tcPr>
+          <w:p>
+            <w:pPr>
+              <w:spacing w:after="0"/>
+            </w:pPr>
+            <w:r>
+              <w:rPr>
+                <w:rFonts w:ascii="Arial" w:hAnsi="Arial"/>
+                <w:b/>
+                <w:color w:val="FFFFFF"/>
+                <w:sz w:val="44"/>
+              </w:rPr>
+              <w:t>3</w:t>
+            </w:r>
+          </w:p>
+        </w:tc>
+        <w:tc>
+          <w:tcPr>
+            <w:tcW w:type="dxa" w:w="4685"/>
+            <w:shd w:fill="086A66"/>
+            <w:tcMar>
+              <w:top w:w="45" w:type="dxa"/>
+              <w:left w:w="45" w:type="dxa"/>
+              <w:bottom w:w="45" w:type="dxa"/>
+              <w:right w:w="45" w:type="dxa"/>
+            </w:tcMar>
+          </w:tcPr>
+          <w:p>
+            <w:pPr>
+              <w:spacing w:after="0"/>
+            </w:pPr>
+            <w:r>
+              <w:rPr>
+                <w:rFonts w:ascii="Arial" w:hAnsi="Arial"/>
+                <w:b/>
+                <w:color w:val="FFFFFF"/>
+                <w:sz w:val="44"/>
+              </w:rPr>
+              <w:t>1</w:t>
+            </w:r>
+          </w:p>
+        </w:tc>
+      </w:tr>
+      <w:tr>
+        <w:trPr>
+          <w:cantSplit/>
+        </w:trPr>
+        <w:tc>
+          <w:tcPr>
+            <w:tcW w:type="dxa" w:w="4685"/>
+            <w:shd w:fill="F0F2F6"/>
+            <w:tcMar>
+              <w:top w:w="45" w:type="dxa"/>
+              <w:left w:w="45" w:type="dxa"/>
+              <w:bottom w:w="45" w:type="dxa"/>
+              <w:right w:w="45" w:type="dxa"/>
+            </w:tcMar>
+          </w:tcPr>
+          <w:p>
+            <w:pPr>
+              <w:spacing w:after="0"/>
+            </w:pPr>
+            <w:r>
+              <w:rPr>
+                <w:rFonts w:ascii="Arial" w:hAnsi="Arial"/>
+                <w:b w:val="0"/>
+                <w:color w:val="172033"/>
+                <w:sz w:val="17"/>
+              </w:rPr>
+              <w:t>dinners planned</w:t>
+            </w:r>
+          </w:p>
+        </w:tc>
+        <w:tc>
+          <w:tcPr>
+            <w:tcW w:type="dxa" w:w="4685"/>
+            <w:shd w:fill="F0F2F6"/>
+            <w:tcMar>
+              <w:top w:w="45" w:type="dxa"/>
+              <w:left w:w="45" w:type="dxa"/>
+              <w:bottom w:w="45" w:type="dxa"/>
+              <w:right w:w="45" w:type="dxa"/>
+            </w:tcMar>
+          </w:tcPr>
+          <w:p>
+            <w:pPr>
+              <w:spacing w:after="0"/>
+            </w:pPr>
+            <w:r>
+              <w:rPr>
+                <w:rFonts w:ascii="Arial" w:hAnsi="Arial"/>
+                <w:b w:val="0"/>
+                <w:color w:val="172033"/>
+                <w:sz w:val="17"/>
+              </w:rPr>
+              <w:t>shared owners</w:t>
+            </w:r>
+          </w:p>
+        </w:tc>
+        <w:tc>
+          <w:tcPr>
+            <w:tcW w:type="dxa" w:w="4685"/>
+            <w:shd w:fill="F0F2F6"/>
+            <w:tcMar>
+              <w:top w:w="45" w:type="dxa"/>
+              <w:left w:w="45" w:type="dxa"/>
+              <w:bottom w:w="45" w:type="dxa"/>
+              <w:right w:w="45" w:type="dxa"/>
+            </w:tcMar>
+          </w:tcPr>
+          <w:p>
+            <w:pPr>
+              <w:spacing w:after="0"/>
+            </w:pPr>
+            <w:r>
+              <w:rPr>
+                <w:rFonts w:ascii="Arial" w:hAnsi="Arial"/>
+                <w:b w:val="0"/>
+                <w:color w:val="172033"/>
+                <w:sz w:val="17"/>
+              </w:rPr>
+              <w:t>calm place to check</w:t>
+            </w:r>
+          </w:p>
+        </w:tc>
+      </w:tr>
+    </w:tbl>
+    <w:p>
+      <w:pPr>
+        <w:spacing w:after="0" w:before="0" w:line="60" w:lineRule="exact"/>
+      </w:pPr>
+      <w:r>
+        <w:rPr>
+          <w:sz w:val="6"/>
+        </w:rPr>
+      </w:r>
+    </w:p>
+    <w:tbl>
+      <w:tblPr>
+        <w:tblW w:type="auto" w:w="0"/>
+        <w:tblLayout w:type="fixed"/>
+        <w:tblLook w:firstColumn="1" w:firstRow="1" w:lastColumn="0" w:lastRow="0" w:noHBand="0" w:noVBand="1" w:val="04A0"/>
+      </w:tblPr>
+      <w:tblGrid>
+        <w:gridCol w:w="1686"/>
+        <w:gridCol w:w="5341"/>
+        <w:gridCol w:w="3935"/>
+        <w:gridCol w:w="3092"/>
+      </w:tblGrid>
+      <w:tr>
+        <w:trPr>
+          <w:cantSplit/>
+          <w:tblHeader/>
+        </w:trPr>
+        <w:tc>
+          <w:tcPr>
+            <w:tcW w:type="dxa" w:w="1686"/>
+            <w:shd w:fill="086A66"/>
+            <w:tcMar>
+              <w:top w:w="45" w:type="dxa"/>
+              <w:left w:w="45" w:type="dxa"/>
+              <w:bottom w:w="45" w:type="dxa"/>
+              <w:right w:w="45" w:type="dxa"/>
+            </w:tcMar>
+          </w:tcPr>
+          <w:p>
+            <w:pPr>
+              <w:spacing w:after="0"/>
+            </w:pPr>
+            <w:r>
+              <w:rPr>
+                <w:rFonts w:ascii="Arial" w:hAnsi="Arial"/>
+                <w:b/>
+                <w:color w:val="FFFFFF"/>
+                <w:sz w:val="17"/>
               </w:rPr>
               <w:t>Day</w:t>
             </w:r>
@@ -71,23 +266,25 @@
         </w:tc>
         <w:tc>
           <w:tcPr>
-            <w:tcW w:type="dxa" w:w="5231"/>
-            <w:shd w:fill="F7EFE4"/>
+            <w:tcW w:type="dxa" w:w="5341"/>
+            <w:shd w:fill="086A66"/>
             <w:tcMar>
-              <w:top w:w="80" w:type="dxa"/>
-              <w:left w:w="80" w:type="dxa"/>
-              <w:bottom w:w="80" w:type="dxa"/>
-              <w:right w:w="80" w:type="dxa"/>
+              <w:top w:w="45" w:type="dxa"/>
+              <w:left w:w="45" w:type="dxa"/>
+              <w:bottom w:w="45" w:type="dxa"/>
+              <w:right w:w="45" w:type="dxa"/>
             </w:tcMar>
           </w:tcPr>
           <w:p>
             <w:pPr>
-              <w:spacing w:after="20"/>
+              <w:spacing w:after="0"/>
             </w:pPr>
             <w:r>
               <w:rPr>
+                <w:rFonts w:ascii="Arial" w:hAnsi="Arial"/>
                 <w:b/>
-                <w:sz w:val="18"/>
+                <w:color w:val="FFFFFF"/>
+                <w:sz w:val="17"/>
               </w:rPr>
               <w:t>Plans and appointments</w:t>
             </w:r>
@@ -95,23 +292,25 @@
         </w:tc>
         <w:tc>
           <w:tcPr>
-            <w:tcW w:type="dxa" w:w="3854"/>
-            <w:shd w:fill="F7EFE4"/>
+            <w:tcW w:type="dxa" w:w="3935"/>
+            <w:shd w:fill="086A66"/>
             <w:tcMar>
-              <w:top w:w="80" w:type="dxa"/>
-              <w:left w:w="80" w:type="dxa"/>
-              <w:bottom w:w="80" w:type="dxa"/>
-              <w:right w:w="80" w:type="dxa"/>
+              <w:top w:w="45" w:type="dxa"/>
+              <w:left w:w="45" w:type="dxa"/>
+              <w:bottom w:w="45" w:type="dxa"/>
+              <w:right w:w="45" w:type="dxa"/>
             </w:tcMar>
           </w:tcPr>
           <w:p>
             <w:pPr>
-              <w:spacing w:after="20"/>
+              <w:spacing w:after="0"/>
             </w:pPr>
             <w:r>
               <w:rPr>
+                <w:rFonts w:ascii="Arial" w:hAnsi="Arial"/>
                 <w:b/>
-                <w:sz w:val="18"/>
+                <w:color w:val="FFFFFF"/>
+                <w:sz w:val="17"/>
               </w:rPr>
               <w:t>Pickup or owner</w:t>
             </w:r>
@@ -119,23 +318,25 @@
         </w:tc>
         <w:tc>
           <w:tcPr>
-            <w:tcW w:type="dxa" w:w="3029"/>
-            <w:shd w:fill="F7EFE4"/>
+            <w:tcW w:type="dxa" w:w="3092"/>
+            <w:shd w:fill="086A66"/>
             <w:tcMar>
-              <w:top w:w="80" w:type="dxa"/>
-              <w:left w:w="80" w:type="dxa"/>
-              <w:bottom w:w="80" w:type="dxa"/>
-              <w:right w:w="80" w:type="dxa"/>
+              <w:top w:w="45" w:type="dxa"/>
+              <w:left w:w="45" w:type="dxa"/>
+              <w:bottom w:w="45" w:type="dxa"/>
+              <w:right w:w="45" w:type="dxa"/>
             </w:tcMar>
           </w:tcPr>
           <w:p>
             <w:pPr>
-              <w:spacing w:after="20"/>
+              <w:spacing w:after="0"/>
             </w:pPr>
             <w:r>
               <w:rPr>
+                <w:rFonts w:ascii="Arial" w:hAnsi="Arial"/>
                 <w:b/>
-                <w:sz w:val="18"/>
+                <w:color w:val="FFFFFF"/>
+                <w:sz w:val="17"/>
               </w:rPr>
               <w:t>Dinner</w:t>
             </w:r>
@@ -148,23 +349,25 @@
         </w:trPr>
         <w:tc>
           <w:tcPr>
-            <w:tcW w:type="dxa" w:w="1652"/>
-            <w:shd w:fill="FFFFFF"/>
+            <w:tcW w:type="dxa" w:w="1686"/>
+            <w:shd w:fill="F0F2F6"/>
             <w:tcMar>
-              <w:top w:w="80" w:type="dxa"/>
-              <w:left w:w="80" w:type="dxa"/>
-              <w:bottom w:w="80" w:type="dxa"/>
-              <w:right w:w="80" w:type="dxa"/>
+              <w:top w:w="45" w:type="dxa"/>
+              <w:left w:w="45" w:type="dxa"/>
+              <w:bottom w:w="45" w:type="dxa"/>
+              <w:right w:w="45" w:type="dxa"/>
             </w:tcMar>
           </w:tcPr>
           <w:p>
             <w:pPr>
-              <w:spacing w:after="20"/>
+              <w:spacing w:after="0"/>
             </w:pPr>
             <w:r>
               <w:rPr>
+                <w:rFonts w:ascii="Arial" w:hAnsi="Arial"/>
                 <w:b w:val="0"/>
-                <w:sz w:val="18"/>
+                <w:color w:val="172033"/>
+                <w:sz w:val="17"/>
               </w:rPr>
               <w:t>Mon 21</w:t>
             </w:r>
@@ -172,23 +375,25 @@
         </w:tc>
         <w:tc>
           <w:tcPr>
-            <w:tcW w:type="dxa" w:w="5231"/>
-            <w:shd w:fill="FFFFFF"/>
+            <w:tcW w:type="dxa" w:w="5341"/>
+            <w:shd w:fill="F0F2F6"/>
             <w:tcMar>
-              <w:top w:w="80" w:type="dxa"/>
-              <w:left w:w="80" w:type="dxa"/>
-              <w:bottom w:w="80" w:type="dxa"/>
-              <w:right w:w="80" w:type="dxa"/>
+              <w:top w:w="45" w:type="dxa"/>
+              <w:left w:w="45" w:type="dxa"/>
+              <w:bottom w:w="45" w:type="dxa"/>
+              <w:right w:w="45" w:type="dxa"/>
             </w:tcMar>
           </w:tcPr>
           <w:p>
             <w:pPr>
-              <w:spacing w:after="20"/>
+              <w:spacing w:after="0"/>
             </w:pPr>
             <w:r>
               <w:rPr>
+                <w:rFonts w:ascii="Arial" w:hAnsi="Arial"/>
                 <w:b w:val="0"/>
-                <w:sz w:val="18"/>
+                <w:color w:val="172033"/>
+                <w:sz w:val="17"/>
               </w:rPr>
               <w:t>Library returns • 16:00</w:t>
             </w:r>
@@ -196,23 +401,25 @@
         </w:tc>
         <w:tc>
           <w:tcPr>
-            <w:tcW w:type="dxa" w:w="3854"/>
-            <w:shd w:fill="FFFFFF"/>
+            <w:tcW w:type="dxa" w:w="3935"/>
+            <w:shd w:fill="F0F2F6"/>
             <w:tcMar>
-              <w:top w:w="80" w:type="dxa"/>
-              <w:left w:w="80" w:type="dxa"/>
-              <w:bottom w:w="80" w:type="dxa"/>
-              <w:right w:w="80" w:type="dxa"/>
+              <w:top w:w="45" w:type="dxa"/>
+              <w:left w:w="45" w:type="dxa"/>
+              <w:bottom w:w="45" w:type="dxa"/>
+              <w:right w:w="45" w:type="dxa"/>
             </w:tcMar>
           </w:tcPr>
           <w:p>
             <w:pPr>
-              <w:spacing w:after="20"/>
+              <w:spacing w:after="0"/>
             </w:pPr>
             <w:r>
               <w:rPr>
+                <w:rFonts w:ascii="Arial" w:hAnsi="Arial"/>
                 <w:b w:val="0"/>
-                <w:sz w:val="18"/>
+                <w:color w:val="172033"/>
+                <w:sz w:val="17"/>
               </w:rPr>
               <w:t>Alex picks up Riley</w:t>
             </w:r>
@@ -220,23 +427,25 @@
         </w:tc>
         <w:tc>
           <w:tcPr>
-            <w:tcW w:type="dxa" w:w="3029"/>
-            <w:shd w:fill="FFFFFF"/>
+            <w:tcW w:type="dxa" w:w="3092"/>
+            <w:shd w:fill="F0F2F6"/>
             <w:tcMar>
-              <w:top w:w="80" w:type="dxa"/>
-              <w:left w:w="80" w:type="dxa"/>
-              <w:bottom w:w="80" w:type="dxa"/>
-              <w:right w:w="80" w:type="dxa"/>
+              <w:top w:w="45" w:type="dxa"/>
+              <w:left w:w="45" w:type="dxa"/>
+              <w:bottom w:w="45" w:type="dxa"/>
+              <w:right w:w="45" w:type="dxa"/>
             </w:tcMar>
           </w:tcPr>
           <w:p>
             <w:pPr>
-              <w:spacing w:after="20"/>
+              <w:spacing w:after="0"/>
             </w:pPr>
             <w:r>
               <w:rPr>
+                <w:rFonts w:ascii="Arial" w:hAnsi="Arial"/>
                 <w:b w:val="0"/>
-                <w:sz w:val="18"/>
+                <w:color w:val="172033"/>
+                <w:sz w:val="17"/>
               </w:rPr>
               <w:t>Vegetable pasta</w:t>
             </w:r>
@@ -249,23 +458,25 @@
         </w:trPr>
         <w:tc>
           <w:tcPr>
-            <w:tcW w:type="dxa" w:w="1652"/>
-            <w:shd w:fill="F7EFE4"/>
+            <w:tcW w:type="dxa" w:w="1686"/>
+            <w:shd w:fill="FFFFFF"/>
             <w:tcMar>
-              <w:top w:w="80" w:type="dxa"/>
-              <w:left w:w="80" w:type="dxa"/>
-              <w:bottom w:w="80" w:type="dxa"/>
-              <w:right w:w="80" w:type="dxa"/>
+              <w:top w:w="45" w:type="dxa"/>
+              <w:left w:w="45" w:type="dxa"/>
+              <w:bottom w:w="45" w:type="dxa"/>
+              <w:right w:w="45" w:type="dxa"/>
             </w:tcMar>
           </w:tcPr>
           <w:p>
             <w:pPr>
-              <w:spacing w:after="20"/>
+              <w:spacing w:after="0"/>
             </w:pPr>
             <w:r>
               <w:rPr>
+                <w:rFonts w:ascii="Arial" w:hAnsi="Arial"/>
                 <w:b w:val="0"/>
-                <w:sz w:val="18"/>
+                <w:color w:val="172033"/>
+                <w:sz w:val="17"/>
               </w:rPr>
               <w:t>Tue 22</w:t>
             </w:r>
@@ -273,23 +484,25 @@
         </w:tc>
         <w:tc>
           <w:tcPr>
-            <w:tcW w:type="dxa" w:w="5231"/>
-            <w:shd w:fill="F7EFE4"/>
+            <w:tcW w:type="dxa" w:w="5341"/>
+            <w:shd w:fill="FFFFFF"/>
             <w:tcMar>
-              <w:top w:w="80" w:type="dxa"/>
-              <w:left w:w="80" w:type="dxa"/>
-              <w:bottom w:w="80" w:type="dxa"/>
-              <w:right w:w="80" w:type="dxa"/>
+              <w:top w:w="45" w:type="dxa"/>
+              <w:left w:w="45" w:type="dxa"/>
+              <w:bottom w:w="45" w:type="dxa"/>
+              <w:right w:w="45" w:type="dxa"/>
             </w:tcMar>
           </w:tcPr>
           <w:p>
             <w:pPr>
-              <w:spacing w:after="20"/>
+              <w:spacing w:after="0"/>
             </w:pPr>
             <w:r>
               <w:rPr>
+                <w:rFonts w:ascii="Arial" w:hAnsi="Arial"/>
                 <w:b w:val="0"/>
-                <w:sz w:val="18"/>
+                <w:color w:val="172033"/>
+                <w:sz w:val="17"/>
               </w:rPr>
               <w:t>Swimming • 17:15</w:t>
             </w:r>
@@ -297,23 +510,25 @@
         </w:tc>
         <w:tc>
           <w:tcPr>
-            <w:tcW w:type="dxa" w:w="3854"/>
-            <w:shd w:fill="F7EFE4"/>
+            <w:tcW w:type="dxa" w:w="3935"/>
+            <w:shd w:fill="FFFFFF"/>
             <w:tcMar>
-              <w:top w:w="80" w:type="dxa"/>
-              <w:left w:w="80" w:type="dxa"/>
-              <w:bottom w:w="80" w:type="dxa"/>
-              <w:right w:w="80" w:type="dxa"/>
+              <w:top w:w="45" w:type="dxa"/>
+              <w:left w:w="45" w:type="dxa"/>
+              <w:bottom w:w="45" w:type="dxa"/>
+              <w:right w:w="45" w:type="dxa"/>
             </w:tcMar>
           </w:tcPr>
           <w:p>
             <w:pPr>
-              <w:spacing w:after="20"/>
+              <w:spacing w:after="0"/>
             </w:pPr>
             <w:r>
               <w:rPr>
+                <w:rFonts w:ascii="Arial" w:hAnsi="Arial"/>
                 <w:b w:val="0"/>
-                <w:sz w:val="18"/>
+                <w:color w:val="172033"/>
+                <w:sz w:val="17"/>
               </w:rPr>
               <w:t>Taylor drives; Alex collects</w:t>
             </w:r>
@@ -321,23 +536,25 @@
         </w:tc>
         <w:tc>
           <w:tcPr>
-            <w:tcW w:type="dxa" w:w="3029"/>
-            <w:shd w:fill="F7EFE4"/>
+            <w:tcW w:type="dxa" w:w="3092"/>
+            <w:shd w:fill="FFFFFF"/>
             <w:tcMar>
-              <w:top w:w="80" w:type="dxa"/>
-              <w:left w:w="80" w:type="dxa"/>
-              <w:bottom w:w="80" w:type="dxa"/>
-              <w:right w:w="80" w:type="dxa"/>
+              <w:top w:w="45" w:type="dxa"/>
+              <w:left w:w="45" w:type="dxa"/>
+              <w:bottom w:w="45" w:type="dxa"/>
+              <w:right w:w="45" w:type="dxa"/>
             </w:tcMar>
           </w:tcPr>
           <w:p>
             <w:pPr>
-              <w:spacing w:after="20"/>
+              <w:spacing w:after="0"/>
             </w:pPr>
             <w:r>
               <w:rPr>
+                <w:rFonts w:ascii="Arial" w:hAnsi="Arial"/>
                 <w:b w:val="0"/>
-                <w:sz w:val="18"/>
+                <w:color w:val="172033"/>
+                <w:sz w:val="17"/>
               </w:rPr>
               <w:t>Rice bowls</w:t>
             </w:r>
@@ -350,23 +567,25 @@
         </w:trPr>
         <w:tc>
           <w:tcPr>
-            <w:tcW w:type="dxa" w:w="1652"/>
-            <w:shd w:fill="FFFFFF"/>
+            <w:tcW w:type="dxa" w:w="1686"/>
+            <w:shd w:fill="F0F2F6"/>
             <w:tcMar>
-              <w:top w:w="80" w:type="dxa"/>
-              <w:left w:w="80" w:type="dxa"/>
-              <w:bottom w:w="80" w:type="dxa"/>
-              <w:right w:w="80" w:type="dxa"/>
+              <w:top w:w="45" w:type="dxa"/>
+              <w:left w:w="45" w:type="dxa"/>
+              <w:bottom w:w="45" w:type="dxa"/>
+              <w:right w:w="45" w:type="dxa"/>
             </w:tcMar>
           </w:tcPr>
           <w:p>
             <w:pPr>
-              <w:spacing w:after="20"/>
+              <w:spacing w:after="0"/>
             </w:pPr>
             <w:r>
               <w:rPr>
+                <w:rFonts w:ascii="Arial" w:hAnsi="Arial"/>
                 <w:b w:val="0"/>
-                <w:sz w:val="18"/>
+                <w:color w:val="172033"/>
+                <w:sz w:val="17"/>
               </w:rPr>
               <w:t>Wed 23</w:t>
             </w:r>
@@ -374,23 +593,25 @@
         </w:tc>
         <w:tc>
           <w:tcPr>
-            <w:tcW w:type="dxa" w:w="5231"/>
-            <w:shd w:fill="FFFFFF"/>
+            <w:tcW w:type="dxa" w:w="5341"/>
+            <w:shd w:fill="F0F2F6"/>
             <w:tcMar>
-              <w:top w:w="80" w:type="dxa"/>
-              <w:left w:w="80" w:type="dxa"/>
-              <w:bottom w:w="80" w:type="dxa"/>
-              <w:right w:w="80" w:type="dxa"/>
+              <w:top w:w="45" w:type="dxa"/>
+              <w:left w:w="45" w:type="dxa"/>
+              <w:bottom w:w="45" w:type="dxa"/>
+              <w:right w:w="45" w:type="dxa"/>
             </w:tcMar>
           </w:tcPr>
           <w:p>
             <w:pPr>
-              <w:spacing w:after="20"/>
+              <w:spacing w:after="0"/>
             </w:pPr>
             <w:r>
               <w:rPr>
+                <w:rFonts w:ascii="Arial" w:hAnsi="Arial"/>
                 <w:b w:val="0"/>
-                <w:sz w:val="18"/>
+                <w:color w:val="172033"/>
+                <w:sz w:val="17"/>
               </w:rPr>
               <w:t>School project due</w:t>
             </w:r>
@@ -398,23 +619,25 @@
         </w:tc>
         <w:tc>
           <w:tcPr>
-            <w:tcW w:type="dxa" w:w="3854"/>
-            <w:shd w:fill="FFFFFF"/>
+            <w:tcW w:type="dxa" w:w="3935"/>
+            <w:shd w:fill="F0F2F6"/>
             <w:tcMar>
-              <w:top w:w="80" w:type="dxa"/>
-              <w:left w:w="80" w:type="dxa"/>
-              <w:bottom w:w="80" w:type="dxa"/>
-              <w:right w:w="80" w:type="dxa"/>
+              <w:top w:w="45" w:type="dxa"/>
+              <w:left w:w="45" w:type="dxa"/>
+              <w:bottom w:w="45" w:type="dxa"/>
+              <w:right w:w="45" w:type="dxa"/>
             </w:tcMar>
           </w:tcPr>
           <w:p>
             <w:pPr>
-              <w:spacing w:after="20"/>
+              <w:spacing w:after="0"/>
             </w:pPr>
             <w:r>
               <w:rPr>
+                <w:rFonts w:ascii="Arial" w:hAnsi="Arial"/>
                 <w:b w:val="0"/>
-                <w:sz w:val="18"/>
+                <w:color w:val="172033"/>
+                <w:sz w:val="17"/>
               </w:rPr>
               <w:t>Riley packs model Tuesday</w:t>
             </w:r>
@@ -422,23 +645,25 @@
         </w:tc>
         <w:tc>
           <w:tcPr>
-            <w:tcW w:type="dxa" w:w="3029"/>
-            <w:shd w:fill="FFFFFF"/>
+            <w:tcW w:type="dxa" w:w="3092"/>
+            <w:shd w:fill="F0F2F6"/>
             <w:tcMar>
-              <w:top w:w="80" w:type="dxa"/>
-              <w:left w:w="80" w:type="dxa"/>
-              <w:bottom w:w="80" w:type="dxa"/>
-              <w:right w:w="80" w:type="dxa"/>
+              <w:top w:w="45" w:type="dxa"/>
+              <w:left w:w="45" w:type="dxa"/>
+              <w:bottom w:w="45" w:type="dxa"/>
+              <w:right w:w="45" w:type="dxa"/>
             </w:tcMar>
           </w:tcPr>
           <w:p>
             <w:pPr>
-              <w:spacing w:after="20"/>
+              <w:spacing w:after="0"/>
             </w:pPr>
             <w:r>
               <w:rPr>
+                <w:rFonts w:ascii="Arial" w:hAnsi="Arial"/>
                 <w:b w:val="0"/>
-                <w:sz w:val="18"/>
+                <w:color w:val="172033"/>
+                <w:sz w:val="17"/>
               </w:rPr>
               <w:t>Soup and toast</w:t>
             </w:r>
@@ -451,23 +676,25 @@
         </w:trPr>
         <w:tc>
           <w:tcPr>
-            <w:tcW w:type="dxa" w:w="1652"/>
-            <w:shd w:fill="F7EFE4"/>
+            <w:tcW w:type="dxa" w:w="1686"/>
+            <w:shd w:fill="FFFFFF"/>
             <w:tcMar>
-              <w:top w:w="80" w:type="dxa"/>
-              <w:left w:w="80" w:type="dxa"/>
-              <w:bottom w:w="80" w:type="dxa"/>
-              <w:right w:w="80" w:type="dxa"/>
+              <w:top w:w="45" w:type="dxa"/>
+              <w:left w:w="45" w:type="dxa"/>
+              <w:bottom w:w="45" w:type="dxa"/>
+              <w:right w:w="45" w:type="dxa"/>
             </w:tcMar>
           </w:tcPr>
           <w:p>
             <w:pPr>
-              <w:spacing w:after="20"/>
+              <w:spacing w:after="0"/>
             </w:pPr>
             <w:r>
               <w:rPr>
+                <w:rFonts w:ascii="Arial" w:hAnsi="Arial"/>
                 <w:b w:val="0"/>
-                <w:sz w:val="18"/>
+                <w:color w:val="172033"/>
+                <w:sz w:val="17"/>
               </w:rPr>
               <w:t>Thu 24</w:t>
             </w:r>
@@ -475,23 +702,25 @@
         </w:tc>
         <w:tc>
           <w:tcPr>
-            <w:tcW w:type="dxa" w:w="5231"/>
-            <w:shd w:fill="F7EFE4"/>
+            <w:tcW w:type="dxa" w:w="5341"/>
+            <w:shd w:fill="FFFFFF"/>
             <w:tcMar>
-              <w:top w:w="80" w:type="dxa"/>
-              <w:left w:w="80" w:type="dxa"/>
-              <w:bottom w:w="80" w:type="dxa"/>
-              <w:right w:w="80" w:type="dxa"/>
+              <w:top w:w="45" w:type="dxa"/>
+              <w:left w:w="45" w:type="dxa"/>
+              <w:bottom w:w="45" w:type="dxa"/>
+              <w:right w:w="45" w:type="dxa"/>
             </w:tcMar>
           </w:tcPr>
           <w:p>
             <w:pPr>
-              <w:spacing w:after="20"/>
+              <w:spacing w:after="0"/>
             </w:pPr>
             <w:r>
               <w:rPr>
+                <w:rFonts w:ascii="Arial" w:hAnsi="Arial"/>
                 <w:b w:val="0"/>
-                <w:sz w:val="18"/>
+                <w:color w:val="172033"/>
+                <w:sz w:val="17"/>
               </w:rPr>
               <w:t>Dentist • 15:30</w:t>
             </w:r>
@@ -499,23 +728,25 @@
         </w:tc>
         <w:tc>
           <w:tcPr>
-            <w:tcW w:type="dxa" w:w="3854"/>
-            <w:shd w:fill="F7EFE4"/>
+            <w:tcW w:type="dxa" w:w="3935"/>
+            <w:shd w:fill="FFFFFF"/>
             <w:tcMar>
-              <w:top w:w="80" w:type="dxa"/>
-              <w:left w:w="80" w:type="dxa"/>
-              <w:bottom w:w="80" w:type="dxa"/>
-              <w:right w:w="80" w:type="dxa"/>
+              <w:top w:w="45" w:type="dxa"/>
+              <w:left w:w="45" w:type="dxa"/>
+              <w:bottom w:w="45" w:type="dxa"/>
+              <w:right w:w="45" w:type="dxa"/>
             </w:tcMar>
           </w:tcPr>
           <w:p>
             <w:pPr>
-              <w:spacing w:after="20"/>
+              <w:spacing w:after="0"/>
             </w:pPr>
             <w:r>
               <w:rPr>
+                <w:rFonts w:ascii="Arial" w:hAnsi="Arial"/>
                 <w:b w:val="0"/>
-                <w:sz w:val="18"/>
+                <w:color w:val="172033"/>
+                <w:sz w:val="17"/>
               </w:rPr>
               <w:t>Taylor • leave at 15:00</w:t>
             </w:r>
@@ -523,23 +754,25 @@
         </w:tc>
         <w:tc>
           <w:tcPr>
-            <w:tcW w:type="dxa" w:w="3029"/>
-            <w:shd w:fill="F7EFE4"/>
+            <w:tcW w:type="dxa" w:w="3092"/>
+            <w:shd w:fill="FFFFFF"/>
             <w:tcMar>
-              <w:top w:w="80" w:type="dxa"/>
-              <w:left w:w="80" w:type="dxa"/>
-              <w:bottom w:w="80" w:type="dxa"/>
-              <w:right w:w="80" w:type="dxa"/>
+              <w:top w:w="45" w:type="dxa"/>
+              <w:left w:w="45" w:type="dxa"/>
+              <w:bottom w:w="45" w:type="dxa"/>
+              <w:right w:w="45" w:type="dxa"/>
             </w:tcMar>
           </w:tcPr>
           <w:p>
             <w:pPr>
-              <w:spacing w:after="20"/>
+              <w:spacing w:after="0"/>
             </w:pPr>
             <w:r>
               <w:rPr>
+                <w:rFonts w:ascii="Arial" w:hAnsi="Arial"/>
                 <w:b w:val="0"/>
-                <w:sz w:val="18"/>
+                <w:color w:val="172033"/>
+                <w:sz w:val="17"/>
               </w:rPr>
               <w:t>Tray-bake potatoes</w:t>
             </w:r>
@@ -552,23 +785,25 @@
         </w:trPr>
         <w:tc>
           <w:tcPr>
-            <w:tcW w:type="dxa" w:w="1652"/>
-            <w:shd w:fill="FFFFFF"/>
+            <w:tcW w:type="dxa" w:w="1686"/>
+            <w:shd w:fill="F0F2F6"/>
             <w:tcMar>
-              <w:top w:w="80" w:type="dxa"/>
-              <w:left w:w="80" w:type="dxa"/>
-              <w:bottom w:w="80" w:type="dxa"/>
-              <w:right w:w="80" w:type="dxa"/>
+              <w:top w:w="45" w:type="dxa"/>
+              <w:left w:w="45" w:type="dxa"/>
+              <w:bottom w:w="45" w:type="dxa"/>
+              <w:right w:w="45" w:type="dxa"/>
             </w:tcMar>
           </w:tcPr>
           <w:p>
             <w:pPr>
-              <w:spacing w:after="20"/>
+              <w:spacing w:after="0"/>
             </w:pPr>
             <w:r>
               <w:rPr>
+                <w:rFonts w:ascii="Arial" w:hAnsi="Arial"/>
                 <w:b w:val="0"/>
-                <w:sz w:val="18"/>
+                <w:color w:val="172033"/>
+                <w:sz w:val="17"/>
               </w:rPr>
               <w:t>Fri 25</w:t>
             </w:r>
@@ -576,23 +811,25 @@
         </w:tc>
         <w:tc>
           <w:tcPr>
-            <w:tcW w:type="dxa" w:w="5231"/>
-            <w:shd w:fill="FFFFFF"/>
+            <w:tcW w:type="dxa" w:w="5341"/>
+            <w:shd w:fill="F0F2F6"/>
             <w:tcMar>
-              <w:top w:w="80" w:type="dxa"/>
-              <w:left w:w="80" w:type="dxa"/>
-              <w:bottom w:w="80" w:type="dxa"/>
-              <w:right w:w="80" w:type="dxa"/>
+              <w:top w:w="45" w:type="dxa"/>
+              <w:left w:w="45" w:type="dxa"/>
+              <w:bottom w:w="45" w:type="dxa"/>
+              <w:right w:w="45" w:type="dxa"/>
             </w:tcMar>
           </w:tcPr>
           <w:p>
             <w:pPr>
-              <w:spacing w:after="20"/>
+              <w:spacing w:after="0"/>
             </w:pPr>
             <w:r>
               <w:rPr>
+                <w:rFonts w:ascii="Arial" w:hAnsi="Arial"/>
                 <w:b w:val="0"/>
-                <w:sz w:val="18"/>
+                <w:color w:val="172033"/>
+                <w:sz w:val="17"/>
               </w:rPr>
               <w:t>Movie night • 19:00</w:t>
             </w:r>
@@ -600,23 +837,25 @@
         </w:tc>
         <w:tc>
           <w:tcPr>
-            <w:tcW w:type="dxa" w:w="3854"/>
-            <w:shd w:fill="FFFFFF"/>
+            <w:tcW w:type="dxa" w:w="3935"/>
+            <w:shd w:fill="F0F2F6"/>
             <w:tcMar>
-              <w:top w:w="80" w:type="dxa"/>
-              <w:left w:w="80" w:type="dxa"/>
-              <w:bottom w:w="80" w:type="dxa"/>
-              <w:right w:w="80" w:type="dxa"/>
+              <w:top w:w="45" w:type="dxa"/>
+              <w:left w:w="45" w:type="dxa"/>
+              <w:bottom w:w="45" w:type="dxa"/>
+              <w:right w:w="45" w:type="dxa"/>
             </w:tcMar>
           </w:tcPr>
           <w:p>
             <w:pPr>
-              <w:spacing w:after="20"/>
+              <w:spacing w:after="0"/>
             </w:pPr>
             <w:r>
               <w:rPr>
+                <w:rFonts w:ascii="Arial" w:hAnsi="Arial"/>
                 <w:b w:val="0"/>
-                <w:sz w:val="18"/>
+                <w:color w:val="172033"/>
+                <w:sz w:val="17"/>
               </w:rPr>
               <w:t>Everyone chooses one option</w:t>
             </w:r>
@@ -624,23 +863,25 @@
         </w:tc>
         <w:tc>
           <w:tcPr>
-            <w:tcW w:type="dxa" w:w="3029"/>
-            <w:shd w:fill="FFFFFF"/>
+            <w:tcW w:type="dxa" w:w="3092"/>
+            <w:shd w:fill="F0F2F6"/>
             <w:tcMar>
-              <w:top w:w="80" w:type="dxa"/>
-              <w:left w:w="80" w:type="dxa"/>
-              <w:bottom w:w="80" w:type="dxa"/>
-              <w:right w:w="80" w:type="dxa"/>
+              <w:top w:w="45" w:type="dxa"/>
+              <w:left w:w="45" w:type="dxa"/>
+              <w:bottom w:w="45" w:type="dxa"/>
+              <w:right w:w="45" w:type="dxa"/>
             </w:tcMar>
           </w:tcPr>
           <w:p>
             <w:pPr>
-              <w:spacing w:after="20"/>
+              <w:spacing w:after="0"/>
             </w:pPr>
             <w:r>
               <w:rPr>
+                <w:rFonts w:ascii="Arial" w:hAnsi="Arial"/>
                 <w:b w:val="0"/>
-                <w:sz w:val="18"/>
+                <w:color w:val="172033"/>
+                <w:sz w:val="17"/>
               </w:rPr>
               <w:t>Homemade pizza</w:t>
             </w:r>
@@ -653,23 +894,25 @@
         </w:trPr>
         <w:tc>
           <w:tcPr>
-            <w:tcW w:type="dxa" w:w="1652"/>
-            <w:shd w:fill="F7EFE4"/>
+            <w:tcW w:type="dxa" w:w="1686"/>
+            <w:shd w:fill="FFFFFF"/>
             <w:tcMar>
-              <w:top w:w="80" w:type="dxa"/>
-              <w:left w:w="80" w:type="dxa"/>
-              <w:bottom w:w="80" w:type="dxa"/>
-              <w:right w:w="80" w:type="dxa"/>
+              <w:top w:w="45" w:type="dxa"/>
+              <w:left w:w="45" w:type="dxa"/>
+              <w:bottom w:w="45" w:type="dxa"/>
+              <w:right w:w="45" w:type="dxa"/>
             </w:tcMar>
           </w:tcPr>
           <w:p>
             <w:pPr>
-              <w:spacing w:after="20"/>
+              <w:spacing w:after="0"/>
             </w:pPr>
             <w:r>
               <w:rPr>
+                <w:rFonts w:ascii="Arial" w:hAnsi="Arial"/>
                 <w:b w:val="0"/>
-                <w:sz w:val="18"/>
+                <w:color w:val="172033"/>
+                <w:sz w:val="17"/>
               </w:rPr>
               <w:t>Sat 26</w:t>
             </w:r>
@@ -677,23 +920,25 @@
         </w:tc>
         <w:tc>
           <w:tcPr>
-            <w:tcW w:type="dxa" w:w="5231"/>
-            <w:shd w:fill="F7EFE4"/>
+            <w:tcW w:type="dxa" w:w="5341"/>
+            <w:shd w:fill="FFFFFF"/>
             <w:tcMar>
-              <w:top w:w="80" w:type="dxa"/>
-              <w:left w:w="80" w:type="dxa"/>
-              <w:bottom w:w="80" w:type="dxa"/>
-              <w:right w:w="80" w:type="dxa"/>
+              <w:top w:w="45" w:type="dxa"/>
+              <w:left w:w="45" w:type="dxa"/>
+              <w:bottom w:w="45" w:type="dxa"/>
+              <w:right w:w="45" w:type="dxa"/>
             </w:tcMar>
           </w:tcPr>
           <w:p>
             <w:pPr>
-              <w:spacing w:after="20"/>
+              <w:spacing w:after="0"/>
             </w:pPr>
             <w:r>
               <w:rPr>
+                <w:rFonts w:ascii="Arial" w:hAnsi="Arial"/>
                 <w:b w:val="0"/>
-                <w:sz w:val="18"/>
+                <w:color w:val="172033"/>
+                <w:sz w:val="17"/>
               </w:rPr>
               <w:t>Park picnic • 12:00</w:t>
             </w:r>
@@ -701,23 +946,25 @@
         </w:tc>
         <w:tc>
           <w:tcPr>
-            <w:tcW w:type="dxa" w:w="3854"/>
-            <w:shd w:fill="F7EFE4"/>
+            <w:tcW w:type="dxa" w:w="3935"/>
+            <w:shd w:fill="FFFFFF"/>
             <w:tcMar>
-              <w:top w:w="80" w:type="dxa"/>
-              <w:left w:w="80" w:type="dxa"/>
-              <w:bottom w:w="80" w:type="dxa"/>
-              <w:right w:w="80" w:type="dxa"/>
+              <w:top w:w="45" w:type="dxa"/>
+              <w:left w:w="45" w:type="dxa"/>
+              <w:bottom w:w="45" w:type="dxa"/>
+              <w:right w:w="45" w:type="dxa"/>
             </w:tcMar>
           </w:tcPr>
           <w:p>
             <w:pPr>
-              <w:spacing w:after="20"/>
+              <w:spacing w:after="0"/>
             </w:pPr>
             <w:r>
               <w:rPr>
+                <w:rFonts w:ascii="Arial" w:hAnsi="Arial"/>
                 <w:b w:val="0"/>
-                <w:sz w:val="18"/>
+                <w:color w:val="172033"/>
+                <w:sz w:val="17"/>
               </w:rPr>
               <w:t>Alex packs lunch</w:t>
             </w:r>
@@ -725,23 +972,25 @@
         </w:tc>
         <w:tc>
           <w:tcPr>
-            <w:tcW w:type="dxa" w:w="3029"/>
-            <w:shd w:fill="F7EFE4"/>
+            <w:tcW w:type="dxa" w:w="3092"/>
+            <w:shd w:fill="FFFFFF"/>
             <w:tcMar>
-              <w:top w:w="80" w:type="dxa"/>
-              <w:left w:w="80" w:type="dxa"/>
-              <w:bottom w:w="80" w:type="dxa"/>
-              <w:right w:w="80" w:type="dxa"/>
+              <w:top w:w="45" w:type="dxa"/>
+              <w:left w:w="45" w:type="dxa"/>
+              <w:bottom w:w="45" w:type="dxa"/>
+              <w:right w:w="45" w:type="dxa"/>
             </w:tcMar>
           </w:tcPr>
           <w:p>
             <w:pPr>
-              <w:spacing w:after="20"/>
+              <w:spacing w:after="0"/>
             </w:pPr>
             <w:r>
               <w:rPr>
+                <w:rFonts w:ascii="Arial" w:hAnsi="Arial"/>
                 <w:b w:val="0"/>
-                <w:sz w:val="18"/>
+                <w:color w:val="172033"/>
+                <w:sz w:val="17"/>
               </w:rPr>
               <w:t>Leftovers</w:t>
             </w:r>
@@ -754,23 +1003,25 @@
         </w:trPr>
         <w:tc>
           <w:tcPr>
-            <w:tcW w:type="dxa" w:w="1652"/>
-            <w:shd w:fill="FFFFFF"/>
+            <w:tcW w:type="dxa" w:w="1686"/>
+            <w:shd w:fill="F0F2F6"/>
             <w:tcMar>
-              <w:top w:w="80" w:type="dxa"/>
-              <w:left w:w="80" w:type="dxa"/>
-              <w:bottom w:w="80" w:type="dxa"/>
-              <w:right w:w="80" w:type="dxa"/>
+              <w:top w:w="45" w:type="dxa"/>
+              <w:left w:w="45" w:type="dxa"/>
+              <w:bottom w:w="45" w:type="dxa"/>
+              <w:right w:w="45" w:type="dxa"/>
             </w:tcMar>
           </w:tcPr>
           <w:p>
             <w:pPr>
-              <w:spacing w:after="20"/>
+              <w:spacing w:after="0"/>
             </w:pPr>
             <w:r>
               <w:rPr>
+                <w:rFonts w:ascii="Arial" w:hAnsi="Arial"/>
                 <w:b w:val="0"/>
-                <w:sz w:val="18"/>
+                <w:color w:val="172033"/>
+                <w:sz w:val="17"/>
               </w:rPr>
               <w:t>Sun 27</w:t>
             </w:r>
@@ -778,23 +1029,25 @@
         </w:tc>
         <w:tc>
           <w:tcPr>
-            <w:tcW w:type="dxa" w:w="5231"/>
-            <w:shd w:fill="FFFFFF"/>
+            <w:tcW w:type="dxa" w:w="5341"/>
+            <w:shd w:fill="F0F2F6"/>
             <w:tcMar>
-              <w:top w:w="80" w:type="dxa"/>
-              <w:left w:w="80" w:type="dxa"/>
-              <w:bottom w:w="80" w:type="dxa"/>
-              <w:right w:w="80" w:type="dxa"/>
+              <w:top w:w="45" w:type="dxa"/>
+              <w:left w:w="45" w:type="dxa"/>
+              <w:bottom w:w="45" w:type="dxa"/>
+              <w:right w:w="45" w:type="dxa"/>
             </w:tcMar>
           </w:tcPr>
           <w:p>
             <w:pPr>
-              <w:spacing w:after="20"/>
+              <w:spacing w:after="0"/>
             </w:pPr>
             <w:r>
               <w:rPr>
+                <w:rFonts w:ascii="Arial" w:hAnsi="Arial"/>
                 <w:b w:val="0"/>
-                <w:sz w:val="18"/>
+                <w:color w:val="172033"/>
+                <w:sz w:val="17"/>
               </w:rPr>
               <w:t>Plan next week • 17:30</w:t>
             </w:r>
@@ -802,23 +1055,25 @@
         </w:tc>
         <w:tc>
           <w:tcPr>
-            <w:tcW w:type="dxa" w:w="3854"/>
-            <w:shd w:fill="FFFFFF"/>
+            <w:tcW w:type="dxa" w:w="3935"/>
+            <w:shd w:fill="F0F2F6"/>
             <w:tcMar>
-              <w:top w:w="80" w:type="dxa"/>
-              <w:left w:w="80" w:type="dxa"/>
-              <w:bottom w:w="80" w:type="dxa"/>
-              <w:right w:w="80" w:type="dxa"/>
+              <w:top w:w="45" w:type="dxa"/>
+              <w:left w:w="45" w:type="dxa"/>
+              <w:bottom w:w="45" w:type="dxa"/>
+              <w:right w:w="45" w:type="dxa"/>
             </w:tcMar>
           </w:tcPr>
           <w:p>
             <w:pPr>
-              <w:spacing w:after="20"/>
+              <w:spacing w:after="0"/>
             </w:pPr>
             <w:r>
               <w:rPr>
+                <w:rFonts w:ascii="Arial" w:hAnsi="Arial"/>
                 <w:b w:val="0"/>
-                <w:sz w:val="18"/>
+                <w:color w:val="172033"/>
+                <w:sz w:val="17"/>
               </w:rPr>
               <w:t>All • 15-minute check-in</w:t>
             </w:r>
@@ -826,23 +1081,25 @@
         </w:tc>
         <w:tc>
           <w:tcPr>
-            <w:tcW w:type="dxa" w:w="3029"/>
-            <w:shd w:fill="FFFFFF"/>
+            <w:tcW w:type="dxa" w:w="3092"/>
+            <w:shd w:fill="F0F2F6"/>
             <w:tcMar>
-              <w:top w:w="80" w:type="dxa"/>
-              <w:left w:w="80" w:type="dxa"/>
-              <w:bottom w:w="80" w:type="dxa"/>
-              <w:right w:w="80" w:type="dxa"/>
+              <w:top w:w="45" w:type="dxa"/>
+              <w:left w:w="45" w:type="dxa"/>
+              <w:bottom w:w="45" w:type="dxa"/>
+              <w:right w:w="45" w:type="dxa"/>
             </w:tcMar>
           </w:tcPr>
           <w:p>
             <w:pPr>
-              <w:spacing w:after="20"/>
+              <w:spacing w:after="0"/>
             </w:pPr>
             <w:r>
               <w:rPr>
+                <w:rFonts w:ascii="Arial" w:hAnsi="Arial"/>
                 <w:b w:val="0"/>
-                <w:sz w:val="18"/>
+                <w:color w:val="172033"/>
+                <w:sz w:val="17"/>
               </w:rPr>
               <w:t>Family choice</w:t>
             </w:r>
@@ -852,14 +1109,22 @@
     </w:tbl>
     <w:p>
       <w:pPr>
-        <w:spacing w:after="0"/>
+        <w:spacing w:after="0" w:before="0" w:line="60" w:lineRule="exact"/>
       </w:pPr>
+      <w:r>
+        <w:rPr>
+          <w:sz w:val="6"/>
+        </w:rPr>
+      </w:r>
     </w:p>
     <w:p>
       <w:pPr>
         <w:pStyle w:val="Heading1"/>
       </w:pPr>
       <w:r>
+        <w:rPr>
+          <w:b w:val="0"/>
+        </w:rPr>
         <w:t>Shared jobs</w:t>
       </w:r>
     </w:p>
@@ -870,9 +1135,9 @@
         <w:tblLook w:firstColumn="1" w:firstRow="1" w:lastColumn="0" w:lastRow="0" w:noHBand="0" w:noVBand="1" w:val="04A0"/>
       </w:tblPr>
       <w:tblGrid>
-        <w:gridCol w:w="4589"/>
-        <w:gridCol w:w="4589"/>
-        <w:gridCol w:w="4589"/>
+        <w:gridCol w:w="4685"/>
+        <w:gridCol w:w="4685"/>
+        <w:gridCol w:w="4685"/>
       </w:tblGrid>
       <w:tr>
         <w:trPr>
@@ -881,23 +1146,25 @@
         </w:trPr>
         <w:tc>
           <w:tcPr>
-            <w:tcW w:type="dxa" w:w="4589"/>
-            <w:shd w:fill="F7EFE4"/>
+            <w:tcW w:type="dxa" w:w="4685"/>
+            <w:shd w:fill="086A66"/>
             <w:tcMar>
-              <w:top w:w="80" w:type="dxa"/>
-              <w:left w:w="80" w:type="dxa"/>
-              <w:bottom w:w="80" w:type="dxa"/>
-              <w:right w:w="80" w:type="dxa"/>
+              <w:top w:w="45" w:type="dxa"/>
+              <w:left w:w="45" w:type="dxa"/>
+              <w:bottom w:w="45" w:type="dxa"/>
+              <w:right w:w="45" w:type="dxa"/>
             </w:tcMar>
           </w:tcPr>
           <w:p>
             <w:pPr>
-              <w:spacing w:after="20"/>
+              <w:spacing w:after="0"/>
             </w:pPr>
             <w:r>
               <w:rPr>
+                <w:rFonts w:ascii="Arial" w:hAnsi="Arial"/>
                 <w:b/>
-                <w:sz w:val="18"/>
+                <w:color w:val="FFFFFF"/>
+                <w:sz w:val="17"/>
               </w:rPr>
               <w:t>Alex</w:t>
             </w:r>
@@ -905,23 +1172,25 @@
         </w:tc>
         <w:tc>
           <w:tcPr>
-            <w:tcW w:type="dxa" w:w="4589"/>
-            <w:shd w:fill="F7EFE4"/>
+            <w:tcW w:type="dxa" w:w="4685"/>
+            <w:shd w:fill="086A66"/>
             <w:tcMar>
-              <w:top w:w="80" w:type="dxa"/>
-              <w:left w:w="80" w:type="dxa"/>
-              <w:bottom w:w="80" w:type="dxa"/>
-              <w:right w:w="80" w:type="dxa"/>
+              <w:top w:w="45" w:type="dxa"/>
+              <w:left w:w="45" w:type="dxa"/>
+              <w:bottom w:w="45" w:type="dxa"/>
+              <w:right w:w="45" w:type="dxa"/>
             </w:tcMar>
           </w:tcPr>
           <w:p>
             <w:pPr>
-              <w:spacing w:after="20"/>
+              <w:spacing w:after="0"/>
             </w:pPr>
             <w:r>
               <w:rPr>
+                <w:rFonts w:ascii="Arial" w:hAnsi="Arial"/>
                 <w:b/>
-                <w:sz w:val="18"/>
+                <w:color w:val="FFFFFF"/>
+                <w:sz w:val="17"/>
               </w:rPr>
               <w:t>Taylor</w:t>
             </w:r>
@@ -929,23 +1198,25 @@
         </w:tc>
         <w:tc>
           <w:tcPr>
-            <w:tcW w:type="dxa" w:w="4589"/>
-            <w:shd w:fill="F7EFE4"/>
+            <w:tcW w:type="dxa" w:w="4685"/>
+            <w:shd w:fill="086A66"/>
             <w:tcMar>
-              <w:top w:w="80" w:type="dxa"/>
-              <w:left w:w="80" w:type="dxa"/>
-              <w:bottom w:w="80" w:type="dxa"/>
-              <w:right w:w="80" w:type="dxa"/>
+              <w:top w:w="45" w:type="dxa"/>
+              <w:left w:w="45" w:type="dxa"/>
+              <w:bottom w:w="45" w:type="dxa"/>
+              <w:right w:w="45" w:type="dxa"/>
             </w:tcMar>
           </w:tcPr>
           <w:p>
             <w:pPr>
-              <w:spacing w:after="20"/>
+              <w:spacing w:after="0"/>
             </w:pPr>
             <w:r>
               <w:rPr>
+                <w:rFonts w:ascii="Arial" w:hAnsi="Arial"/>
                 <w:b/>
-                <w:sz w:val="18"/>
+                <w:color w:val="FFFFFF"/>
+                <w:sz w:val="17"/>
               </w:rPr>
               <w:t>Riley</w:t>
             </w:r>
@@ -958,23 +1229,25 @@
         </w:trPr>
         <w:tc>
           <w:tcPr>
-            <w:tcW w:type="dxa" w:w="4589"/>
-            <w:shd w:fill="FFFFFF"/>
+            <w:tcW w:type="dxa" w:w="4685"/>
+            <w:shd w:fill="F0F2F6"/>
             <w:tcMar>
-              <w:top w:w="80" w:type="dxa"/>
-              <w:left w:w="80" w:type="dxa"/>
-              <w:bottom w:w="80" w:type="dxa"/>
-              <w:right w:w="80" w:type="dxa"/>
+              <w:top w:w="45" w:type="dxa"/>
+              <w:left w:w="45" w:type="dxa"/>
+              <w:bottom w:w="45" w:type="dxa"/>
+              <w:right w:w="45" w:type="dxa"/>
             </w:tcMar>
           </w:tcPr>
           <w:p>
             <w:pPr>
-              <w:spacing w:after="20"/>
+              <w:spacing w:after="0"/>
             </w:pPr>
             <w:r>
               <w:rPr>
+                <w:rFonts w:ascii="Arial" w:hAnsi="Arial"/>
                 <w:b w:val="0"/>
-                <w:sz w:val="18"/>
+                <w:color w:val="172033"/>
+                <w:sz w:val="17"/>
               </w:rPr>
               <w:t>Shopping • Tuesday</w:t>
               <w:br/>
@@ -984,23 +1257,25 @@
         </w:tc>
         <w:tc>
           <w:tcPr>
-            <w:tcW w:type="dxa" w:w="4589"/>
-            <w:shd w:fill="FFFFFF"/>
+            <w:tcW w:type="dxa" w:w="4685"/>
+            <w:shd w:fill="F0F2F6"/>
             <w:tcMar>
-              <w:top w:w="80" w:type="dxa"/>
-              <w:left w:w="80" w:type="dxa"/>
-              <w:bottom w:w="80" w:type="dxa"/>
-              <w:right w:w="80" w:type="dxa"/>
+              <w:top w:w="45" w:type="dxa"/>
+              <w:left w:w="45" w:type="dxa"/>
+              <w:bottom w:w="45" w:type="dxa"/>
+              <w:right w:w="45" w:type="dxa"/>
             </w:tcMar>
           </w:tcPr>
           <w:p>
             <w:pPr>
-              <w:spacing w:after="20"/>
+              <w:spacing w:after="0"/>
             </w:pPr>
             <w:r>
               <w:rPr>
+                <w:rFonts w:ascii="Arial" w:hAnsi="Arial"/>
                 <w:b w:val="0"/>
-                <w:sz w:val="18"/>
+                <w:color w:val="172033"/>
+                <w:sz w:val="17"/>
               </w:rPr>
               <w:t>Laundry • Wednesday</w:t>
               <w:br/>
@@ -1010,23 +1285,25 @@
         </w:tc>
         <w:tc>
           <w:tcPr>
-            <w:tcW w:type="dxa" w:w="4589"/>
-            <w:shd w:fill="FFFFFF"/>
+            <w:tcW w:type="dxa" w:w="4685"/>
+            <w:shd w:fill="F0F2F6"/>
             <w:tcMar>
-              <w:top w:w="80" w:type="dxa"/>
-              <w:left w:w="80" w:type="dxa"/>
-              <w:bottom w:w="80" w:type="dxa"/>
-              <w:right w:w="80" w:type="dxa"/>
+              <w:top w:w="45" w:type="dxa"/>
+              <w:left w:w="45" w:type="dxa"/>
+              <w:bottom w:w="45" w:type="dxa"/>
+              <w:right w:w="45" w:type="dxa"/>
             </w:tcMar>
           </w:tcPr>
           <w:p>
             <w:pPr>
-              <w:spacing w:after="20"/>
+              <w:spacing w:after="0"/>
             </w:pPr>
             <w:r>
               <w:rPr>
+                <w:rFonts w:ascii="Arial" w:hAnsi="Arial"/>
                 <w:b w:val="0"/>
-                <w:sz w:val="18"/>
+                <w:color w:val="172033"/>
+                <w:sz w:val="17"/>
               </w:rPr>
               <w:t>Water plants • Mon/Wed/Fri</w:t>
               <w:br/>
@@ -1038,20 +1315,31 @@
     </w:tbl>
     <w:p>
       <w:pPr>
-        <w:spacing w:after="0"/>
+        <w:spacing w:after="0" w:before="0" w:line="60" w:lineRule="exact"/>
       </w:pPr>
+      <w:r>
+        <w:rPr>
+          <w:sz w:val="6"/>
+        </w:rPr>
+      </w:r>
     </w:p>
     <w:p>
       <w:pPr>
         <w:pStyle w:val="Heading1"/>
       </w:pPr>
       <w:r>
+        <w:rPr>
+          <w:b w:val="0"/>
+        </w:rPr>
         <w:t>Shopping and reminders</w:t>
       </w:r>
     </w:p>
     <w:p>
       <w:pPr/>
       <w:r>
+        <w:rPr>
+          <w:b w:val="0"/>
+        </w:rPr>
         <w:t>Milk • oats • tomatoes • apples • rice • dishwasher tablets</w:t>
         <w:br/>
         <w:t>Return library books Monday. Swimming bag by the door Tuesday. Confirm the picnic weather Saturday morning.</w:t>
@@ -1059,24 +1347,42 @@
     </w:p>
     <w:p>
       <w:pPr>
-        <w:spacing w:before="160" w:after="200"/>
-        <w:shd w:fill="F7EFE4"/>
+        <w:shd w:fill="EDF2F9"/>
+        <w:spacing w:before="120" w:after="160"/>
       </w:pPr>
       <w:r>
         <w:rPr>
           <w:b/>
+          <w:color w:val="086A66"/>
+          <w:sz w:val="18"/>
         </w:rPr>
-        <w:t>ROOM FOR CHANGE</w:t>
+        <w:t>PLAN B IS STILL A PLAN</w:t>
         <w:br/>
       </w:r>
       <w:r>
-        <w:t>If a plan changes, tell the person doing pickup first. Add a new plan here: [Family note]</w:t>
+        <w:rPr>
+          <w:b w:val="0"/>
+        </w:rPr>
+        <w:t>Rain on Saturday? Picnic at the community hall. Alex updates Taylor before pickup. Keep emergency details in your private family record, not a public template.</w:t>
+      </w:r>
+    </w:p>
+    <w:p>
+      <w:pPr>
+        <w:spacing w:before="140"/>
+      </w:pPr>
+      <w:r>
+        <w:rPr>
+          <w:i/>
+          <w:color w:val="505968"/>
+          <w:sz w:val="16"/>
+        </w:rPr>
+        <w:t>Design notes: Landscape planning, non-color ownership cues and print utility. Original Dazzler template, Apache-2.0. All sample facts are fictional.</w:t>
       </w:r>
     </w:p>
     <w:sectPr>
       <w:footerReference w:type="default" r:id="rId9"/>
       <w:pgSz w:w="15840" w:h="12240" w:orient="landscape"/>
-      <w:pgMar w:top="864" w:right="1037" w:bottom="864" w:left="1037" w:header="720" w:footer="720" w:gutter="0"/>
+      <w:pgMar w:top="749" w:right="893" w:bottom="749" w:left="893" w:header="720" w:footer="720" w:gutter="0"/>
       <w:cols w:space="720"/>
       <w:docGrid w:linePitch="360"/>
     </w:sectPr>
@@ -1092,10 +1398,26 @@
     </w:pPr>
     <w:r>
       <w:rPr>
+        <w:b w:val="0"/>
         <w:sz w:val="16"/>
       </w:rPr>
-      <w:t>Dazzler sample template • family • Replace fictional details before use</w:t>
     </w:r>
+    <w:r>
+      <w:rPr>
+        <w:b/>
+        <w:color w:val="086A66"/>
+        <w:sz w:val="16"/>
+      </w:rPr>
+      <w:t>FICTIONAL</w:t>
+    </w:r>
+    <w:r>
+      <w:rPr>
+        <w:b w:val="0"/>
+        <w:sz w:val="16"/>
+      </w:rPr>
+      <w:t xml:space="preserve"> EXAMPLE  /  FAMILY   •   Dazzler   /   </w:t>
+    </w:r>
+    <w:fldSimple w:instr="PAGE"/>
   </w:p>
 </w:ftr>
 </file>
@@ -1464,12 +1786,12 @@
     <w:qFormat/>
     <w:rsid w:val="00FC693F"/>
     <w:pPr>
-      <w:spacing w:line="259" w:lineRule="auto" w:after="120"/>
+      <w:spacing w:after="80" w:line="240" w:lineRule="auto"/>
     </w:pPr>
     <w:rPr>
       <w:rFonts w:ascii="Arial" w:hAnsi="Arial"/>
-      <w:color w:val="000000"/>
-      <w:sz w:val="20"/>
+      <w:color w:val="172033"/>
+      <w:sz w:val="18"/>
     </w:rPr>
   </w:style>
   <w:style w:type="paragraph" w:styleId="Header">
@@ -1527,15 +1849,15 @@
     <w:pPr>
       <w:keepNext/>
       <w:keepLines/>
-      <w:spacing w:before="240" w:after="120" w:line="259" w:lineRule="auto"/>
+      <w:spacing w:before="180" w:after="80" w:line="240" w:lineRule="auto"/>
       <w:outlineLvl w:val="0"/>
     </w:pPr>
     <w:rPr>
-      <w:rFonts w:cstheme="majorBidi" w:ascii="Arial" w:hAnsi="Arial"/>
-      <w:b/>
+      <w:rFonts w:cstheme="majorBidi" w:ascii="Georgia" w:hAnsi="Georgia"/>
+      <w:b w:val="0"/>
       <w:bCs/>
-      <w:color w:val="000000"/>
-      <w:sz w:val="26"/>
+      <w:color w:val="086A66"/>
+      <w:sz w:val="30"/>
       <w:szCs w:val="28"/>
     </w:rPr>
   </w:style>
@@ -1551,15 +1873,15 @@
     <w:pPr>
       <w:keepNext/>
       <w:keepLines/>
-      <w:spacing w:before="200" w:after="120" w:line="259" w:lineRule="auto"/>
+      <w:spacing w:before="200" w:after="80" w:line="240" w:lineRule="auto"/>
       <w:outlineLvl w:val="1"/>
     </w:pPr>
     <w:rPr>
       <w:rFonts w:cstheme="majorBidi" w:ascii="Arial" w:hAnsi="Arial"/>
       <w:b/>
       <w:bCs/>
-      <w:color w:val="000000"/>
-      <w:sz w:val="22"/>
+      <w:color w:val="172033"/>
+      <w:sz w:val="24"/>
       <w:szCs w:val="26"/>
     </w:rPr>
   </w:style>
@@ -1579,7 +1901,7 @@
       <w:outlineLvl w:val="2"/>
     </w:pPr>
     <w:rPr>
-      <w:rFonts w:asciiTheme="majorHAnsi" w:eastAsiaTheme="majorEastAsia" w:hAnsiTheme="majorHAnsi" w:cstheme="majorBidi"/>
+      <w:rFonts w:cstheme="majorBidi"/>
       <w:b/>
       <w:bCs/>
       <w:color w:val="4F81BD" w:themeColor="accent1"/>
@@ -1602,7 +1924,7 @@
       <w:outlineLvl w:val="3"/>
     </w:pPr>
     <w:rPr>
-      <w:rFonts w:asciiTheme="majorHAnsi" w:eastAsiaTheme="majorEastAsia" w:hAnsiTheme="majorHAnsi" w:cstheme="majorBidi"/>
+      <w:rFonts w:cstheme="majorBidi"/>
       <w:b/>
       <w:bCs/>
       <w:i/>
@@ -1627,7 +1949,7 @@
       <w:outlineLvl w:val="4"/>
     </w:pPr>
     <w:rPr>
-      <w:rFonts w:asciiTheme="majorHAnsi" w:eastAsiaTheme="majorEastAsia" w:hAnsiTheme="majorHAnsi" w:cstheme="majorBidi"/>
+      <w:rFonts w:cstheme="majorBidi"/>
       <w:color w:val="243F60" w:themeColor="accent1" w:themeShade="7F"/>
     </w:rPr>
   </w:style>
@@ -1648,7 +1970,7 @@
       <w:outlineLvl w:val="5"/>
     </w:pPr>
     <w:rPr>
-      <w:rFonts w:asciiTheme="majorHAnsi" w:eastAsiaTheme="majorEastAsia" w:hAnsiTheme="majorHAnsi" w:cstheme="majorBidi"/>
+      <w:rFonts w:cstheme="majorBidi"/>
       <w:i/>
       <w:iCs/>
       <w:color w:val="243F60" w:themeColor="accent1" w:themeShade="7F"/>
@@ -1671,7 +1993,7 @@
       <w:outlineLvl w:val="6"/>
     </w:pPr>
     <w:rPr>
-      <w:rFonts w:asciiTheme="majorHAnsi" w:eastAsiaTheme="majorEastAsia" w:hAnsiTheme="majorHAnsi" w:cstheme="majorBidi"/>
+      <w:rFonts w:cstheme="majorBidi"/>
       <w:i/>
       <w:iCs/>
       <w:color w:val="404040" w:themeColor="text1" w:themeTint="BF"/>
@@ -1694,7 +2016,7 @@
       <w:outlineLvl w:val="7"/>
     </w:pPr>
     <w:rPr>
-      <w:rFonts w:asciiTheme="majorHAnsi" w:eastAsiaTheme="majorEastAsia" w:hAnsiTheme="majorHAnsi" w:cstheme="majorBidi"/>
+      <w:rFonts w:cstheme="majorBidi"/>
       <w:color w:val="4F81BD" w:themeColor="accent1"/>
       <w:sz w:val="20"/>
       <w:szCs w:val="20"/>
@@ -1717,7 +2039,7 @@
       <w:outlineLvl w:val="8"/>
     </w:pPr>
     <w:rPr>
-      <w:rFonts w:asciiTheme="majorHAnsi" w:eastAsiaTheme="majorEastAsia" w:hAnsiTheme="majorHAnsi" w:cstheme="majorBidi"/>
+      <w:rFonts w:cstheme="majorBidi"/>
       <w:i/>
       <w:iCs/>
       <w:color w:val="404040" w:themeColor="text1" w:themeTint="BF"/>
@@ -1768,7 +2090,7 @@
     <w:uiPriority w:val="9"/>
     <w:rsid w:val="00FC693F"/>
     <w:rPr>
-      <w:rFonts w:asciiTheme="majorHAnsi" w:eastAsiaTheme="majorEastAsia" w:hAnsiTheme="majorHAnsi" w:cstheme="majorBidi"/>
+      <w:rFonts w:cstheme="majorBidi"/>
       <w:b/>
       <w:bCs/>
       <w:color w:val="365F91" w:themeColor="accent1" w:themeShade="BF"/>
@@ -1783,7 +2105,7 @@
     <w:uiPriority w:val="9"/>
     <w:rsid w:val="00FC693F"/>
     <w:rPr>
-      <w:rFonts w:asciiTheme="majorHAnsi" w:eastAsiaTheme="majorEastAsia" w:hAnsiTheme="majorHAnsi" w:cstheme="majorBidi"/>
+      <w:rFonts w:cstheme="majorBidi"/>
       <w:b/>
       <w:bCs/>
       <w:color w:val="4F81BD" w:themeColor="accent1"/>
@@ -1798,7 +2120,7 @@
     <w:uiPriority w:val="9"/>
     <w:rsid w:val="00FC693F"/>
     <w:rPr>
-      <w:rFonts w:asciiTheme="majorHAnsi" w:eastAsiaTheme="majorEastAsia" w:hAnsiTheme="majorHAnsi" w:cstheme="majorBidi"/>
+      <w:rFonts w:cstheme="majorBidi"/>
       <w:b/>
       <w:bCs/>
       <w:color w:val="4F81BD" w:themeColor="accent1"/>
@@ -1813,12 +2135,14 @@
     <w:qFormat/>
     <w:rsid w:val="00FC693F"/>
     <w:pPr>
-      <w:spacing w:after="120" w:line="259" w:lineRule="auto"/>
+      <w:keepNext/>
+      <w:spacing w:after="80" w:line="240" w:lineRule="auto"/>
       <w:contextualSpacing/>
     </w:pPr>
     <w:rPr>
-      <w:rFonts w:cstheme="majorBidi" w:ascii="Arial" w:hAnsi="Arial"/>
-      <w:color w:val="000000"/>
+      <w:rFonts w:cstheme="majorBidi" w:ascii="Georgia" w:hAnsi="Georgia"/>
+      <w:b w:val="0"/>
+      <w:color w:val="086A66"/>
       <w:spacing w:val="5"/>
       <w:kern w:val="28"/>
       <w:sz w:val="56"/>
@@ -1832,7 +2156,7 @@
     <w:uiPriority w:val="10"/>
     <w:rsid w:val="00FC693F"/>
     <w:rPr>
-      <w:rFonts w:asciiTheme="majorHAnsi" w:eastAsiaTheme="majorEastAsia" w:hAnsiTheme="majorHAnsi" w:cstheme="majorBidi"/>
+      <w:rFonts w:cstheme="majorBidi"/>
       <w:color w:val="17365D" w:themeColor="text2" w:themeShade="BF"/>
       <w:spacing w:val="5"/>
       <w:kern w:val="28"/>
@@ -1852,13 +2176,13 @@
       <w:numPr>
         <w:ilvl w:val="1"/>
       </w:numPr>
-      <w:spacing w:line="259" w:lineRule="auto" w:after="120"/>
+      <w:spacing w:after="80" w:line="240" w:lineRule="auto"/>
     </w:pPr>
     <w:rPr>
       <w:rFonts w:cstheme="majorBidi" w:ascii="Arial" w:hAnsi="Arial"/>
       <w:i/>
       <w:iCs/>
-      <w:color w:val="000000"/>
+      <w:color w:val="172033"/>
       <w:spacing w:val="15"/>
       <w:sz w:val="24"/>
       <w:szCs w:val="24"/>
@@ -1871,7 +2195,7 @@
     <w:uiPriority w:val="11"/>
     <w:rsid w:val="00FC693F"/>
     <w:rPr>
-      <w:rFonts w:asciiTheme="majorHAnsi" w:eastAsiaTheme="majorEastAsia" w:hAnsiTheme="majorHAnsi" w:cstheme="majorBidi"/>
+      <w:rFonts w:cstheme="majorBidi"/>
       <w:i/>
       <w:iCs/>
       <w:color w:val="4F81BD" w:themeColor="accent1"/>
@@ -1996,13 +2320,13 @@
       <w:numPr>
         <w:numId w:val="1"/>
       </w:numPr>
-      <w:spacing w:line="259" w:lineRule="auto" w:after="120"/>
+      <w:spacing w:after="80" w:line="240" w:lineRule="auto"/>
       <w:contextualSpacing/>
     </w:pPr>
     <w:rPr>
       <w:rFonts w:ascii="Arial" w:hAnsi="Arial"/>
-      <w:color w:val="000000"/>
-      <w:sz w:val="20"/>
+      <w:color w:val="172033"/>
+      <w:sz w:val="18"/>
     </w:rPr>
   </w:style>
   <w:style w:type="paragraph" w:styleId="ListBullet2">
@@ -2175,7 +2499,7 @@
     <w:semiHidden/>
     <w:rsid w:val="00FC693F"/>
     <w:rPr>
-      <w:rFonts w:asciiTheme="majorHAnsi" w:eastAsiaTheme="majorEastAsia" w:hAnsiTheme="majorHAnsi" w:cstheme="majorBidi"/>
+      <w:rFonts w:cstheme="majorBidi"/>
       <w:b/>
       <w:bCs/>
       <w:i/>
@@ -2191,7 +2515,7 @@
     <w:semiHidden/>
     <w:rsid w:val="00FC693F"/>
     <w:rPr>
-      <w:rFonts w:asciiTheme="majorHAnsi" w:eastAsiaTheme="majorEastAsia" w:hAnsiTheme="majorHAnsi" w:cstheme="majorBidi"/>
+      <w:rFonts w:cstheme="majorBidi"/>
       <w:color w:val="243F60" w:themeColor="accent1" w:themeShade="7F"/>
     </w:rPr>
   </w:style>
@@ -2203,7 +2527,7 @@
     <w:semiHidden/>
     <w:rsid w:val="00FC693F"/>
     <w:rPr>
-      <w:rFonts w:asciiTheme="majorHAnsi" w:eastAsiaTheme="majorEastAsia" w:hAnsiTheme="majorHAnsi" w:cstheme="majorBidi"/>
+      <w:rFonts w:cstheme="majorBidi"/>
       <w:i/>
       <w:iCs/>
       <w:color w:val="243F60" w:themeColor="accent1" w:themeShade="7F"/>
@@ -2217,7 +2541,7 @@
     <w:semiHidden/>
     <w:rsid w:val="00FC693F"/>
     <w:rPr>
-      <w:rFonts w:asciiTheme="majorHAnsi" w:eastAsiaTheme="majorEastAsia" w:hAnsiTheme="majorHAnsi" w:cstheme="majorBidi"/>
+      <w:rFonts w:cstheme="majorBidi"/>
       <w:i/>
       <w:iCs/>
       <w:color w:val="404040" w:themeColor="text1" w:themeTint="BF"/>
@@ -2231,7 +2555,7 @@
     <w:semiHidden/>
     <w:rsid w:val="00FC693F"/>
     <w:rPr>
-      <w:rFonts w:asciiTheme="majorHAnsi" w:eastAsiaTheme="majorEastAsia" w:hAnsiTheme="majorHAnsi" w:cstheme="majorBidi"/>
+      <w:rFonts w:cstheme="majorBidi"/>
       <w:color w:val="4F81BD" w:themeColor="accent1"/>
       <w:sz w:val="20"/>
       <w:szCs w:val="20"/>
@@ -2245,7 +2569,7 @@
     <w:semiHidden/>
     <w:rsid w:val="00FC693F"/>
     <w:rPr>
-      <w:rFonts w:asciiTheme="majorHAnsi" w:eastAsiaTheme="majorEastAsia" w:hAnsiTheme="majorHAnsi" w:cstheme="majorBidi"/>
+      <w:rFonts w:cstheme="majorBidi"/>
       <w:i/>
       <w:iCs/>
       <w:color w:val="404040" w:themeColor="text1" w:themeTint="BF"/>
@@ -3831,7 +4155,7 @@
         <w:spacing w:before="0" w:after="0" w:line="240" w:lineRule="auto"/>
       </w:pPr>
       <w:rPr>
-        <w:rFonts w:asciiTheme="majorHAnsi" w:eastAsiaTheme="majorEastAsia" w:hAnsiTheme="majorHAnsi" w:cstheme="majorBidi"/>
+        <w:rFonts w:cstheme="majorBidi"/>
         <w:b/>
         <w:bCs/>
       </w:rPr>
@@ -3852,7 +4176,7 @@
         <w:spacing w:before="0" w:after="0" w:line="240" w:lineRule="auto"/>
       </w:pPr>
       <w:rPr>
-        <w:rFonts w:asciiTheme="majorHAnsi" w:eastAsiaTheme="majorEastAsia" w:hAnsiTheme="majorHAnsi" w:cstheme="majorBidi"/>
+        <w:rFonts w:cstheme="majorBidi"/>
         <w:b/>
         <w:bCs/>
       </w:rPr>
@@ -3870,14 +4194,14 @@
     </w:tblStylePr>
     <w:tblStylePr w:type="firstCol">
       <w:rPr>
-        <w:rFonts w:asciiTheme="majorHAnsi" w:eastAsiaTheme="majorEastAsia" w:hAnsiTheme="majorHAnsi" w:cstheme="majorBidi"/>
+        <w:rFonts w:cstheme="majorBidi"/>
         <w:b/>
         <w:bCs/>
       </w:rPr>
     </w:tblStylePr>
     <w:tblStylePr w:type="lastCol">
       <w:rPr>
-        <w:rFonts w:asciiTheme="majorHAnsi" w:eastAsiaTheme="majorEastAsia" w:hAnsiTheme="majorHAnsi" w:cstheme="majorBidi"/>
+        <w:rFonts w:cstheme="majorBidi"/>
         <w:b/>
         <w:bCs/>
       </w:rPr>
@@ -3961,7 +4285,7 @@
         <w:spacing w:before="0" w:after="0" w:line="240" w:lineRule="auto"/>
       </w:pPr>
       <w:rPr>
-        <w:rFonts w:asciiTheme="majorHAnsi" w:eastAsiaTheme="majorEastAsia" w:hAnsiTheme="majorHAnsi" w:cstheme="majorBidi"/>
+        <w:rFonts w:cstheme="majorBidi"/>
         <w:b/>
         <w:bCs/>
       </w:rPr>
@@ -3982,7 +4306,7 @@
         <w:spacing w:before="0" w:after="0" w:line="240" w:lineRule="auto"/>
       </w:pPr>
       <w:rPr>
-        <w:rFonts w:asciiTheme="majorHAnsi" w:eastAsiaTheme="majorEastAsia" w:hAnsiTheme="majorHAnsi" w:cstheme="majorBidi"/>
+        <w:rFonts w:cstheme="majorBidi"/>
         <w:b/>
         <w:bCs/>
       </w:rPr>
@@ -4000,14 +4324,14 @@
     </w:tblStylePr>
     <w:tblStylePr w:type="firstCol">
       <w:rPr>
-        <w:rFonts w:asciiTheme="majorHAnsi" w:eastAsiaTheme="majorEastAsia" w:hAnsiTheme="majorHAnsi" w:cstheme="majorBidi"/>
+        <w:rFonts w:cstheme="majorBidi"/>
         <w:b/>
         <w:bCs/>
       </w:rPr>
     </w:tblStylePr>
     <w:tblStylePr w:type="lastCol">
       <w:rPr>
-        <w:rFonts w:asciiTheme="majorHAnsi" w:eastAsiaTheme="majorEastAsia" w:hAnsiTheme="majorHAnsi" w:cstheme="majorBidi"/>
+        <w:rFonts w:cstheme="majorBidi"/>
         <w:b/>
         <w:bCs/>
       </w:rPr>
@@ -4091,7 +4415,7 @@
         <w:spacing w:before="0" w:after="0" w:line="240" w:lineRule="auto"/>
       </w:pPr>
       <w:rPr>
-        <w:rFonts w:asciiTheme="majorHAnsi" w:eastAsiaTheme="majorEastAsia" w:hAnsiTheme="majorHAnsi" w:cstheme="majorBidi"/>
+        <w:rFonts w:cstheme="majorBidi"/>
         <w:b/>
         <w:bCs/>
       </w:rPr>
@@ -4112,7 +4436,7 @@
         <w:spacing w:before="0" w:after="0" w:line="240" w:lineRule="auto"/>
       </w:pPr>
       <w:rPr>
-        <w:rFonts w:asciiTheme="majorHAnsi" w:eastAsiaTheme="majorEastAsia" w:hAnsiTheme="majorHAnsi" w:cstheme="majorBidi"/>
+        <w:rFonts w:cstheme="majorBidi"/>
         <w:b/>
         <w:bCs/>
       </w:rPr>
@@ -4130,14 +4454,14 @@
     </w:tblStylePr>
     <w:tblStylePr w:type="firstCol">
       <w:rPr>
-        <w:rFonts w:asciiTheme="majorHAnsi" w:eastAsiaTheme="majorEastAsia" w:hAnsiTheme="majorHAnsi" w:cstheme="majorBidi"/>
+        <w:rFonts w:cstheme="majorBidi"/>
         <w:b/>
         <w:bCs/>
       </w:rPr>
     </w:tblStylePr>
     <w:tblStylePr w:type="lastCol">
       <w:rPr>
-        <w:rFonts w:asciiTheme="majorHAnsi" w:eastAsiaTheme="majorEastAsia" w:hAnsiTheme="majorHAnsi" w:cstheme="majorBidi"/>
+        <w:rFonts w:cstheme="majorBidi"/>
         <w:b/>
         <w:bCs/>
       </w:rPr>
@@ -4221,7 +4545,7 @@
         <w:spacing w:before="0" w:after="0" w:line="240" w:lineRule="auto"/>
       </w:pPr>
       <w:rPr>
-        <w:rFonts w:asciiTheme="majorHAnsi" w:eastAsiaTheme="majorEastAsia" w:hAnsiTheme="majorHAnsi" w:cstheme="majorBidi"/>
+        <w:rFonts w:cstheme="majorBidi"/>
         <w:b/>
         <w:bCs/>
       </w:rPr>
@@ -4242,7 +4566,7 @@
         <w:spacing w:before="0" w:after="0" w:line="240" w:lineRule="auto"/>
       </w:pPr>
       <w:rPr>
-        <w:rFonts w:asciiTheme="majorHAnsi" w:eastAsiaTheme="majorEastAsia" w:hAnsiTheme="majorHAnsi" w:cstheme="majorBidi"/>
+        <w:rFonts w:cstheme="majorBidi"/>
         <w:b/>
         <w:bCs/>
       </w:rPr>
@@ -4260,14 +4584,14 @@
     </w:tblStylePr>
     <w:tblStylePr w:type="firstCol">
       <w:rPr>
-        <w:rFonts w:asciiTheme="majorHAnsi" w:eastAsiaTheme="majorEastAsia" w:hAnsiTheme="majorHAnsi" w:cstheme="majorBidi"/>
+        <w:rFonts w:cstheme="majorBidi"/>
         <w:b/>
         <w:bCs/>
       </w:rPr>
     </w:tblStylePr>
     <w:tblStylePr w:type="lastCol">
       <w:rPr>
-        <w:rFonts w:asciiTheme="majorHAnsi" w:eastAsiaTheme="majorEastAsia" w:hAnsiTheme="majorHAnsi" w:cstheme="majorBidi"/>
+        <w:rFonts w:cstheme="majorBidi"/>
         <w:b/>
         <w:bCs/>
       </w:rPr>
@@ -4351,7 +4675,7 @@
         <w:spacing w:before="0" w:after="0" w:line="240" w:lineRule="auto"/>
       </w:pPr>
       <w:rPr>
-        <w:rFonts w:asciiTheme="majorHAnsi" w:eastAsiaTheme="majorEastAsia" w:hAnsiTheme="majorHAnsi" w:cstheme="majorBidi"/>
+        <w:rFonts w:cstheme="majorBidi"/>
         <w:b/>
         <w:bCs/>
       </w:rPr>
@@ -4372,7 +4696,7 @@
         <w:spacing w:before="0" w:after="0" w:line="240" w:lineRule="auto"/>
       </w:pPr>
       <w:rPr>
-        <w:rFonts w:asciiTheme="majorHAnsi" w:eastAsiaTheme="majorEastAsia" w:hAnsiTheme="majorHAnsi" w:cstheme="majorBidi"/>
+        <w:rFonts w:cstheme="majorBidi"/>
         <w:b/>
         <w:bCs/>
       </w:rPr>
@@ -4390,14 +4714,14 @@
     </w:tblStylePr>
     <w:tblStylePr w:type="firstCol">
       <w:rPr>
-        <w:rFonts w:asciiTheme="majorHAnsi" w:eastAsiaTheme="majorEastAsia" w:hAnsiTheme="majorHAnsi" w:cstheme="majorBidi"/>
+        <w:rFonts w:cstheme="majorBidi"/>
         <w:b/>
         <w:bCs/>
       </w:rPr>
     </w:tblStylePr>
     <w:tblStylePr w:type="lastCol">
       <w:rPr>
-        <w:rFonts w:asciiTheme="majorHAnsi" w:eastAsiaTheme="majorEastAsia" w:hAnsiTheme="majorHAnsi" w:cstheme="majorBidi"/>
+        <w:rFonts w:cstheme="majorBidi"/>
         <w:b/>
         <w:bCs/>
       </w:rPr>
@@ -4481,7 +4805,7 @@
         <w:spacing w:before="0" w:after="0" w:line="240" w:lineRule="auto"/>
       </w:pPr>
       <w:rPr>
-        <w:rFonts w:asciiTheme="majorHAnsi" w:eastAsiaTheme="majorEastAsia" w:hAnsiTheme="majorHAnsi" w:cstheme="majorBidi"/>
+        <w:rFonts w:cstheme="majorBidi"/>
         <w:b/>
         <w:bCs/>
       </w:rPr>
@@ -4502,7 +4826,7 @@
         <w:spacing w:before="0" w:after="0" w:line="240" w:lineRule="auto"/>
       </w:pPr>
       <w:rPr>
-        <w:rFonts w:asciiTheme="majorHAnsi" w:eastAsiaTheme="majorEastAsia" w:hAnsiTheme="majorHAnsi" w:cstheme="majorBidi"/>
+        <w:rFonts w:cstheme="majorBidi"/>
         <w:b/>
         <w:bCs/>
       </w:rPr>
@@ -4520,14 +4844,14 @@
     </w:tblStylePr>
     <w:tblStylePr w:type="firstCol">
       <w:rPr>
-        <w:rFonts w:asciiTheme="majorHAnsi" w:eastAsiaTheme="majorEastAsia" w:hAnsiTheme="majorHAnsi" w:cstheme="majorBidi"/>
+        <w:rFonts w:cstheme="majorBidi"/>
         <w:b/>
         <w:bCs/>
       </w:rPr>
     </w:tblStylePr>
     <w:tblStylePr w:type="lastCol">
       <w:rPr>
-        <w:rFonts w:asciiTheme="majorHAnsi" w:eastAsiaTheme="majorEastAsia" w:hAnsiTheme="majorHAnsi" w:cstheme="majorBidi"/>
+        <w:rFonts w:cstheme="majorBidi"/>
         <w:b/>
         <w:bCs/>
       </w:rPr>
@@ -4611,7 +4935,7 @@
         <w:spacing w:before="0" w:after="0" w:line="240" w:lineRule="auto"/>
       </w:pPr>
       <w:rPr>
-        <w:rFonts w:asciiTheme="majorHAnsi" w:eastAsiaTheme="majorEastAsia" w:hAnsiTheme="majorHAnsi" w:cstheme="majorBidi"/>
+        <w:rFonts w:cstheme="majorBidi"/>
         <w:b/>
         <w:bCs/>
       </w:rPr>
@@ -4632,7 +4956,7 @@
         <w:spacing w:before="0" w:after="0" w:line="240" w:lineRule="auto"/>
       </w:pPr>
       <w:rPr>
-        <w:rFonts w:asciiTheme="majorHAnsi" w:eastAsiaTheme="majorEastAsia" w:hAnsiTheme="majorHAnsi" w:cstheme="majorBidi"/>
+        <w:rFonts w:cstheme="majorBidi"/>
         <w:b/>
         <w:bCs/>
       </w:rPr>
@@ -4650,14 +4974,14 @@
     </w:tblStylePr>
     <w:tblStylePr w:type="firstCol">
       <w:rPr>
-        <w:rFonts w:asciiTheme="majorHAnsi" w:eastAsiaTheme="majorEastAsia" w:hAnsiTheme="majorHAnsi" w:cstheme="majorBidi"/>
+        <w:rFonts w:cstheme="majorBidi"/>
         <w:b/>
         <w:bCs/>
       </w:rPr>
     </w:tblStylePr>
     <w:tblStylePr w:type="lastCol">
       <w:rPr>
-        <w:rFonts w:asciiTheme="majorHAnsi" w:eastAsiaTheme="majorEastAsia" w:hAnsiTheme="majorHAnsi" w:cstheme="majorBidi"/>
+        <w:rFonts w:cstheme="majorBidi"/>
         <w:b/>
         <w:bCs/>
       </w:rPr>
@@ -6522,7 +6846,7 @@
     </w:tblPr>
     <w:tblStylePr w:type="firstRow">
       <w:rPr>
-        <w:rFonts w:asciiTheme="majorHAnsi" w:eastAsiaTheme="majorEastAsia" w:hAnsiTheme="majorHAnsi" w:cstheme="majorBidi"/>
+        <w:rFonts w:cstheme="majorBidi"/>
       </w:rPr>
       <w:tblPr/>
       <w:tcPr>
@@ -6606,7 +6930,7 @@
     </w:tblPr>
     <w:tblStylePr w:type="firstRow">
       <w:rPr>
-        <w:rFonts w:asciiTheme="majorHAnsi" w:eastAsiaTheme="majorEastAsia" w:hAnsiTheme="majorHAnsi" w:cstheme="majorBidi"/>
+        <w:rFonts w:cstheme="majorBidi"/>
       </w:rPr>
       <w:tblPr/>
       <w:tcPr>
@@ -6690,7 +7014,7 @@
     </w:tblPr>
     <w:tblStylePr w:type="firstRow">
       <w:rPr>
-        <w:rFonts w:asciiTheme="majorHAnsi" w:eastAsiaTheme="majorEastAsia" w:hAnsiTheme="majorHAnsi" w:cstheme="majorBidi"/>
+        <w:rFonts w:cstheme="majorBidi"/>
       </w:rPr>
       <w:tblPr/>
       <w:tcPr>
@@ -6774,7 +7098,7 @@
     </w:tblPr>
     <w:tblStylePr w:type="firstRow">
       <w:rPr>
-        <w:rFonts w:asciiTheme="majorHAnsi" w:eastAsiaTheme="majorEastAsia" w:hAnsiTheme="majorHAnsi" w:cstheme="majorBidi"/>
+        <w:rFonts w:cstheme="majorBidi"/>
       </w:rPr>
       <w:tblPr/>
       <w:tcPr>
@@ -6858,7 +7182,7 @@
     </w:tblPr>
     <w:tblStylePr w:type="firstRow">
       <w:rPr>
-        <w:rFonts w:asciiTheme="majorHAnsi" w:eastAsiaTheme="majorEastAsia" w:hAnsiTheme="majorHAnsi" w:cstheme="majorBidi"/>
+        <w:rFonts w:cstheme="majorBidi"/>
       </w:rPr>
       <w:tblPr/>
       <w:tcPr>
@@ -6942,7 +7266,7 @@
     </w:tblPr>
     <w:tblStylePr w:type="firstRow">
       <w:rPr>
-        <w:rFonts w:asciiTheme="majorHAnsi" w:eastAsiaTheme="majorEastAsia" w:hAnsiTheme="majorHAnsi" w:cstheme="majorBidi"/>
+        <w:rFonts w:cstheme="majorBidi"/>
       </w:rPr>
       <w:tblPr/>
       <w:tcPr>
@@ -7026,7 +7350,7 @@
     </w:tblPr>
     <w:tblStylePr w:type="firstRow">
       <w:rPr>
-        <w:rFonts w:asciiTheme="majorHAnsi" w:eastAsiaTheme="majorEastAsia" w:hAnsiTheme="majorHAnsi" w:cstheme="majorBidi"/>
+        <w:rFonts w:cstheme="majorBidi"/>
       </w:rPr>
       <w:tblPr/>
       <w:tcPr>
@@ -7091,7 +7415,7 @@
       <w:spacing w:after="0" w:line="240" w:lineRule="auto"/>
     </w:pPr>
     <w:rPr>
-      <w:rFonts w:asciiTheme="majorHAnsi" w:eastAsiaTheme="majorEastAsia" w:hAnsiTheme="majorHAnsi" w:cstheme="majorBidi"/>
+      <w:rFonts w:cstheme="majorBidi"/>
       <w:color w:val="000000" w:themeColor="text1"/>
     </w:rPr>
     <w:tblPr>
@@ -7219,7 +7543,7 @@
       <w:spacing w:after="0" w:line="240" w:lineRule="auto"/>
     </w:pPr>
     <w:rPr>
-      <w:rFonts w:asciiTheme="majorHAnsi" w:eastAsiaTheme="majorEastAsia" w:hAnsiTheme="majorHAnsi" w:cstheme="majorBidi"/>
+      <w:rFonts w:cstheme="majorBidi"/>
       <w:color w:val="000000" w:themeColor="text1"/>
     </w:rPr>
     <w:tblPr>
@@ -7347,7 +7671,7 @@
       <w:spacing w:after="0" w:line="240" w:lineRule="auto"/>
     </w:pPr>
     <w:rPr>
-      <w:rFonts w:asciiTheme="majorHAnsi" w:eastAsiaTheme="majorEastAsia" w:hAnsiTheme="majorHAnsi" w:cstheme="majorBidi"/>
+      <w:rFonts w:cstheme="majorBidi"/>
       <w:color w:val="000000" w:themeColor="text1"/>
     </w:rPr>
     <w:tblPr>
@@ -7475,7 +7799,7 @@
       <w:spacing w:after="0" w:line="240" w:lineRule="auto"/>
     </w:pPr>
     <w:rPr>
-      <w:rFonts w:asciiTheme="majorHAnsi" w:eastAsiaTheme="majorEastAsia" w:hAnsiTheme="majorHAnsi" w:cstheme="majorBidi"/>
+      <w:rFonts w:cstheme="majorBidi"/>
       <w:color w:val="000000" w:themeColor="text1"/>
     </w:rPr>
     <w:tblPr>
@@ -7603,7 +7927,7 @@
       <w:spacing w:after="0" w:line="240" w:lineRule="auto"/>
     </w:pPr>
     <w:rPr>
-      <w:rFonts w:asciiTheme="majorHAnsi" w:eastAsiaTheme="majorEastAsia" w:hAnsiTheme="majorHAnsi" w:cstheme="majorBidi"/>
+      <w:rFonts w:cstheme="majorBidi"/>
       <w:color w:val="000000" w:themeColor="text1"/>
     </w:rPr>
     <w:tblPr>
@@ -7731,7 +8055,7 @@
       <w:spacing w:after="0" w:line="240" w:lineRule="auto"/>
     </w:pPr>
     <w:rPr>
-      <w:rFonts w:asciiTheme="majorHAnsi" w:eastAsiaTheme="majorEastAsia" w:hAnsiTheme="majorHAnsi" w:cstheme="majorBidi"/>
+      <w:rFonts w:cstheme="majorBidi"/>
       <w:color w:val="000000" w:themeColor="text1"/>
     </w:rPr>
     <w:tblPr>
@@ -7859,7 +8183,7 @@
       <w:spacing w:after="0" w:line="240" w:lineRule="auto"/>
     </w:pPr>
     <w:rPr>
-      <w:rFonts w:asciiTheme="majorHAnsi" w:eastAsiaTheme="majorEastAsia" w:hAnsiTheme="majorHAnsi" w:cstheme="majorBidi"/>
+      <w:rFonts w:cstheme="majorBidi"/>
       <w:color w:val="000000" w:themeColor="text1"/>
     </w:rPr>
     <w:tblPr>
@@ -8498,7 +8822,7 @@
       <w:spacing w:after="0" w:line="240" w:lineRule="auto"/>
     </w:pPr>
     <w:rPr>
-      <w:rFonts w:asciiTheme="majorHAnsi" w:eastAsiaTheme="majorEastAsia" w:hAnsiTheme="majorHAnsi" w:cstheme="majorBidi"/>
+      <w:rFonts w:cstheme="majorBidi"/>
       <w:color w:val="000000" w:themeColor="text1"/>
     </w:rPr>
     <w:tblPr>
@@ -8623,7 +8947,7 @@
       <w:spacing w:after="0" w:line="240" w:lineRule="auto"/>
     </w:pPr>
     <w:rPr>
-      <w:rFonts w:asciiTheme="majorHAnsi" w:eastAsiaTheme="majorEastAsia" w:hAnsiTheme="majorHAnsi" w:cstheme="majorBidi"/>
+      <w:rFonts w:cstheme="majorBidi"/>
       <w:color w:val="000000" w:themeColor="text1"/>
     </w:rPr>
     <w:tblPr>
@@ -8748,7 +9072,7 @@
       <w:spacing w:after="0" w:line="240" w:lineRule="auto"/>
     </w:pPr>
     <w:rPr>
-      <w:rFonts w:asciiTheme="majorHAnsi" w:eastAsiaTheme="majorEastAsia" w:hAnsiTheme="majorHAnsi" w:cstheme="majorBidi"/>
+      <w:rFonts w:cstheme="majorBidi"/>
       <w:color w:val="000000" w:themeColor="text1"/>
     </w:rPr>
     <w:tblPr>
@@ -8873,7 +9197,7 @@
       <w:spacing w:after="0" w:line="240" w:lineRule="auto"/>
     </w:pPr>
     <w:rPr>
-      <w:rFonts w:asciiTheme="majorHAnsi" w:eastAsiaTheme="majorEastAsia" w:hAnsiTheme="majorHAnsi" w:cstheme="majorBidi"/>
+      <w:rFonts w:cstheme="majorBidi"/>
       <w:color w:val="000000" w:themeColor="text1"/>
     </w:rPr>
     <w:tblPr>
@@ -8998,7 +9322,7 @@
       <w:spacing w:after="0" w:line="240" w:lineRule="auto"/>
     </w:pPr>
     <w:rPr>
-      <w:rFonts w:asciiTheme="majorHAnsi" w:eastAsiaTheme="majorEastAsia" w:hAnsiTheme="majorHAnsi" w:cstheme="majorBidi"/>
+      <w:rFonts w:cstheme="majorBidi"/>
       <w:color w:val="000000" w:themeColor="text1"/>
     </w:rPr>
     <w:tblPr>
@@ -9123,7 +9447,7 @@
       <w:spacing w:after="0" w:line="240" w:lineRule="auto"/>
     </w:pPr>
     <w:rPr>
-      <w:rFonts w:asciiTheme="majorHAnsi" w:eastAsiaTheme="majorEastAsia" w:hAnsiTheme="majorHAnsi" w:cstheme="majorBidi"/>
+      <w:rFonts w:cstheme="majorBidi"/>
       <w:color w:val="000000" w:themeColor="text1"/>
     </w:rPr>
     <w:tblPr>
@@ -9248,7 +9572,7 @@
       <w:spacing w:after="0" w:line="240" w:lineRule="auto"/>
     </w:pPr>
     <w:rPr>
-      <w:rFonts w:asciiTheme="majorHAnsi" w:eastAsiaTheme="majorEastAsia" w:hAnsiTheme="majorHAnsi" w:cstheme="majorBidi"/>
+      <w:rFonts w:cstheme="majorBidi"/>
       <w:color w:val="000000" w:themeColor="text1"/>
     </w:rPr>
     <w:tblPr>

--- a/docs/templates/docx/family.docx
+++ b/docs/templates/docx/family.docx
@@ -17,7 +17,7 @@
         <w:pStyle w:val="Title"/>
       </w:pPr>
       <w:r>
-        <w:t>Our week at a glance</w:t>
+        <w:t>Our Week at a Glance</w:t>
       </w:r>
     </w:p>
     <w:p>
@@ -1125,7 +1125,7 @@
         <w:rPr>
           <w:b w:val="0"/>
         </w:rPr>
-        <w:t>Shared jobs</w:t>
+        <w:t>Shared Jobs</w:t>
       </w:r>
     </w:p>
     <w:tbl>
@@ -1331,11 +1331,13 @@
         <w:rPr>
           <w:b w:val="0"/>
         </w:rPr>
-        <w:t>Shopping and reminders</w:t>
+        <w:t>Shopping and Reminders</w:t>
       </w:r>
     </w:p>
     <w:p>
-      <w:pPr/>
+      <w:pPr>
+        <w:ind w:right="8654"/>
+      </w:pPr>
       <w:r>
         <w:rPr>
           <w:b w:val="0"/>
@@ -1349,6 +1351,7 @@
       <w:pPr>
         <w:shd w:fill="EDF2F9"/>
         <w:spacing w:before="120" w:after="160"/>
+        <w:ind w:right="8654"/>
       </w:pPr>
       <w:r>
         <w:rPr>
@@ -1369,6 +1372,7 @@
     <w:p>
       <w:pPr>
         <w:spacing w:before="140"/>
+        <w:ind w:right="8654"/>
       </w:pPr>
       <w:r>
         <w:rPr>

--- a/docs/templates/docx/family.docx
+++ b/docs/templates/docx/family.docx
@@ -15,6 +15,7 @@
     <w:p>
       <w:pPr>
         <w:pStyle w:val="Title"/>
+        <w:shd w:fill="DCD2FF"/>
       </w:pPr>
       <w:r>
         <w:t>Our Week at a Glance</w:t>
@@ -134,7 +135,7 @@
         <w:tc>
           <w:tcPr>
             <w:tcW w:type="dxa" w:w="4685"/>
-            <w:shd w:fill="F0F2F6"/>
+            <w:shd w:fill="E9F4F0"/>
             <w:tcMar>
               <w:top w:w="45" w:type="dxa"/>
               <w:left w:w="45" w:type="dxa"/>
@@ -160,7 +161,7 @@
         <w:tc>
           <w:tcPr>
             <w:tcW w:type="dxa" w:w="4685"/>
-            <w:shd w:fill="F0F2F6"/>
+            <w:shd w:fill="E9F4F0"/>
             <w:tcMar>
               <w:top w:w="45" w:type="dxa"/>
               <w:left w:w="45" w:type="dxa"/>
@@ -186,7 +187,7 @@
         <w:tc>
           <w:tcPr>
             <w:tcW w:type="dxa" w:w="4685"/>
-            <w:shd w:fill="F0F2F6"/>
+            <w:shd w:fill="E9F4F0"/>
             <w:tcMar>
               <w:top w:w="45" w:type="dxa"/>
               <w:left w:w="45" w:type="dxa"/>
@@ -350,7 +351,7 @@
         <w:tc>
           <w:tcPr>
             <w:tcW w:type="dxa" w:w="1686"/>
-            <w:shd w:fill="F0F2F6"/>
+            <w:shd w:fill="E9F4F0"/>
             <w:tcMar>
               <w:top w:w="45" w:type="dxa"/>
               <w:left w:w="45" w:type="dxa"/>
@@ -376,7 +377,7 @@
         <w:tc>
           <w:tcPr>
             <w:tcW w:type="dxa" w:w="5341"/>
-            <w:shd w:fill="F0F2F6"/>
+            <w:shd w:fill="E9F4F0"/>
             <w:tcMar>
               <w:top w:w="45" w:type="dxa"/>
               <w:left w:w="45" w:type="dxa"/>
@@ -402,7 +403,7 @@
         <w:tc>
           <w:tcPr>
             <w:tcW w:type="dxa" w:w="3935"/>
-            <w:shd w:fill="F0F2F6"/>
+            <w:shd w:fill="E9F4F0"/>
             <w:tcMar>
               <w:top w:w="45" w:type="dxa"/>
               <w:left w:w="45" w:type="dxa"/>
@@ -428,7 +429,7 @@
         <w:tc>
           <w:tcPr>
             <w:tcW w:type="dxa" w:w="3092"/>
-            <w:shd w:fill="F0F2F6"/>
+            <w:shd w:fill="E9F4F0"/>
             <w:tcMar>
               <w:top w:w="45" w:type="dxa"/>
               <w:left w:w="45" w:type="dxa"/>
@@ -568,7 +569,7 @@
         <w:tc>
           <w:tcPr>
             <w:tcW w:type="dxa" w:w="1686"/>
-            <w:shd w:fill="F0F2F6"/>
+            <w:shd w:fill="E9F4F0"/>
             <w:tcMar>
               <w:top w:w="45" w:type="dxa"/>
               <w:left w:w="45" w:type="dxa"/>
@@ -594,7 +595,7 @@
         <w:tc>
           <w:tcPr>
             <w:tcW w:type="dxa" w:w="5341"/>
-            <w:shd w:fill="F0F2F6"/>
+            <w:shd w:fill="E9F4F0"/>
             <w:tcMar>
               <w:top w:w="45" w:type="dxa"/>
               <w:left w:w="45" w:type="dxa"/>
@@ -620,7 +621,7 @@
         <w:tc>
           <w:tcPr>
             <w:tcW w:type="dxa" w:w="3935"/>
-            <w:shd w:fill="F0F2F6"/>
+            <w:shd w:fill="E9F4F0"/>
             <w:tcMar>
               <w:top w:w="45" w:type="dxa"/>
               <w:left w:w="45" w:type="dxa"/>
@@ -646,7 +647,7 @@
         <w:tc>
           <w:tcPr>
             <w:tcW w:type="dxa" w:w="3092"/>
-            <w:shd w:fill="F0F2F6"/>
+            <w:shd w:fill="E9F4F0"/>
             <w:tcMar>
               <w:top w:w="45" w:type="dxa"/>
               <w:left w:w="45" w:type="dxa"/>
@@ -786,7 +787,7 @@
         <w:tc>
           <w:tcPr>
             <w:tcW w:type="dxa" w:w="1686"/>
-            <w:shd w:fill="F0F2F6"/>
+            <w:shd w:fill="E9F4F0"/>
             <w:tcMar>
               <w:top w:w="45" w:type="dxa"/>
               <w:left w:w="45" w:type="dxa"/>
@@ -812,7 +813,7 @@
         <w:tc>
           <w:tcPr>
             <w:tcW w:type="dxa" w:w="5341"/>
-            <w:shd w:fill="F0F2F6"/>
+            <w:shd w:fill="E9F4F0"/>
             <w:tcMar>
               <w:top w:w="45" w:type="dxa"/>
               <w:left w:w="45" w:type="dxa"/>
@@ -838,7 +839,7 @@
         <w:tc>
           <w:tcPr>
             <w:tcW w:type="dxa" w:w="3935"/>
-            <w:shd w:fill="F0F2F6"/>
+            <w:shd w:fill="E9F4F0"/>
             <w:tcMar>
               <w:top w:w="45" w:type="dxa"/>
               <w:left w:w="45" w:type="dxa"/>
@@ -864,7 +865,7 @@
         <w:tc>
           <w:tcPr>
             <w:tcW w:type="dxa" w:w="3092"/>
-            <w:shd w:fill="F0F2F6"/>
+            <w:shd w:fill="E9F4F0"/>
             <w:tcMar>
               <w:top w:w="45" w:type="dxa"/>
               <w:left w:w="45" w:type="dxa"/>
@@ -1004,7 +1005,7 @@
         <w:tc>
           <w:tcPr>
             <w:tcW w:type="dxa" w:w="1686"/>
-            <w:shd w:fill="F0F2F6"/>
+            <w:shd w:fill="E9F4F0"/>
             <w:tcMar>
               <w:top w:w="45" w:type="dxa"/>
               <w:left w:w="45" w:type="dxa"/>
@@ -1030,7 +1031,7 @@
         <w:tc>
           <w:tcPr>
             <w:tcW w:type="dxa" w:w="5341"/>
-            <w:shd w:fill="F0F2F6"/>
+            <w:shd w:fill="E9F4F0"/>
             <w:tcMar>
               <w:top w:w="45" w:type="dxa"/>
               <w:left w:w="45" w:type="dxa"/>
@@ -1056,7 +1057,7 @@
         <w:tc>
           <w:tcPr>
             <w:tcW w:type="dxa" w:w="3935"/>
-            <w:shd w:fill="F0F2F6"/>
+            <w:shd w:fill="E9F4F0"/>
             <w:tcMar>
               <w:top w:w="45" w:type="dxa"/>
               <w:left w:w="45" w:type="dxa"/>
@@ -1082,7 +1083,7 @@
         <w:tc>
           <w:tcPr>
             <w:tcW w:type="dxa" w:w="3092"/>
-            <w:shd w:fill="F0F2F6"/>
+            <w:shd w:fill="E9F4F0"/>
             <w:tcMar>
               <w:top w:w="45" w:type="dxa"/>
               <w:left w:w="45" w:type="dxa"/>
@@ -1230,7 +1231,7 @@
         <w:tc>
           <w:tcPr>
             <w:tcW w:type="dxa" w:w="4685"/>
-            <w:shd w:fill="F0F2F6"/>
+            <w:shd w:fill="E9F4F0"/>
             <w:tcMar>
               <w:top w:w="45" w:type="dxa"/>
               <w:left w:w="45" w:type="dxa"/>
@@ -1258,7 +1259,7 @@
         <w:tc>
           <w:tcPr>
             <w:tcW w:type="dxa" w:w="4685"/>
-            <w:shd w:fill="F0F2F6"/>
+            <w:shd w:fill="E9F4F0"/>
             <w:tcMar>
               <w:top w:w="45" w:type="dxa"/>
               <w:left w:w="45" w:type="dxa"/>
@@ -1286,7 +1287,7 @@
         <w:tc>
           <w:tcPr>
             <w:tcW w:type="dxa" w:w="4685"/>
-            <w:shd w:fill="F0F2F6"/>
+            <w:shd w:fill="E9F4F0"/>
             <w:tcMar>
               <w:top w:w="45" w:type="dxa"/>
               <w:left w:w="45" w:type="dxa"/>
@@ -1349,7 +1350,7 @@
     </w:p>
     <w:p>
       <w:pPr>
-        <w:shd w:fill="EDF2F9"/>
+        <w:shd w:fill="E9F4F0"/>
         <w:spacing w:before="120" w:after="160"/>
         <w:ind w:right="8654"/>
       </w:pPr>
@@ -1366,7 +1367,20 @@
         <w:rPr>
           <w:b w:val="0"/>
         </w:rPr>
-        <w:t>Rain on Saturday? Picnic at the community hall. Alex updates Taylor before pickup. Keep emergency details in your private family record, not a public template.</w:t>
+        <w:t xml:space="preserve">Rain on Saturday? Picnic at the </w:t>
+      </w:r>
+      <w:r>
+        <w:rPr>
+          <w:b/>
+          <w:color w:val="086A66"/>
+        </w:rPr>
+        <w:t>community hall</w:t>
+      </w:r>
+      <w:r>
+        <w:rPr>
+          <w:b w:val="0"/>
+        </w:rPr>
+        <w:t>. Alex updates Taylor before pickup. Keep emergency details in your private family record, not a public template.</w:t>
       </w:r>
     </w:p>
     <w:p>
@@ -1405,21 +1419,7 @@
         <w:b w:val="0"/>
         <w:sz w:val="16"/>
       </w:rPr>
-    </w:r>
-    <w:r>
-      <w:rPr>
-        <w:b/>
-        <w:color w:val="086A66"/>
-        <w:sz w:val="16"/>
-      </w:rPr>
-      <w:t>FICTIONAL</w:t>
-    </w:r>
-    <w:r>
-      <w:rPr>
-        <w:b w:val="0"/>
-        <w:sz w:val="16"/>
-      </w:rPr>
-      <w:t xml:space="preserve"> EXAMPLE  /  FAMILY   •   Dazzler   /   </w:t>
+      <w:t xml:space="preserve">FICTIONAL EXAMPLE  /  FAMILY   •   Dazzler   /   </w:t>
     </w:r>
     <w:fldSimple w:instr="PAGE"/>
   </w:p>

--- a/docs/templates/docx/family.docx
+++ b/docs/templates/docx/family.docx
@@ -3,210 +3,221 @@
 <w:document xmlns:wpc="http://schemas.microsoft.com/office/word/2010/wordprocessingCanvas" xmlns:mo="http://schemas.microsoft.com/office/mac/office/2008/main" xmlns:mc="http://schemas.openxmlformats.org/markup-compatibility/2006" xmlns:mv="urn:schemas-microsoft-com:mac:vml" xmlns:o="urn:schemas-microsoft-com:office:office" xmlns:r="http://schemas.openxmlformats.org/officeDocument/2006/relationships" xmlns:m="http://schemas.openxmlformats.org/officeDocument/2006/math" xmlns:v="urn:schemas-microsoft-com:vml" xmlns:wp14="http://schemas.microsoft.com/office/word/2010/wordprocessingDrawing" xmlns:wp="http://schemas.openxmlformats.org/drawingml/2006/wordprocessingDrawing" xmlns:w10="urn:schemas-microsoft-com:office:word" xmlns:w="http://schemas.openxmlformats.org/wordprocessingml/2006/main" xmlns:w14="http://schemas.microsoft.com/office/word/2010/wordml" xmlns:wpg="http://schemas.microsoft.com/office/word/2010/wordprocessingGroup" xmlns:wpi="http://schemas.microsoft.com/office/word/2010/wordprocessingInk" xmlns:wne="http://schemas.microsoft.com/office/word/2006/wordml" xmlns:wps="http://schemas.microsoft.com/office/word/2010/wordprocessingShape" mc:Ignorable="w14 wp14">
   <w:body>
     <w:p>
+      <w:pPr>
+        <w:spacing w:after="280" w:line="269" w:lineRule="auto"/>
+      </w:pPr>
       <w:r>
         <w:rPr>
+          <w:rFonts w:ascii="Arial" w:hAnsi="Arial"/>
           <w:b/>
-          <w:color w:val="086A66"/>
-          <w:sz w:val="16"/>
+          <w:i w:val="0"/>
+          <w:color w:val="224A74"/>
+          <w:sz w:val="18"/>
         </w:rPr>
-        <w:t>THE FRIDGE PLANNER   /   01</w:t>
+        <w:t>THE RIVER HOUSE / 23–25 JULY</w:t>
       </w:r>
     </w:p>
     <w:p>
       <w:pPr>
         <w:pStyle w:val="Title"/>
-        <w:shd w:fill="DCD2FF"/>
+        <w:spacing w:after="160" w:line="269" w:lineRule="auto"/>
       </w:pPr>
       <w:r>
-        <w:t>Our Week at a Glance</w:t>
+        <w:rPr>
+          <w:rFonts w:ascii="Arial" w:hAnsi="Arial"/>
+          <w:b/>
+          <w:i w:val="0"/>
+          <w:color w:val="224A74"/>
+          <w:sz w:val="68"/>
+        </w:rPr>
+        <w:t>River House Weekend Plan</w:t>
       </w:r>
     </w:p>
     <w:p>
       <w:pPr>
-        <w:pStyle w:val="Subtitle"/>
+        <w:spacing w:after="280" w:line="269" w:lineRule="auto"/>
       </w:pPr>
       <w:r>
         <w:rPr>
-          <w:i/>
+          <w:rFonts w:ascii="Arial" w:hAnsi="Arial"/>
+          <w:b w:val="0"/>
+          <w:i w:val="0"/>
+          <w:color w:val="17252B"/>
+          <w:sz w:val="26"/>
         </w:rPr>
-        <w:t>Morgan household • 21–27 June 2027</w:t>
+        <w:t>A shared plan with room to change it. The only fixed appointment is lunch with Nana on Saturday.</w:t>
+      </w:r>
+    </w:p>
+    <w:p>
+      <w:pPr>
+        <w:spacing w:after="240" w:line="269" w:lineRule="auto"/>
+      </w:pPr>
+      <w:r>
+        <w:rPr>
+          <w:rFonts w:ascii="Arial" w:hAnsi="Arial"/>
+          <w:b w:val="0"/>
+          <w:i w:val="0"/>
+          <w:color w:val="17252B"/>
+          <w:sz w:val="22"/>
+        </w:rPr>
+        <w:t>A fictional family plan for two adults and two children. Keep food, travel and quiet time visible; check items as they are packed rather than assuming they are done.</w:t>
       </w:r>
     </w:p>
     <w:tbl>
       <w:tblPr>
         <w:tblW w:type="auto" w:w="0"/>
-        <w:tblLayout w:type="fixed"/>
         <w:tblLook w:firstColumn="1" w:firstRow="1" w:lastColumn="0" w:lastRow="0" w:noHBand="0" w:noVBand="1" w:val="04A0"/>
       </w:tblPr>
       <w:tblGrid>
-        <w:gridCol w:w="4685"/>
-        <w:gridCol w:w="4685"/>
-        <w:gridCol w:w="4685"/>
+        <w:gridCol w:w="4656"/>
+        <w:gridCol w:w="4656"/>
+        <w:gridCol w:w="4656"/>
       </w:tblGrid>
       <w:tr>
         <w:trPr>
-          <w:cantSplit/>
           <w:tblHeader/>
         </w:trPr>
         <w:tc>
           <w:tcPr>
-            <w:tcW w:type="dxa" w:w="4685"/>
-            <w:shd w:fill="086A66"/>
-            <w:tcMar>
-              <w:top w:w="45" w:type="dxa"/>
-              <w:left w:w="45" w:type="dxa"/>
-              <w:bottom w:w="45" w:type="dxa"/>
-              <w:right w:w="45" w:type="dxa"/>
-            </w:tcMar>
+            <w:tcW w:type="dxa" w:w="4656"/>
+            <w:shd w:fill="FFF7E6"/>
           </w:tcPr>
           <w:p>
             <w:pPr>
-              <w:spacing w:after="0"/>
+              <w:spacing w:after="160" w:line="269" w:lineRule="auto"/>
+            </w:pPr>
+            <w:r>
+              <w:rPr>
+                <w:rFonts w:ascii="Arial" w:hAnsi="Arial"/>
+                <w:b/>
+                <w:color w:val="17252B"/>
+                <w:sz w:val="48"/>
+              </w:rPr>
+              <w:t>Friday</w:t>
+            </w:r>
+          </w:p>
+          <w:p>
+            <w:pPr>
+              <w:spacing w:after="160" w:line="269" w:lineRule="auto"/>
+            </w:pPr>
+            <w:r>
+              <w:rPr>
+                <w:rFonts w:ascii="Arial" w:hAnsi="Arial"/>
+                <w:b/>
+                <w:color w:val="17252B"/>
+                <w:sz w:val="26"/>
+              </w:rPr>
+              <w:t>Arrive before 18:00</w:t>
+            </w:r>
+          </w:p>
+          <w:p>
+            <w:pPr>
+              <w:spacing w:after="160" w:line="269" w:lineRule="auto"/>
+            </w:pPr>
+            <w:r>
+              <w:rPr>
+                <w:rFonts w:ascii="Arial" w:hAnsi="Arial"/>
+                <w:b w:val="0"/>
+                <w:color w:val="17252B"/>
+                <w:sz w:val="22"/>
+              </w:rPr>
+              <w:t>Games after supper</w:t>
+            </w:r>
+          </w:p>
+        </w:tc>
+        <w:tc>
+          <w:tcPr>
+            <w:tcW w:type="dxa" w:w="4656"/>
+            <w:shd w:fill="224A74"/>
+          </w:tcPr>
+          <w:p>
+            <w:pPr>
+              <w:spacing w:after="160" w:line="269" w:lineRule="auto"/>
             </w:pPr>
             <w:r>
               <w:rPr>
                 <w:rFonts w:ascii="Arial" w:hAnsi="Arial"/>
                 <w:b/>
                 <w:color w:val="FFFFFF"/>
-                <w:sz w:val="44"/>
+                <w:sz w:val="48"/>
               </w:rPr>
-              <w:t>7</w:t>
+              <w:t>Saturday</w:t>
             </w:r>
           </w:p>
-        </w:tc>
-        <w:tc>
-          <w:tcPr>
-            <w:tcW w:type="dxa" w:w="4685"/>
-            <w:shd w:fill="086A66"/>
-            <w:tcMar>
-              <w:top w:w="45" w:type="dxa"/>
-              <w:left w:w="45" w:type="dxa"/>
-              <w:bottom w:w="45" w:type="dxa"/>
-              <w:right w:w="45" w:type="dxa"/>
-            </w:tcMar>
-            <w:shd w:fill="AC402A"/>
-          </w:tcPr>
           <w:p>
             <w:pPr>
-              <w:spacing w:after="0"/>
+              <w:spacing w:after="160" w:line="269" w:lineRule="auto"/>
             </w:pPr>
             <w:r>
               <w:rPr>
                 <w:rFonts w:ascii="Arial" w:hAnsi="Arial"/>
                 <w:b/>
                 <w:color w:val="FFFFFF"/>
-                <w:sz w:val="44"/>
+                <w:sz w:val="26"/>
               </w:rPr>
-              <w:t>3</w:t>
+              <w:t>Lunch at 12:30</w:t>
+            </w:r>
+          </w:p>
+          <w:p>
+            <w:pPr>
+              <w:spacing w:after="160" w:line="269" w:lineRule="auto"/>
+            </w:pPr>
+            <w:r>
+              <w:rPr>
+                <w:rFonts w:ascii="Arial" w:hAnsi="Arial"/>
+                <w:b w:val="0"/>
+                <w:color w:val="FFFFFF"/>
+                <w:sz w:val="22"/>
+              </w:rPr>
+              <w:t>Walk or quiet time</w:t>
             </w:r>
           </w:p>
         </w:tc>
         <w:tc>
           <w:tcPr>
-            <w:tcW w:type="dxa" w:w="4685"/>
-            <w:shd w:fill="086A66"/>
-            <w:tcMar>
-              <w:top w:w="45" w:type="dxa"/>
-              <w:left w:w="45" w:type="dxa"/>
-              <w:bottom w:w="45" w:type="dxa"/>
-              <w:right w:w="45" w:type="dxa"/>
-            </w:tcMar>
+            <w:tcW w:type="dxa" w:w="4656"/>
+            <w:shd w:fill="FFF7E6"/>
           </w:tcPr>
           <w:p>
             <w:pPr>
-              <w:spacing w:after="0"/>
+              <w:spacing w:after="160" w:line="269" w:lineRule="auto"/>
             </w:pPr>
             <w:r>
               <w:rPr>
                 <w:rFonts w:ascii="Arial" w:hAnsi="Arial"/>
                 <w:b/>
-                <w:color w:val="FFFFFF"/>
-                <w:sz w:val="44"/>
+                <w:color w:val="17252B"/>
+                <w:sz w:val="48"/>
               </w:rPr>
-              <w:t>1</w:t>
+              <w:t>Sunday</w:t>
             </w:r>
           </w:p>
-        </w:tc>
-      </w:tr>
-      <w:tr>
-        <w:trPr>
-          <w:cantSplit/>
-        </w:trPr>
-        <w:tc>
-          <w:tcPr>
-            <w:tcW w:type="dxa" w:w="4685"/>
-            <w:shd w:fill="E9F4F0"/>
-            <w:tcMar>
-              <w:top w:w="45" w:type="dxa"/>
-              <w:left w:w="45" w:type="dxa"/>
-              <w:bottom w:w="45" w:type="dxa"/>
-              <w:right w:w="45" w:type="dxa"/>
-            </w:tcMar>
-          </w:tcPr>
           <w:p>
             <w:pPr>
-              <w:spacing w:after="0"/>
+              <w:spacing w:after="160" w:line="269" w:lineRule="auto"/>
+            </w:pPr>
+            <w:r>
+              <w:rPr>
+                <w:rFonts w:ascii="Arial" w:hAnsi="Arial"/>
+                <w:b/>
+                <w:color w:val="17252B"/>
+                <w:sz w:val="26"/>
+              </w:rPr>
+              <w:t>Pack by 11:00</w:t>
+            </w:r>
+          </w:p>
+          <w:p>
+            <w:pPr>
+              <w:spacing w:after="160" w:line="269" w:lineRule="auto"/>
             </w:pPr>
             <w:r>
               <w:rPr>
                 <w:rFonts w:ascii="Arial" w:hAnsi="Arial"/>
                 <w:b w:val="0"/>
-                <w:color w:val="172033"/>
-                <w:sz w:val="17"/>
+                <w:color w:val="17252B"/>
+                <w:sz w:val="22"/>
               </w:rPr>
-              <w:t>dinners planned</w:t>
-            </w:r>
-          </w:p>
-        </w:tc>
-        <w:tc>
-          <w:tcPr>
-            <w:tcW w:type="dxa" w:w="4685"/>
-            <w:shd w:fill="E9F4F0"/>
-            <w:tcMar>
-              <w:top w:w="45" w:type="dxa"/>
-              <w:left w:w="45" w:type="dxa"/>
-              <w:bottom w:w="45" w:type="dxa"/>
-              <w:right w:w="45" w:type="dxa"/>
-            </w:tcMar>
-          </w:tcPr>
-          <w:p>
-            <w:pPr>
-              <w:spacing w:after="0"/>
-            </w:pPr>
-            <w:r>
-              <w:rPr>
-                <w:rFonts w:ascii="Arial" w:hAnsi="Arial"/>
-                <w:b w:val="0"/>
-                <w:color w:val="172033"/>
-                <w:sz w:val="17"/>
-              </w:rPr>
-              <w:t>shared owners</w:t>
-            </w:r>
-          </w:p>
-        </w:tc>
-        <w:tc>
-          <w:tcPr>
-            <w:tcW w:type="dxa" w:w="4685"/>
-            <w:shd w:fill="E9F4F0"/>
-            <w:tcMar>
-              <w:top w:w="45" w:type="dxa"/>
-              <w:left w:w="45" w:type="dxa"/>
-              <w:bottom w:w="45" w:type="dxa"/>
-              <w:right w:w="45" w:type="dxa"/>
-            </w:tcMar>
-          </w:tcPr>
-          <w:p>
-            <w:pPr>
-              <w:spacing w:after="0"/>
-            </w:pPr>
-            <w:r>
-              <w:rPr>
-                <w:rFonts w:ascii="Arial" w:hAnsi="Arial"/>
-                <w:b w:val="0"/>
-                <w:color w:val="172033"/>
-                <w:sz w:val="17"/>
-              </w:rPr>
-              <w:t>calm place to check</w:t>
+              <w:t>One last river stop</w:t>
             </w:r>
           </w:p>
         </w:tc>
@@ -214,1193 +225,116 @@
     </w:tbl>
     <w:p>
       <w:pPr>
-        <w:spacing w:after="0" w:before="0" w:line="60" w:lineRule="exact"/>
+        <w:pStyle w:val="Heading1"/>
+        <w:spacing w:after="160" w:line="269" w:lineRule="auto"/>
       </w:pPr>
       <w:r>
         <w:rPr>
-          <w:sz w:val="6"/>
+          <w:rFonts w:ascii="Arial" w:hAnsi="Arial"/>
+          <w:b/>
+          <w:i w:val="0"/>
+          <w:color w:val="224A74"/>
+          <w:sz w:val="32"/>
         </w:rPr>
+        <w:t>Pack and Check</w:t>
       </w:r>
     </w:p>
-    <w:tbl>
-      <w:tblPr>
-        <w:tblW w:type="auto" w:w="0"/>
-        <w:tblLayout w:type="fixed"/>
-        <w:tblLook w:firstColumn="1" w:firstRow="1" w:lastColumn="0" w:lastRow="0" w:noHBand="0" w:noVBand="1" w:val="04A0"/>
-      </w:tblPr>
-      <w:tblGrid>
-        <w:gridCol w:w="1686"/>
-        <w:gridCol w:w="5341"/>
-        <w:gridCol w:w="3935"/>
-        <w:gridCol w:w="3092"/>
-      </w:tblGrid>
-      <w:tr>
-        <w:trPr>
-          <w:cantSplit/>
-          <w:tblHeader/>
-        </w:trPr>
-        <w:tc>
-          <w:tcPr>
-            <w:tcW w:type="dxa" w:w="1686"/>
-            <w:shd w:fill="086A66"/>
-            <w:tcMar>
-              <w:top w:w="45" w:type="dxa"/>
-              <w:left w:w="45" w:type="dxa"/>
-              <w:bottom w:w="45" w:type="dxa"/>
-              <w:right w:w="45" w:type="dxa"/>
-            </w:tcMar>
-          </w:tcPr>
-          <w:p>
-            <w:pPr>
-              <w:spacing w:after="0"/>
-            </w:pPr>
-            <w:r>
-              <w:rPr>
-                <w:rFonts w:ascii="Arial" w:hAnsi="Arial"/>
-                <w:b/>
-                <w:color w:val="FFFFFF"/>
-                <w:sz w:val="17"/>
-              </w:rPr>
-              <w:t>Day</w:t>
-            </w:r>
-          </w:p>
-        </w:tc>
-        <w:tc>
-          <w:tcPr>
-            <w:tcW w:type="dxa" w:w="5341"/>
-            <w:shd w:fill="086A66"/>
-            <w:tcMar>
-              <w:top w:w="45" w:type="dxa"/>
-              <w:left w:w="45" w:type="dxa"/>
-              <w:bottom w:w="45" w:type="dxa"/>
-              <w:right w:w="45" w:type="dxa"/>
-            </w:tcMar>
-          </w:tcPr>
-          <w:p>
-            <w:pPr>
-              <w:spacing w:after="0"/>
-            </w:pPr>
-            <w:r>
-              <w:rPr>
-                <w:rFonts w:ascii="Arial" w:hAnsi="Arial"/>
-                <w:b/>
-                <w:color w:val="FFFFFF"/>
-                <w:sz w:val="17"/>
-              </w:rPr>
-              <w:t>Plans and appointments</w:t>
-            </w:r>
-          </w:p>
-        </w:tc>
-        <w:tc>
-          <w:tcPr>
-            <w:tcW w:type="dxa" w:w="3935"/>
-            <w:shd w:fill="086A66"/>
-            <w:tcMar>
-              <w:top w:w="45" w:type="dxa"/>
-              <w:left w:w="45" w:type="dxa"/>
-              <w:bottom w:w="45" w:type="dxa"/>
-              <w:right w:w="45" w:type="dxa"/>
-            </w:tcMar>
-          </w:tcPr>
-          <w:p>
-            <w:pPr>
-              <w:spacing w:after="0"/>
-            </w:pPr>
-            <w:r>
-              <w:rPr>
-                <w:rFonts w:ascii="Arial" w:hAnsi="Arial"/>
-                <w:b/>
-                <w:color w:val="FFFFFF"/>
-                <w:sz w:val="17"/>
-              </w:rPr>
-              <w:t>Pickup or owner</w:t>
-            </w:r>
-          </w:p>
-        </w:tc>
-        <w:tc>
-          <w:tcPr>
-            <w:tcW w:type="dxa" w:w="3092"/>
-            <w:shd w:fill="086A66"/>
-            <w:tcMar>
-              <w:top w:w="45" w:type="dxa"/>
-              <w:left w:w="45" w:type="dxa"/>
-              <w:bottom w:w="45" w:type="dxa"/>
-              <w:right w:w="45" w:type="dxa"/>
-            </w:tcMar>
-          </w:tcPr>
-          <w:p>
-            <w:pPr>
-              <w:spacing w:after="0"/>
-            </w:pPr>
-            <w:r>
-              <w:rPr>
-                <w:rFonts w:ascii="Arial" w:hAnsi="Arial"/>
-                <w:b/>
-                <w:color w:val="FFFFFF"/>
-                <w:sz w:val="17"/>
-              </w:rPr>
-              <w:t>Dinner</w:t>
-            </w:r>
-          </w:p>
-        </w:tc>
-      </w:tr>
-      <w:tr>
-        <w:trPr>
-          <w:cantSplit/>
-        </w:trPr>
-        <w:tc>
-          <w:tcPr>
-            <w:tcW w:type="dxa" w:w="1686"/>
-            <w:shd w:fill="E9F4F0"/>
-            <w:tcMar>
-              <w:top w:w="45" w:type="dxa"/>
-              <w:left w:w="45" w:type="dxa"/>
-              <w:bottom w:w="45" w:type="dxa"/>
-              <w:right w:w="45" w:type="dxa"/>
-            </w:tcMar>
-          </w:tcPr>
-          <w:p>
-            <w:pPr>
-              <w:spacing w:after="0"/>
-            </w:pPr>
-            <w:r>
-              <w:rPr>
-                <w:rFonts w:ascii="Arial" w:hAnsi="Arial"/>
-                <w:b w:val="0"/>
-                <w:color w:val="172033"/>
-                <w:sz w:val="17"/>
-              </w:rPr>
-              <w:t>Mon 21</w:t>
-            </w:r>
-          </w:p>
-        </w:tc>
-        <w:tc>
-          <w:tcPr>
-            <w:tcW w:type="dxa" w:w="5341"/>
-            <w:shd w:fill="E9F4F0"/>
-            <w:tcMar>
-              <w:top w:w="45" w:type="dxa"/>
-              <w:left w:w="45" w:type="dxa"/>
-              <w:bottom w:w="45" w:type="dxa"/>
-              <w:right w:w="45" w:type="dxa"/>
-            </w:tcMar>
-          </w:tcPr>
-          <w:p>
-            <w:pPr>
-              <w:spacing w:after="0"/>
-            </w:pPr>
-            <w:r>
-              <w:rPr>
-                <w:rFonts w:ascii="Arial" w:hAnsi="Arial"/>
-                <w:b w:val="0"/>
-                <w:color w:val="172033"/>
-                <w:sz w:val="17"/>
-              </w:rPr>
-              <w:t>Library returns • 16:00</w:t>
-            </w:r>
-          </w:p>
-        </w:tc>
-        <w:tc>
-          <w:tcPr>
-            <w:tcW w:type="dxa" w:w="3935"/>
-            <w:shd w:fill="E9F4F0"/>
-            <w:tcMar>
-              <w:top w:w="45" w:type="dxa"/>
-              <w:left w:w="45" w:type="dxa"/>
-              <w:bottom w:w="45" w:type="dxa"/>
-              <w:right w:w="45" w:type="dxa"/>
-            </w:tcMar>
-          </w:tcPr>
-          <w:p>
-            <w:pPr>
-              <w:spacing w:after="0"/>
-            </w:pPr>
-            <w:r>
-              <w:rPr>
-                <w:rFonts w:ascii="Arial" w:hAnsi="Arial"/>
-                <w:b w:val="0"/>
-                <w:color w:val="172033"/>
-                <w:sz w:val="17"/>
-              </w:rPr>
-              <w:t>Alex picks up Riley</w:t>
-            </w:r>
-          </w:p>
-        </w:tc>
-        <w:tc>
-          <w:tcPr>
-            <w:tcW w:type="dxa" w:w="3092"/>
-            <w:shd w:fill="E9F4F0"/>
-            <w:tcMar>
-              <w:top w:w="45" w:type="dxa"/>
-              <w:left w:w="45" w:type="dxa"/>
-              <w:bottom w:w="45" w:type="dxa"/>
-              <w:right w:w="45" w:type="dxa"/>
-            </w:tcMar>
-          </w:tcPr>
-          <w:p>
-            <w:pPr>
-              <w:spacing w:after="0"/>
-            </w:pPr>
-            <w:r>
-              <w:rPr>
-                <w:rFonts w:ascii="Arial" w:hAnsi="Arial"/>
-                <w:b w:val="0"/>
-                <w:color w:val="172033"/>
-                <w:sz w:val="17"/>
-              </w:rPr>
-              <w:t>Vegetable pasta</w:t>
-            </w:r>
-          </w:p>
-        </w:tc>
-      </w:tr>
-      <w:tr>
-        <w:trPr>
-          <w:cantSplit/>
-        </w:trPr>
-        <w:tc>
-          <w:tcPr>
-            <w:tcW w:type="dxa" w:w="1686"/>
-            <w:shd w:fill="FFFFFF"/>
-            <w:tcMar>
-              <w:top w:w="45" w:type="dxa"/>
-              <w:left w:w="45" w:type="dxa"/>
-              <w:bottom w:w="45" w:type="dxa"/>
-              <w:right w:w="45" w:type="dxa"/>
-            </w:tcMar>
-          </w:tcPr>
-          <w:p>
-            <w:pPr>
-              <w:spacing w:after="0"/>
-            </w:pPr>
-            <w:r>
-              <w:rPr>
-                <w:rFonts w:ascii="Arial" w:hAnsi="Arial"/>
-                <w:b w:val="0"/>
-                <w:color w:val="172033"/>
-                <w:sz w:val="17"/>
-              </w:rPr>
-              <w:t>Tue 22</w:t>
-            </w:r>
-          </w:p>
-        </w:tc>
-        <w:tc>
-          <w:tcPr>
-            <w:tcW w:type="dxa" w:w="5341"/>
-            <w:shd w:fill="FFFFFF"/>
-            <w:tcMar>
-              <w:top w:w="45" w:type="dxa"/>
-              <w:left w:w="45" w:type="dxa"/>
-              <w:bottom w:w="45" w:type="dxa"/>
-              <w:right w:w="45" w:type="dxa"/>
-            </w:tcMar>
-          </w:tcPr>
-          <w:p>
-            <w:pPr>
-              <w:spacing w:after="0"/>
-            </w:pPr>
-            <w:r>
-              <w:rPr>
-                <w:rFonts w:ascii="Arial" w:hAnsi="Arial"/>
-                <w:b w:val="0"/>
-                <w:color w:val="172033"/>
-                <w:sz w:val="17"/>
-              </w:rPr>
-              <w:t>Swimming • 17:15</w:t>
-            </w:r>
-          </w:p>
-        </w:tc>
-        <w:tc>
-          <w:tcPr>
-            <w:tcW w:type="dxa" w:w="3935"/>
-            <w:shd w:fill="FFFFFF"/>
-            <w:tcMar>
-              <w:top w:w="45" w:type="dxa"/>
-              <w:left w:w="45" w:type="dxa"/>
-              <w:bottom w:w="45" w:type="dxa"/>
-              <w:right w:w="45" w:type="dxa"/>
-            </w:tcMar>
-          </w:tcPr>
-          <w:p>
-            <w:pPr>
-              <w:spacing w:after="0"/>
-            </w:pPr>
-            <w:r>
-              <w:rPr>
-                <w:rFonts w:ascii="Arial" w:hAnsi="Arial"/>
-                <w:b w:val="0"/>
-                <w:color w:val="172033"/>
-                <w:sz w:val="17"/>
-              </w:rPr>
-              <w:t>Taylor drives; Alex collects</w:t>
-            </w:r>
-          </w:p>
-        </w:tc>
-        <w:tc>
-          <w:tcPr>
-            <w:tcW w:type="dxa" w:w="3092"/>
-            <w:shd w:fill="FFFFFF"/>
-            <w:tcMar>
-              <w:top w:w="45" w:type="dxa"/>
-              <w:left w:w="45" w:type="dxa"/>
-              <w:bottom w:w="45" w:type="dxa"/>
-              <w:right w:w="45" w:type="dxa"/>
-            </w:tcMar>
-          </w:tcPr>
-          <w:p>
-            <w:pPr>
-              <w:spacing w:after="0"/>
-            </w:pPr>
-            <w:r>
-              <w:rPr>
-                <w:rFonts w:ascii="Arial" w:hAnsi="Arial"/>
-                <w:b w:val="0"/>
-                <w:color w:val="172033"/>
-                <w:sz w:val="17"/>
-              </w:rPr>
-              <w:t>Rice bowls</w:t>
-            </w:r>
-          </w:p>
-        </w:tc>
-      </w:tr>
-      <w:tr>
-        <w:trPr>
-          <w:cantSplit/>
-        </w:trPr>
-        <w:tc>
-          <w:tcPr>
-            <w:tcW w:type="dxa" w:w="1686"/>
-            <w:shd w:fill="E9F4F0"/>
-            <w:tcMar>
-              <w:top w:w="45" w:type="dxa"/>
-              <w:left w:w="45" w:type="dxa"/>
-              <w:bottom w:w="45" w:type="dxa"/>
-              <w:right w:w="45" w:type="dxa"/>
-            </w:tcMar>
-          </w:tcPr>
-          <w:p>
-            <w:pPr>
-              <w:spacing w:after="0"/>
-            </w:pPr>
-            <w:r>
-              <w:rPr>
-                <w:rFonts w:ascii="Arial" w:hAnsi="Arial"/>
-                <w:b w:val="0"/>
-                <w:color w:val="172033"/>
-                <w:sz w:val="17"/>
-              </w:rPr>
-              <w:t>Wed 23</w:t>
-            </w:r>
-          </w:p>
-        </w:tc>
-        <w:tc>
-          <w:tcPr>
-            <w:tcW w:type="dxa" w:w="5341"/>
-            <w:shd w:fill="E9F4F0"/>
-            <w:tcMar>
-              <w:top w:w="45" w:type="dxa"/>
-              <w:left w:w="45" w:type="dxa"/>
-              <w:bottom w:w="45" w:type="dxa"/>
-              <w:right w:w="45" w:type="dxa"/>
-            </w:tcMar>
-          </w:tcPr>
-          <w:p>
-            <w:pPr>
-              <w:spacing w:after="0"/>
-            </w:pPr>
-            <w:r>
-              <w:rPr>
-                <w:rFonts w:ascii="Arial" w:hAnsi="Arial"/>
-                <w:b w:val="0"/>
-                <w:color w:val="172033"/>
-                <w:sz w:val="17"/>
-              </w:rPr>
-              <w:t>School project due</w:t>
-            </w:r>
-          </w:p>
-        </w:tc>
-        <w:tc>
-          <w:tcPr>
-            <w:tcW w:type="dxa" w:w="3935"/>
-            <w:shd w:fill="E9F4F0"/>
-            <w:tcMar>
-              <w:top w:w="45" w:type="dxa"/>
-              <w:left w:w="45" w:type="dxa"/>
-              <w:bottom w:w="45" w:type="dxa"/>
-              <w:right w:w="45" w:type="dxa"/>
-            </w:tcMar>
-          </w:tcPr>
-          <w:p>
-            <w:pPr>
-              <w:spacing w:after="0"/>
-            </w:pPr>
-            <w:r>
-              <w:rPr>
-                <w:rFonts w:ascii="Arial" w:hAnsi="Arial"/>
-                <w:b w:val="0"/>
-                <w:color w:val="172033"/>
-                <w:sz w:val="17"/>
-              </w:rPr>
-              <w:t>Riley packs model Tuesday</w:t>
-            </w:r>
-          </w:p>
-        </w:tc>
-        <w:tc>
-          <w:tcPr>
-            <w:tcW w:type="dxa" w:w="3092"/>
-            <w:shd w:fill="E9F4F0"/>
-            <w:tcMar>
-              <w:top w:w="45" w:type="dxa"/>
-              <w:left w:w="45" w:type="dxa"/>
-              <w:bottom w:w="45" w:type="dxa"/>
-              <w:right w:w="45" w:type="dxa"/>
-            </w:tcMar>
-          </w:tcPr>
-          <w:p>
-            <w:pPr>
-              <w:spacing w:after="0"/>
-            </w:pPr>
-            <w:r>
-              <w:rPr>
-                <w:rFonts w:ascii="Arial" w:hAnsi="Arial"/>
-                <w:b w:val="0"/>
-                <w:color w:val="172033"/>
-                <w:sz w:val="17"/>
-              </w:rPr>
-              <w:t>Soup and toast</w:t>
-            </w:r>
-          </w:p>
-        </w:tc>
-      </w:tr>
-      <w:tr>
-        <w:trPr>
-          <w:cantSplit/>
-        </w:trPr>
-        <w:tc>
-          <w:tcPr>
-            <w:tcW w:type="dxa" w:w="1686"/>
-            <w:shd w:fill="FFFFFF"/>
-            <w:tcMar>
-              <w:top w:w="45" w:type="dxa"/>
-              <w:left w:w="45" w:type="dxa"/>
-              <w:bottom w:w="45" w:type="dxa"/>
-              <w:right w:w="45" w:type="dxa"/>
-            </w:tcMar>
-          </w:tcPr>
-          <w:p>
-            <w:pPr>
-              <w:spacing w:after="0"/>
-            </w:pPr>
-            <w:r>
-              <w:rPr>
-                <w:rFonts w:ascii="Arial" w:hAnsi="Arial"/>
-                <w:b w:val="0"/>
-                <w:color w:val="172033"/>
-                <w:sz w:val="17"/>
-              </w:rPr>
-              <w:t>Thu 24</w:t>
-            </w:r>
-          </w:p>
-        </w:tc>
-        <w:tc>
-          <w:tcPr>
-            <w:tcW w:type="dxa" w:w="5341"/>
-            <w:shd w:fill="FFFFFF"/>
-            <w:tcMar>
-              <w:top w:w="45" w:type="dxa"/>
-              <w:left w:w="45" w:type="dxa"/>
-              <w:bottom w:w="45" w:type="dxa"/>
-              <w:right w:w="45" w:type="dxa"/>
-            </w:tcMar>
-          </w:tcPr>
-          <w:p>
-            <w:pPr>
-              <w:spacing w:after="0"/>
-            </w:pPr>
-            <w:r>
-              <w:rPr>
-                <w:rFonts w:ascii="Arial" w:hAnsi="Arial"/>
-                <w:b w:val="0"/>
-                <w:color w:val="172033"/>
-                <w:sz w:val="17"/>
-              </w:rPr>
-              <w:t>Dentist • 15:30</w:t>
-            </w:r>
-          </w:p>
-        </w:tc>
-        <w:tc>
-          <w:tcPr>
-            <w:tcW w:type="dxa" w:w="3935"/>
-            <w:shd w:fill="FFFFFF"/>
-            <w:tcMar>
-              <w:top w:w="45" w:type="dxa"/>
-              <w:left w:w="45" w:type="dxa"/>
-              <w:bottom w:w="45" w:type="dxa"/>
-              <w:right w:w="45" w:type="dxa"/>
-            </w:tcMar>
-          </w:tcPr>
-          <w:p>
-            <w:pPr>
-              <w:spacing w:after="0"/>
-            </w:pPr>
-            <w:r>
-              <w:rPr>
-                <w:rFonts w:ascii="Arial" w:hAnsi="Arial"/>
-                <w:b w:val="0"/>
-                <w:color w:val="172033"/>
-                <w:sz w:val="17"/>
-              </w:rPr>
-              <w:t>Taylor • leave at 15:00</w:t>
-            </w:r>
-          </w:p>
-        </w:tc>
-        <w:tc>
-          <w:tcPr>
-            <w:tcW w:type="dxa" w:w="3092"/>
-            <w:shd w:fill="FFFFFF"/>
-            <w:tcMar>
-              <w:top w:w="45" w:type="dxa"/>
-              <w:left w:w="45" w:type="dxa"/>
-              <w:bottom w:w="45" w:type="dxa"/>
-              <w:right w:w="45" w:type="dxa"/>
-            </w:tcMar>
-          </w:tcPr>
-          <w:p>
-            <w:pPr>
-              <w:spacing w:after="0"/>
-            </w:pPr>
-            <w:r>
-              <w:rPr>
-                <w:rFonts w:ascii="Arial" w:hAnsi="Arial"/>
-                <w:b w:val="0"/>
-                <w:color w:val="172033"/>
-                <w:sz w:val="17"/>
-              </w:rPr>
-              <w:t>Tray-bake potatoes</w:t>
-            </w:r>
-          </w:p>
-        </w:tc>
-      </w:tr>
-      <w:tr>
-        <w:trPr>
-          <w:cantSplit/>
-        </w:trPr>
-        <w:tc>
-          <w:tcPr>
-            <w:tcW w:type="dxa" w:w="1686"/>
-            <w:shd w:fill="E9F4F0"/>
-            <w:tcMar>
-              <w:top w:w="45" w:type="dxa"/>
-              <w:left w:w="45" w:type="dxa"/>
-              <w:bottom w:w="45" w:type="dxa"/>
-              <w:right w:w="45" w:type="dxa"/>
-            </w:tcMar>
-          </w:tcPr>
-          <w:p>
-            <w:pPr>
-              <w:spacing w:after="0"/>
-            </w:pPr>
-            <w:r>
-              <w:rPr>
-                <w:rFonts w:ascii="Arial" w:hAnsi="Arial"/>
-                <w:b w:val="0"/>
-                <w:color w:val="172033"/>
-                <w:sz w:val="17"/>
-              </w:rPr>
-              <w:t>Fri 25</w:t>
-            </w:r>
-          </w:p>
-        </w:tc>
-        <w:tc>
-          <w:tcPr>
-            <w:tcW w:type="dxa" w:w="5341"/>
-            <w:shd w:fill="E9F4F0"/>
-            <w:tcMar>
-              <w:top w:w="45" w:type="dxa"/>
-              <w:left w:w="45" w:type="dxa"/>
-              <w:bottom w:w="45" w:type="dxa"/>
-              <w:right w:w="45" w:type="dxa"/>
-            </w:tcMar>
-          </w:tcPr>
-          <w:p>
-            <w:pPr>
-              <w:spacing w:after="0"/>
-            </w:pPr>
-            <w:r>
-              <w:rPr>
-                <w:rFonts w:ascii="Arial" w:hAnsi="Arial"/>
-                <w:b w:val="0"/>
-                <w:color w:val="172033"/>
-                <w:sz w:val="17"/>
-              </w:rPr>
-              <w:t>Movie night • 19:00</w:t>
-            </w:r>
-          </w:p>
-        </w:tc>
-        <w:tc>
-          <w:tcPr>
-            <w:tcW w:type="dxa" w:w="3935"/>
-            <w:shd w:fill="E9F4F0"/>
-            <w:tcMar>
-              <w:top w:w="45" w:type="dxa"/>
-              <w:left w:w="45" w:type="dxa"/>
-              <w:bottom w:w="45" w:type="dxa"/>
-              <w:right w:w="45" w:type="dxa"/>
-            </w:tcMar>
-          </w:tcPr>
-          <w:p>
-            <w:pPr>
-              <w:spacing w:after="0"/>
-            </w:pPr>
-            <w:r>
-              <w:rPr>
-                <w:rFonts w:ascii="Arial" w:hAnsi="Arial"/>
-                <w:b w:val="0"/>
-                <w:color w:val="172033"/>
-                <w:sz w:val="17"/>
-              </w:rPr>
-              <w:t>Everyone chooses one option</w:t>
-            </w:r>
-          </w:p>
-        </w:tc>
-        <w:tc>
-          <w:tcPr>
-            <w:tcW w:type="dxa" w:w="3092"/>
-            <w:shd w:fill="E9F4F0"/>
-            <w:tcMar>
-              <w:top w:w="45" w:type="dxa"/>
-              <w:left w:w="45" w:type="dxa"/>
-              <w:bottom w:w="45" w:type="dxa"/>
-              <w:right w:w="45" w:type="dxa"/>
-            </w:tcMar>
-          </w:tcPr>
-          <w:p>
-            <w:pPr>
-              <w:spacing w:after="0"/>
-            </w:pPr>
-            <w:r>
-              <w:rPr>
-                <w:rFonts w:ascii="Arial" w:hAnsi="Arial"/>
-                <w:b w:val="0"/>
-                <w:color w:val="172033"/>
-                <w:sz w:val="17"/>
-              </w:rPr>
-              <w:t>Homemade pizza</w:t>
-            </w:r>
-          </w:p>
-        </w:tc>
-      </w:tr>
-      <w:tr>
-        <w:trPr>
-          <w:cantSplit/>
-        </w:trPr>
-        <w:tc>
-          <w:tcPr>
-            <w:tcW w:type="dxa" w:w="1686"/>
-            <w:shd w:fill="FFFFFF"/>
-            <w:tcMar>
-              <w:top w:w="45" w:type="dxa"/>
-              <w:left w:w="45" w:type="dxa"/>
-              <w:bottom w:w="45" w:type="dxa"/>
-              <w:right w:w="45" w:type="dxa"/>
-            </w:tcMar>
-          </w:tcPr>
-          <w:p>
-            <w:pPr>
-              <w:spacing w:after="0"/>
-            </w:pPr>
-            <w:r>
-              <w:rPr>
-                <w:rFonts w:ascii="Arial" w:hAnsi="Arial"/>
-                <w:b w:val="0"/>
-                <w:color w:val="172033"/>
-                <w:sz w:val="17"/>
-              </w:rPr>
-              <w:t>Sat 26</w:t>
-            </w:r>
-          </w:p>
-        </w:tc>
-        <w:tc>
-          <w:tcPr>
-            <w:tcW w:type="dxa" w:w="5341"/>
-            <w:shd w:fill="FFFFFF"/>
-            <w:tcMar>
-              <w:top w:w="45" w:type="dxa"/>
-              <w:left w:w="45" w:type="dxa"/>
-              <w:bottom w:w="45" w:type="dxa"/>
-              <w:right w:w="45" w:type="dxa"/>
-            </w:tcMar>
-          </w:tcPr>
-          <w:p>
-            <w:pPr>
-              <w:spacing w:after="0"/>
-            </w:pPr>
-            <w:r>
-              <w:rPr>
-                <w:rFonts w:ascii="Arial" w:hAnsi="Arial"/>
-                <w:b w:val="0"/>
-                <w:color w:val="172033"/>
-                <w:sz w:val="17"/>
-              </w:rPr>
-              <w:t>Park picnic • 12:00</w:t>
-            </w:r>
-          </w:p>
-        </w:tc>
-        <w:tc>
-          <w:tcPr>
-            <w:tcW w:type="dxa" w:w="3935"/>
-            <w:shd w:fill="FFFFFF"/>
-            <w:tcMar>
-              <w:top w:w="45" w:type="dxa"/>
-              <w:left w:w="45" w:type="dxa"/>
-              <w:bottom w:w="45" w:type="dxa"/>
-              <w:right w:w="45" w:type="dxa"/>
-            </w:tcMar>
-          </w:tcPr>
-          <w:p>
-            <w:pPr>
-              <w:spacing w:after="0"/>
-            </w:pPr>
-            <w:r>
-              <w:rPr>
-                <w:rFonts w:ascii="Arial" w:hAnsi="Arial"/>
-                <w:b w:val="0"/>
-                <w:color w:val="172033"/>
-                <w:sz w:val="17"/>
-              </w:rPr>
-              <w:t>Alex packs lunch</w:t>
-            </w:r>
-          </w:p>
-        </w:tc>
-        <w:tc>
-          <w:tcPr>
-            <w:tcW w:type="dxa" w:w="3092"/>
-            <w:shd w:fill="FFFFFF"/>
-            <w:tcMar>
-              <w:top w:w="45" w:type="dxa"/>
-              <w:left w:w="45" w:type="dxa"/>
-              <w:bottom w:w="45" w:type="dxa"/>
-              <w:right w:w="45" w:type="dxa"/>
-            </w:tcMar>
-          </w:tcPr>
-          <w:p>
-            <w:pPr>
-              <w:spacing w:after="0"/>
-            </w:pPr>
-            <w:r>
-              <w:rPr>
-                <w:rFonts w:ascii="Arial" w:hAnsi="Arial"/>
-                <w:b w:val="0"/>
-                <w:color w:val="172033"/>
-                <w:sz w:val="17"/>
-              </w:rPr>
-              <w:t>Leftovers</w:t>
-            </w:r>
-          </w:p>
-        </w:tc>
-      </w:tr>
-      <w:tr>
-        <w:trPr>
-          <w:cantSplit/>
-        </w:trPr>
-        <w:tc>
-          <w:tcPr>
-            <w:tcW w:type="dxa" w:w="1686"/>
-            <w:shd w:fill="E9F4F0"/>
-            <w:tcMar>
-              <w:top w:w="45" w:type="dxa"/>
-              <w:left w:w="45" w:type="dxa"/>
-              <w:bottom w:w="45" w:type="dxa"/>
-              <w:right w:w="45" w:type="dxa"/>
-            </w:tcMar>
-          </w:tcPr>
-          <w:p>
-            <w:pPr>
-              <w:spacing w:after="0"/>
-            </w:pPr>
-            <w:r>
-              <w:rPr>
-                <w:rFonts w:ascii="Arial" w:hAnsi="Arial"/>
-                <w:b w:val="0"/>
-                <w:color w:val="172033"/>
-                <w:sz w:val="17"/>
-              </w:rPr>
-              <w:t>Sun 27</w:t>
-            </w:r>
-          </w:p>
-        </w:tc>
-        <w:tc>
-          <w:tcPr>
-            <w:tcW w:type="dxa" w:w="5341"/>
-            <w:shd w:fill="E9F4F0"/>
-            <w:tcMar>
-              <w:top w:w="45" w:type="dxa"/>
-              <w:left w:w="45" w:type="dxa"/>
-              <w:bottom w:w="45" w:type="dxa"/>
-              <w:right w:w="45" w:type="dxa"/>
-            </w:tcMar>
-          </w:tcPr>
-          <w:p>
-            <w:pPr>
-              <w:spacing w:after="0"/>
-            </w:pPr>
-            <w:r>
-              <w:rPr>
-                <w:rFonts w:ascii="Arial" w:hAnsi="Arial"/>
-                <w:b w:val="0"/>
-                <w:color w:val="172033"/>
-                <w:sz w:val="17"/>
-              </w:rPr>
-              <w:t>Plan next week • 17:30</w:t>
-            </w:r>
-          </w:p>
-        </w:tc>
-        <w:tc>
-          <w:tcPr>
-            <w:tcW w:type="dxa" w:w="3935"/>
-            <w:shd w:fill="E9F4F0"/>
-            <w:tcMar>
-              <w:top w:w="45" w:type="dxa"/>
-              <w:left w:w="45" w:type="dxa"/>
-              <w:bottom w:w="45" w:type="dxa"/>
-              <w:right w:w="45" w:type="dxa"/>
-            </w:tcMar>
-          </w:tcPr>
-          <w:p>
-            <w:pPr>
-              <w:spacing w:after="0"/>
-            </w:pPr>
-            <w:r>
-              <w:rPr>
-                <w:rFonts w:ascii="Arial" w:hAnsi="Arial"/>
-                <w:b w:val="0"/>
-                <w:color w:val="172033"/>
-                <w:sz w:val="17"/>
-              </w:rPr>
-              <w:t>All • 15-minute check-in</w:t>
-            </w:r>
-          </w:p>
-        </w:tc>
-        <w:tc>
-          <w:tcPr>
-            <w:tcW w:type="dxa" w:w="3092"/>
-            <w:shd w:fill="E9F4F0"/>
-            <w:tcMar>
-              <w:top w:w="45" w:type="dxa"/>
-              <w:left w:w="45" w:type="dxa"/>
-              <w:bottom w:w="45" w:type="dxa"/>
-              <w:right w:w="45" w:type="dxa"/>
-            </w:tcMar>
-          </w:tcPr>
-          <w:p>
-            <w:pPr>
-              <w:spacing w:after="0"/>
-            </w:pPr>
-            <w:r>
-              <w:rPr>
-                <w:rFonts w:ascii="Arial" w:hAnsi="Arial"/>
-                <w:b w:val="0"/>
-                <w:color w:val="172033"/>
-                <w:sz w:val="17"/>
-              </w:rPr>
-              <w:t>Family choice</w:t>
-            </w:r>
-          </w:p>
-        </w:tc>
-      </w:tr>
-    </w:tbl>
     <w:p>
       <w:pPr>
-        <w:spacing w:after="0" w:before="0" w:line="60" w:lineRule="exact"/>
+        <w:spacing w:after="160" w:line="269" w:lineRule="auto"/>
       </w:pPr>
       <w:r>
         <w:rPr>
-          <w:sz w:val="6"/>
+          <w:rFonts w:ascii="Arial" w:hAnsi="Arial"/>
+          <w:b w:val="0"/>
+          <w:i w:val="0"/>
+          <w:color w:val="17252B"/>
+          <w:sz w:val="24"/>
         </w:rPr>
+        <w:t>☐ Rain Jackets     ☐ Bottles     ☐ Medication     ☐ Chargers     ☐ Books</w:t>
       </w:r>
     </w:p>
     <w:p>
       <w:pPr>
         <w:pStyle w:val="Heading1"/>
+        <w:spacing w:after="160" w:line="269" w:lineRule="auto"/>
       </w:pPr>
       <w:r>
         <w:rPr>
-          <w:b w:val="0"/>
+          <w:rFonts w:ascii="Arial" w:hAnsi="Arial"/>
+          <w:b/>
+          <w:i w:val="0"/>
+          <w:color w:val="224A74"/>
+          <w:sz w:val="26"/>
         </w:rPr>
-        <w:t>Shared Jobs</w:t>
+        <w:t>Food Plan</w:t>
       </w:r>
     </w:p>
-    <w:tbl>
-      <w:tblPr>
-        <w:tblW w:type="auto" w:w="0"/>
-        <w:tblLayout w:type="fixed"/>
-        <w:tblLook w:firstColumn="1" w:firstRow="1" w:lastColumn="0" w:lastRow="0" w:noHBand="0" w:noVBand="1" w:val="04A0"/>
-      </w:tblPr>
-      <w:tblGrid>
-        <w:gridCol w:w="4685"/>
-        <w:gridCol w:w="4685"/>
-        <w:gridCol w:w="4685"/>
-      </w:tblGrid>
-      <w:tr>
-        <w:trPr>
-          <w:cantSplit/>
-          <w:tblHeader/>
-        </w:trPr>
-        <w:tc>
-          <w:tcPr>
-            <w:tcW w:type="dxa" w:w="4685"/>
-            <w:shd w:fill="086A66"/>
-            <w:tcMar>
-              <w:top w:w="45" w:type="dxa"/>
-              <w:left w:w="45" w:type="dxa"/>
-              <w:bottom w:w="45" w:type="dxa"/>
-              <w:right w:w="45" w:type="dxa"/>
-            </w:tcMar>
-          </w:tcPr>
-          <w:p>
-            <w:pPr>
-              <w:spacing w:after="0"/>
-            </w:pPr>
-            <w:r>
-              <w:rPr>
-                <w:rFonts w:ascii="Arial" w:hAnsi="Arial"/>
-                <w:b/>
-                <w:color w:val="FFFFFF"/>
-                <w:sz w:val="17"/>
-              </w:rPr>
-              <w:t>Alex</w:t>
-            </w:r>
-          </w:p>
-        </w:tc>
-        <w:tc>
-          <w:tcPr>
-            <w:tcW w:type="dxa" w:w="4685"/>
-            <w:shd w:fill="086A66"/>
-            <w:tcMar>
-              <w:top w:w="45" w:type="dxa"/>
-              <w:left w:w="45" w:type="dxa"/>
-              <w:bottom w:w="45" w:type="dxa"/>
-              <w:right w:w="45" w:type="dxa"/>
-            </w:tcMar>
-          </w:tcPr>
-          <w:p>
-            <w:pPr>
-              <w:spacing w:after="0"/>
-            </w:pPr>
-            <w:r>
-              <w:rPr>
-                <w:rFonts w:ascii="Arial" w:hAnsi="Arial"/>
-                <w:b/>
-                <w:color w:val="FFFFFF"/>
-                <w:sz w:val="17"/>
-              </w:rPr>
-              <w:t>Taylor</w:t>
-            </w:r>
-          </w:p>
-        </w:tc>
-        <w:tc>
-          <w:tcPr>
-            <w:tcW w:type="dxa" w:w="4685"/>
-            <w:shd w:fill="086A66"/>
-            <w:tcMar>
-              <w:top w:w="45" w:type="dxa"/>
-              <w:left w:w="45" w:type="dxa"/>
-              <w:bottom w:w="45" w:type="dxa"/>
-              <w:right w:w="45" w:type="dxa"/>
-            </w:tcMar>
-          </w:tcPr>
-          <w:p>
-            <w:pPr>
-              <w:spacing w:after="0"/>
-            </w:pPr>
-            <w:r>
-              <w:rPr>
-                <w:rFonts w:ascii="Arial" w:hAnsi="Arial"/>
-                <w:b/>
-                <w:color w:val="FFFFFF"/>
-                <w:sz w:val="17"/>
-              </w:rPr>
-              <w:t>Riley</w:t>
-            </w:r>
-          </w:p>
-        </w:tc>
-      </w:tr>
-      <w:tr>
-        <w:trPr>
-          <w:cantSplit/>
-        </w:trPr>
-        <w:tc>
-          <w:tcPr>
-            <w:tcW w:type="dxa" w:w="4685"/>
-            <w:shd w:fill="E9F4F0"/>
-            <w:tcMar>
-              <w:top w:w="45" w:type="dxa"/>
-              <w:left w:w="45" w:type="dxa"/>
-              <w:bottom w:w="45" w:type="dxa"/>
-              <w:right w:w="45" w:type="dxa"/>
-            </w:tcMar>
-          </w:tcPr>
-          <w:p>
-            <w:pPr>
-              <w:spacing w:after="0"/>
-            </w:pPr>
-            <w:r>
-              <w:rPr>
-                <w:rFonts w:ascii="Arial" w:hAnsi="Arial"/>
-                <w:b w:val="0"/>
-                <w:color w:val="172033"/>
-                <w:sz w:val="17"/>
-              </w:rPr>
-              <w:t>Shopping • Tuesday</w:t>
-              <w:br/>
-              <w:t>Recycling • Thursday</w:t>
-            </w:r>
-          </w:p>
-        </w:tc>
-        <w:tc>
-          <w:tcPr>
-            <w:tcW w:type="dxa" w:w="4685"/>
-            <w:shd w:fill="E9F4F0"/>
-            <w:tcMar>
-              <w:top w:w="45" w:type="dxa"/>
-              <w:left w:w="45" w:type="dxa"/>
-              <w:bottom w:w="45" w:type="dxa"/>
-              <w:right w:w="45" w:type="dxa"/>
-            </w:tcMar>
-          </w:tcPr>
-          <w:p>
-            <w:pPr>
-              <w:spacing w:after="0"/>
-            </w:pPr>
-            <w:r>
-              <w:rPr>
-                <w:rFonts w:ascii="Arial" w:hAnsi="Arial"/>
-                <w:b w:val="0"/>
-                <w:color w:val="172033"/>
-                <w:sz w:val="17"/>
-              </w:rPr>
-              <w:t>Laundry • Wednesday</w:t>
-              <w:br/>
-              <w:t>Check calendar • Sunday</w:t>
-            </w:r>
-          </w:p>
-        </w:tc>
-        <w:tc>
-          <w:tcPr>
-            <w:tcW w:type="dxa" w:w="4685"/>
-            <w:shd w:fill="E9F4F0"/>
-            <w:tcMar>
-              <w:top w:w="45" w:type="dxa"/>
-              <w:left w:w="45" w:type="dxa"/>
-              <w:bottom w:w="45" w:type="dxa"/>
-              <w:right w:w="45" w:type="dxa"/>
-            </w:tcMar>
-          </w:tcPr>
-          <w:p>
-            <w:pPr>
-              <w:spacing w:after="0"/>
-            </w:pPr>
-            <w:r>
-              <w:rPr>
-                <w:rFonts w:ascii="Arial" w:hAnsi="Arial"/>
-                <w:b w:val="0"/>
-                <w:color w:val="172033"/>
-                <w:sz w:val="17"/>
-              </w:rPr>
-              <w:t>Water plants • Mon/Wed/Fri</w:t>
-              <w:br/>
-              <w:t>Pack bag each evening</w:t>
-            </w:r>
-          </w:p>
-        </w:tc>
-      </w:tr>
-    </w:tbl>
     <w:p>
       <w:pPr>
-        <w:spacing w:after="0" w:before="0" w:line="60" w:lineRule="exact"/>
+        <w:spacing w:after="160" w:line="269" w:lineRule="auto"/>
       </w:pPr>
       <w:r>
         <w:rPr>
-          <w:sz w:val="6"/>
+          <w:rFonts w:ascii="Arial" w:hAnsi="Arial"/>
+          <w:b w:val="0"/>
+          <w:i w:val="0"/>
+          <w:color w:val="17252B"/>
+          <w:sz w:val="21"/>
         </w:rPr>
+        <w:t>Bring Friday supper. Buy breakfast ingredients locally. Confirm dietary needs before Saturday lunch; the sample plan does not assume medical requirements.</w:t>
       </w:r>
     </w:p>
     <w:p>
       <w:pPr>
         <w:pStyle w:val="Heading1"/>
+        <w:spacing w:after="160" w:line="269" w:lineRule="auto"/>
       </w:pPr>
       <w:r>
         <w:rPr>
-          <w:b w:val="0"/>
+          <w:rFonts w:ascii="Arial" w:hAnsi="Arial"/>
+          <w:b/>
+          <w:i w:val="0"/>
+          <w:color w:val="224A74"/>
+          <w:sz w:val="26"/>
         </w:rPr>
-        <w:t>Shopping and Reminders</w:t>
+        <w:t>If Plans Change</w:t>
       </w:r>
     </w:p>
     <w:p>
       <w:pPr>
-        <w:ind w:right="8654"/>
+        <w:spacing w:after="160" w:line="269" w:lineRule="auto"/>
       </w:pPr>
       <w:r>
         <w:rPr>
+          <w:rFonts w:ascii="Arial" w:hAnsi="Arial"/>
           <w:b w:val="0"/>
+          <w:i w:val="0"/>
+          <w:color w:val="17252B"/>
+          <w:sz w:val="21"/>
         </w:rPr>
-        <w:t>Milk • oats • tomatoes • apples • rice • dishwasher tablets</w:t>
-        <w:br/>
-        <w:t>Return library books Monday. Swimming bag by the door Tuesday. Confirm the picnic weather Saturday morning.</w:t>
+        <w:t>Use the shared notice space for the new meeting time. Agree on one pickup point before anyone leaves the house.</w:t>
       </w:r>
     </w:p>
     <w:p>
       <w:pPr>
-        <w:shd w:fill="E9F4F0"/>
-        <w:spacing w:before="120" w:after="160"/>
-        <w:ind w:right="8654"/>
+        <w:spacing w:after="80" w:line="269" w:lineRule="auto"/>
       </w:pPr>
       <w:r>
         <w:rPr>
+          <w:rFonts w:ascii="Arial" w:hAnsi="Arial"/>
           <w:b/>
-          <w:color w:val="086A66"/>
+          <w:i w:val="0"/>
+          <w:color w:val="224A74"/>
           <w:sz w:val="18"/>
         </w:rPr>
-        <w:t>PLAN B IS STILL A PLAN</w:t>
-        <w:br/>
-      </w:r>
-      <w:r>
-        <w:rPr>
-          <w:b w:val="0"/>
-        </w:rPr>
-        <w:t xml:space="preserve">Rain on Saturday? Picnic at the </w:t>
-      </w:r>
-      <w:r>
-        <w:rPr>
-          <w:b/>
-          <w:color w:val="086A66"/>
-        </w:rPr>
-        <w:t>community hall</w:t>
-      </w:r>
-      <w:r>
-        <w:rPr>
-          <w:b w:val="0"/>
-        </w:rPr>
-        <w:t>. Alex updates Taylor before pickup. Keep emergency details in your private family record, not a public template.</w:t>
-      </w:r>
-    </w:p>
-    <w:p>
-      <w:pPr>
-        <w:spacing w:before="140"/>
-        <w:ind w:right="8654"/>
-      </w:pPr>
-      <w:r>
-        <w:rPr>
-          <w:i/>
-          <w:color w:val="505968"/>
-          <w:sz w:val="16"/>
-        </w:rPr>
-        <w:t>Design notes: Landscape planning, non-color ownership cues and print utility. Original Dazzler template, Apache-2.0. All sample facts are fictional.</w:t>
+        <w:t>Fictional household · Adapt the plan to your family and access needs.</w:t>
       </w:r>
     </w:p>
     <w:sectPr>
       <w:footerReference w:type="default" r:id="rId9"/>
-      <w:pgSz w:w="15840" w:h="12240" w:orient="landscape"/>
-      <w:pgMar w:top="749" w:right="893" w:bottom="749" w:left="893" w:header="720" w:footer="720" w:gutter="0"/>
+      <w:pgSz w:w="15840" w:h="12240"/>
+      <w:pgMar w:top="792" w:right="936" w:bottom="792" w:left="936" w:header="720" w:footer="720" w:gutter="0"/>
       <w:cols w:space="720"/>
       <w:docGrid w:linePitch="360"/>
     </w:sectPr>
@@ -1416,12 +350,11 @@
     </w:pPr>
     <w:r>
       <w:rPr>
-        <w:b w:val="0"/>
+        <w:color w:val="224A74"/>
         <w:sz w:val="16"/>
       </w:rPr>
-      <w:t xml:space="preserve">FICTIONAL EXAMPLE  /  FAMILY   •   Dazzler   /   </w:t>
+      <w:t>DAZZLER  /  FICTIONAL EXAMPLE  /  FAMILY</w:t>
     </w:r>
-    <w:fldSimple w:instr="PAGE"/>
   </w:p>
 </w:ftr>
 </file>
@@ -1790,12 +723,11 @@
     <w:qFormat/>
     <w:rsid w:val="00FC693F"/>
     <w:pPr>
-      <w:spacing w:after="80" w:line="240" w:lineRule="auto"/>
+      <w:spacing w:after="160"/>
     </w:pPr>
     <w:rPr>
       <w:rFonts w:ascii="Arial" w:hAnsi="Arial"/>
-      <w:color w:val="172033"/>
-      <w:sz w:val="18"/>
+      <w:sz w:val="21"/>
     </w:rPr>
   </w:style>
   <w:style w:type="paragraph" w:styleId="Header">
@@ -1853,15 +785,15 @@
     <w:pPr>
       <w:keepNext/>
       <w:keepLines/>
-      <w:spacing w:before="180" w:after="80" w:line="240" w:lineRule="auto"/>
+      <w:spacing w:before="480" w:after="0"/>
       <w:outlineLvl w:val="0"/>
     </w:pPr>
     <w:rPr>
-      <w:rFonts w:cstheme="majorBidi" w:ascii="Georgia" w:hAnsi="Georgia"/>
-      <w:b w:val="0"/>
+      <w:rFonts w:asciiTheme="majorHAnsi" w:eastAsiaTheme="majorEastAsia" w:hAnsiTheme="majorHAnsi" w:cstheme="majorBidi"/>
+      <w:b/>
       <w:bCs/>
-      <w:color w:val="086A66"/>
-      <w:sz w:val="30"/>
+      <w:color w:val="365F91" w:themeColor="accent1" w:themeShade="BF"/>
+      <w:sz w:val="28"/>
       <w:szCs w:val="28"/>
     </w:rPr>
   </w:style>
@@ -1877,15 +809,15 @@
     <w:pPr>
       <w:keepNext/>
       <w:keepLines/>
-      <w:spacing w:before="200" w:after="80" w:line="240" w:lineRule="auto"/>
+      <w:spacing w:before="200" w:after="0"/>
       <w:outlineLvl w:val="1"/>
     </w:pPr>
     <w:rPr>
-      <w:rFonts w:cstheme="majorBidi" w:ascii="Arial" w:hAnsi="Arial"/>
+      <w:rFonts w:asciiTheme="majorHAnsi" w:eastAsiaTheme="majorEastAsia" w:hAnsiTheme="majorHAnsi" w:cstheme="majorBidi"/>
       <w:b/>
       <w:bCs/>
-      <w:color w:val="172033"/>
-      <w:sz w:val="24"/>
+      <w:color w:val="4F81BD" w:themeColor="accent1"/>
+      <w:sz w:val="26"/>
       <w:szCs w:val="26"/>
     </w:rPr>
   </w:style>
@@ -1905,7 +837,7 @@
       <w:outlineLvl w:val="2"/>
     </w:pPr>
     <w:rPr>
-      <w:rFonts w:cstheme="majorBidi"/>
+      <w:rFonts w:asciiTheme="majorHAnsi" w:eastAsiaTheme="majorEastAsia" w:hAnsiTheme="majorHAnsi" w:cstheme="majorBidi"/>
       <w:b/>
       <w:bCs/>
       <w:color w:val="4F81BD" w:themeColor="accent1"/>
@@ -1928,7 +860,7 @@
       <w:outlineLvl w:val="3"/>
     </w:pPr>
     <w:rPr>
-      <w:rFonts w:cstheme="majorBidi"/>
+      <w:rFonts w:asciiTheme="majorHAnsi" w:eastAsiaTheme="majorEastAsia" w:hAnsiTheme="majorHAnsi" w:cstheme="majorBidi"/>
       <w:b/>
       <w:bCs/>
       <w:i/>
@@ -1953,7 +885,7 @@
       <w:outlineLvl w:val="4"/>
     </w:pPr>
     <w:rPr>
-      <w:rFonts w:cstheme="majorBidi"/>
+      <w:rFonts w:asciiTheme="majorHAnsi" w:eastAsiaTheme="majorEastAsia" w:hAnsiTheme="majorHAnsi" w:cstheme="majorBidi"/>
       <w:color w:val="243F60" w:themeColor="accent1" w:themeShade="7F"/>
     </w:rPr>
   </w:style>
@@ -1974,7 +906,7 @@
       <w:outlineLvl w:val="5"/>
     </w:pPr>
     <w:rPr>
-      <w:rFonts w:cstheme="majorBidi"/>
+      <w:rFonts w:asciiTheme="majorHAnsi" w:eastAsiaTheme="majorEastAsia" w:hAnsiTheme="majorHAnsi" w:cstheme="majorBidi"/>
       <w:i/>
       <w:iCs/>
       <w:color w:val="243F60" w:themeColor="accent1" w:themeShade="7F"/>
@@ -1997,7 +929,7 @@
       <w:outlineLvl w:val="6"/>
     </w:pPr>
     <w:rPr>
-      <w:rFonts w:cstheme="majorBidi"/>
+      <w:rFonts w:asciiTheme="majorHAnsi" w:eastAsiaTheme="majorEastAsia" w:hAnsiTheme="majorHAnsi" w:cstheme="majorBidi"/>
       <w:i/>
       <w:iCs/>
       <w:color w:val="404040" w:themeColor="text1" w:themeTint="BF"/>
@@ -2020,7 +952,7 @@
       <w:outlineLvl w:val="7"/>
     </w:pPr>
     <w:rPr>
-      <w:rFonts w:cstheme="majorBidi"/>
+      <w:rFonts w:asciiTheme="majorHAnsi" w:eastAsiaTheme="majorEastAsia" w:hAnsiTheme="majorHAnsi" w:cstheme="majorBidi"/>
       <w:color w:val="4F81BD" w:themeColor="accent1"/>
       <w:sz w:val="20"/>
       <w:szCs w:val="20"/>
@@ -2043,7 +975,7 @@
       <w:outlineLvl w:val="8"/>
     </w:pPr>
     <w:rPr>
-      <w:rFonts w:cstheme="majorBidi"/>
+      <w:rFonts w:asciiTheme="majorHAnsi" w:eastAsiaTheme="majorEastAsia" w:hAnsiTheme="majorHAnsi" w:cstheme="majorBidi"/>
       <w:i/>
       <w:iCs/>
       <w:color w:val="404040" w:themeColor="text1" w:themeTint="BF"/>
@@ -2094,7 +1026,7 @@
     <w:uiPriority w:val="9"/>
     <w:rsid w:val="00FC693F"/>
     <w:rPr>
-      <w:rFonts w:cstheme="majorBidi"/>
+      <w:rFonts w:asciiTheme="majorHAnsi" w:eastAsiaTheme="majorEastAsia" w:hAnsiTheme="majorHAnsi" w:cstheme="majorBidi"/>
       <w:b/>
       <w:bCs/>
       <w:color w:val="365F91" w:themeColor="accent1" w:themeShade="BF"/>
@@ -2109,7 +1041,7 @@
     <w:uiPriority w:val="9"/>
     <w:rsid w:val="00FC693F"/>
     <w:rPr>
-      <w:rFonts w:cstheme="majorBidi"/>
+      <w:rFonts w:asciiTheme="majorHAnsi" w:eastAsiaTheme="majorEastAsia" w:hAnsiTheme="majorHAnsi" w:cstheme="majorBidi"/>
       <w:b/>
       <w:bCs/>
       <w:color w:val="4F81BD" w:themeColor="accent1"/>
@@ -2124,7 +1056,7 @@
     <w:uiPriority w:val="9"/>
     <w:rsid w:val="00FC693F"/>
     <w:rPr>
-      <w:rFonts w:cstheme="majorBidi"/>
+      <w:rFonts w:asciiTheme="majorHAnsi" w:eastAsiaTheme="majorEastAsia" w:hAnsiTheme="majorHAnsi" w:cstheme="majorBidi"/>
       <w:b/>
       <w:bCs/>
       <w:color w:val="4F81BD" w:themeColor="accent1"/>
@@ -2139,17 +1071,15 @@
     <w:qFormat/>
     <w:rsid w:val="00FC693F"/>
     <w:pPr>
-      <w:keepNext/>
-      <w:spacing w:after="80" w:line="240" w:lineRule="auto"/>
+      <w:spacing w:after="300" w:line="240" w:lineRule="auto"/>
       <w:contextualSpacing/>
     </w:pPr>
     <w:rPr>
-      <w:rFonts w:cstheme="majorBidi" w:ascii="Georgia" w:hAnsi="Georgia"/>
-      <w:b w:val="0"/>
-      <w:color w:val="086A66"/>
+      <w:rFonts w:asciiTheme="majorHAnsi" w:eastAsiaTheme="majorEastAsia" w:hAnsiTheme="majorHAnsi" w:cstheme="majorBidi"/>
+      <w:color w:val="17365D" w:themeColor="text2" w:themeShade="BF"/>
       <w:spacing w:val="5"/>
       <w:kern w:val="28"/>
-      <w:sz w:val="56"/>
+      <w:sz w:val="52"/>
       <w:szCs w:val="52"/>
     </w:rPr>
   </w:style>
@@ -2160,7 +1090,7 @@
     <w:uiPriority w:val="10"/>
     <w:rsid w:val="00FC693F"/>
     <w:rPr>
-      <w:rFonts w:cstheme="majorBidi"/>
+      <w:rFonts w:asciiTheme="majorHAnsi" w:eastAsiaTheme="majorEastAsia" w:hAnsiTheme="majorHAnsi" w:cstheme="majorBidi"/>
       <w:color w:val="17365D" w:themeColor="text2" w:themeShade="BF"/>
       <w:spacing w:val="5"/>
       <w:kern w:val="28"/>
@@ -2180,13 +1110,12 @@
       <w:numPr>
         <w:ilvl w:val="1"/>
       </w:numPr>
-      <w:spacing w:after="80" w:line="240" w:lineRule="auto"/>
     </w:pPr>
     <w:rPr>
-      <w:rFonts w:cstheme="majorBidi" w:ascii="Arial" w:hAnsi="Arial"/>
+      <w:rFonts w:asciiTheme="majorHAnsi" w:eastAsiaTheme="majorEastAsia" w:hAnsiTheme="majorHAnsi" w:cstheme="majorBidi"/>
       <w:i/>
       <w:iCs/>
-      <w:color w:val="172033"/>
+      <w:color w:val="4F81BD" w:themeColor="accent1"/>
       <w:spacing w:val="15"/>
       <w:sz w:val="24"/>
       <w:szCs w:val="24"/>
@@ -2199,7 +1128,7 @@
     <w:uiPriority w:val="11"/>
     <w:rsid w:val="00FC693F"/>
     <w:rPr>
-      <w:rFonts w:cstheme="majorBidi"/>
+      <w:rFonts w:asciiTheme="majorHAnsi" w:eastAsiaTheme="majorEastAsia" w:hAnsiTheme="majorHAnsi" w:cstheme="majorBidi"/>
       <w:i/>
       <w:iCs/>
       <w:color w:val="4F81BD" w:themeColor="accent1"/>
@@ -2324,14 +1253,8 @@
       <w:numPr>
         <w:numId w:val="1"/>
       </w:numPr>
-      <w:spacing w:after="80" w:line="240" w:lineRule="auto"/>
       <w:contextualSpacing/>
     </w:pPr>
-    <w:rPr>
-      <w:rFonts w:ascii="Arial" w:hAnsi="Arial"/>
-      <w:color w:val="172033"/>
-      <w:sz w:val="18"/>
-    </w:rPr>
   </w:style>
   <w:style w:type="paragraph" w:styleId="ListBullet2">
     <w:name w:val="List Bullet 2"/>
@@ -2503,7 +1426,7 @@
     <w:semiHidden/>
     <w:rsid w:val="00FC693F"/>
     <w:rPr>
-      <w:rFonts w:cstheme="majorBidi"/>
+      <w:rFonts w:asciiTheme="majorHAnsi" w:eastAsiaTheme="majorEastAsia" w:hAnsiTheme="majorHAnsi" w:cstheme="majorBidi"/>
       <w:b/>
       <w:bCs/>
       <w:i/>
@@ -2519,7 +1442,7 @@
     <w:semiHidden/>
     <w:rsid w:val="00FC693F"/>
     <w:rPr>
-      <w:rFonts w:cstheme="majorBidi"/>
+      <w:rFonts w:asciiTheme="majorHAnsi" w:eastAsiaTheme="majorEastAsia" w:hAnsiTheme="majorHAnsi" w:cstheme="majorBidi"/>
       <w:color w:val="243F60" w:themeColor="accent1" w:themeShade="7F"/>
     </w:rPr>
   </w:style>
@@ -2531,7 +1454,7 @@
     <w:semiHidden/>
     <w:rsid w:val="00FC693F"/>
     <w:rPr>
-      <w:rFonts w:cstheme="majorBidi"/>
+      <w:rFonts w:asciiTheme="majorHAnsi" w:eastAsiaTheme="majorEastAsia" w:hAnsiTheme="majorHAnsi" w:cstheme="majorBidi"/>
       <w:i/>
       <w:iCs/>
       <w:color w:val="243F60" w:themeColor="accent1" w:themeShade="7F"/>
@@ -2545,7 +1468,7 @@
     <w:semiHidden/>
     <w:rsid w:val="00FC693F"/>
     <w:rPr>
-      <w:rFonts w:cstheme="majorBidi"/>
+      <w:rFonts w:asciiTheme="majorHAnsi" w:eastAsiaTheme="majorEastAsia" w:hAnsiTheme="majorHAnsi" w:cstheme="majorBidi"/>
       <w:i/>
       <w:iCs/>
       <w:color w:val="404040" w:themeColor="text1" w:themeTint="BF"/>
@@ -2559,7 +1482,7 @@
     <w:semiHidden/>
     <w:rsid w:val="00FC693F"/>
     <w:rPr>
-      <w:rFonts w:cstheme="majorBidi"/>
+      <w:rFonts w:asciiTheme="majorHAnsi" w:eastAsiaTheme="majorEastAsia" w:hAnsiTheme="majorHAnsi" w:cstheme="majorBidi"/>
       <w:color w:val="4F81BD" w:themeColor="accent1"/>
       <w:sz w:val="20"/>
       <w:szCs w:val="20"/>
@@ -2573,7 +1496,7 @@
     <w:semiHidden/>
     <w:rsid w:val="00FC693F"/>
     <w:rPr>
-      <w:rFonts w:cstheme="majorBidi"/>
+      <w:rFonts w:asciiTheme="majorHAnsi" w:eastAsiaTheme="majorEastAsia" w:hAnsiTheme="majorHAnsi" w:cstheme="majorBidi"/>
       <w:i/>
       <w:iCs/>
       <w:color w:val="404040" w:themeColor="text1" w:themeTint="BF"/>
@@ -4159,7 +3082,7 @@
         <w:spacing w:before="0" w:after="0" w:line="240" w:lineRule="auto"/>
       </w:pPr>
       <w:rPr>
-        <w:rFonts w:cstheme="majorBidi"/>
+        <w:rFonts w:asciiTheme="majorHAnsi" w:eastAsiaTheme="majorEastAsia" w:hAnsiTheme="majorHAnsi" w:cstheme="majorBidi"/>
         <w:b/>
         <w:bCs/>
       </w:rPr>
@@ -4180,7 +3103,7 @@
         <w:spacing w:before="0" w:after="0" w:line="240" w:lineRule="auto"/>
       </w:pPr>
       <w:rPr>
-        <w:rFonts w:cstheme="majorBidi"/>
+        <w:rFonts w:asciiTheme="majorHAnsi" w:eastAsiaTheme="majorEastAsia" w:hAnsiTheme="majorHAnsi" w:cstheme="majorBidi"/>
         <w:b/>
         <w:bCs/>
       </w:rPr>
@@ -4198,14 +3121,14 @@
     </w:tblStylePr>
     <w:tblStylePr w:type="firstCol">
       <w:rPr>
-        <w:rFonts w:cstheme="majorBidi"/>
+        <w:rFonts w:asciiTheme="majorHAnsi" w:eastAsiaTheme="majorEastAsia" w:hAnsiTheme="majorHAnsi" w:cstheme="majorBidi"/>
         <w:b/>
         <w:bCs/>
       </w:rPr>
     </w:tblStylePr>
     <w:tblStylePr w:type="lastCol">
       <w:rPr>
-        <w:rFonts w:cstheme="majorBidi"/>
+        <w:rFonts w:asciiTheme="majorHAnsi" w:eastAsiaTheme="majorEastAsia" w:hAnsiTheme="majorHAnsi" w:cstheme="majorBidi"/>
         <w:b/>
         <w:bCs/>
       </w:rPr>
@@ -4289,7 +3212,7 @@
         <w:spacing w:before="0" w:after="0" w:line="240" w:lineRule="auto"/>
       </w:pPr>
       <w:rPr>
-        <w:rFonts w:cstheme="majorBidi"/>
+        <w:rFonts w:asciiTheme="majorHAnsi" w:eastAsiaTheme="majorEastAsia" w:hAnsiTheme="majorHAnsi" w:cstheme="majorBidi"/>
         <w:b/>
         <w:bCs/>
       </w:rPr>
@@ -4310,7 +3233,7 @@
         <w:spacing w:before="0" w:after="0" w:line="240" w:lineRule="auto"/>
       </w:pPr>
       <w:rPr>
-        <w:rFonts w:cstheme="majorBidi"/>
+        <w:rFonts w:asciiTheme="majorHAnsi" w:eastAsiaTheme="majorEastAsia" w:hAnsiTheme="majorHAnsi" w:cstheme="majorBidi"/>
         <w:b/>
         <w:bCs/>
       </w:rPr>
@@ -4328,14 +3251,14 @@
     </w:tblStylePr>
     <w:tblStylePr w:type="firstCol">
       <w:rPr>
-        <w:rFonts w:cstheme="majorBidi"/>
+        <w:rFonts w:asciiTheme="majorHAnsi" w:eastAsiaTheme="majorEastAsia" w:hAnsiTheme="majorHAnsi" w:cstheme="majorBidi"/>
         <w:b/>
         <w:bCs/>
       </w:rPr>
     </w:tblStylePr>
     <w:tblStylePr w:type="lastCol">
       <w:rPr>
-        <w:rFonts w:cstheme="majorBidi"/>
+        <w:rFonts w:asciiTheme="majorHAnsi" w:eastAsiaTheme="majorEastAsia" w:hAnsiTheme="majorHAnsi" w:cstheme="majorBidi"/>
         <w:b/>
         <w:bCs/>
       </w:rPr>
@@ -4419,7 +3342,7 @@
         <w:spacing w:before="0" w:after="0" w:line="240" w:lineRule="auto"/>
       </w:pPr>
       <w:rPr>
-        <w:rFonts w:cstheme="majorBidi"/>
+        <w:rFonts w:asciiTheme="majorHAnsi" w:eastAsiaTheme="majorEastAsia" w:hAnsiTheme="majorHAnsi" w:cstheme="majorBidi"/>
         <w:b/>
         <w:bCs/>
       </w:rPr>
@@ -4440,7 +3363,7 @@
         <w:spacing w:before="0" w:after="0" w:line="240" w:lineRule="auto"/>
       </w:pPr>
       <w:rPr>
-        <w:rFonts w:cstheme="majorBidi"/>
+        <w:rFonts w:asciiTheme="majorHAnsi" w:eastAsiaTheme="majorEastAsia" w:hAnsiTheme="majorHAnsi" w:cstheme="majorBidi"/>
         <w:b/>
         <w:bCs/>
       </w:rPr>
@@ -4458,14 +3381,14 @@
     </w:tblStylePr>
     <w:tblStylePr w:type="firstCol">
       <w:rPr>
-        <w:rFonts w:cstheme="majorBidi"/>
+        <w:rFonts w:asciiTheme="majorHAnsi" w:eastAsiaTheme="majorEastAsia" w:hAnsiTheme="majorHAnsi" w:cstheme="majorBidi"/>
         <w:b/>
         <w:bCs/>
       </w:rPr>
     </w:tblStylePr>
     <w:tblStylePr w:type="lastCol">
       <w:rPr>
-        <w:rFonts w:cstheme="majorBidi"/>
+        <w:rFonts w:asciiTheme="majorHAnsi" w:eastAsiaTheme="majorEastAsia" w:hAnsiTheme="majorHAnsi" w:cstheme="majorBidi"/>
         <w:b/>
         <w:bCs/>
       </w:rPr>
@@ -4549,7 +3472,7 @@
         <w:spacing w:before="0" w:after="0" w:line="240" w:lineRule="auto"/>
       </w:pPr>
       <w:rPr>
-        <w:rFonts w:cstheme="majorBidi"/>
+        <w:rFonts w:asciiTheme="majorHAnsi" w:eastAsiaTheme="majorEastAsia" w:hAnsiTheme="majorHAnsi" w:cstheme="majorBidi"/>
         <w:b/>
         <w:bCs/>
       </w:rPr>
@@ -4570,7 +3493,7 @@
         <w:spacing w:before="0" w:after="0" w:line="240" w:lineRule="auto"/>
       </w:pPr>
       <w:rPr>
-        <w:rFonts w:cstheme="majorBidi"/>
+        <w:rFonts w:asciiTheme="majorHAnsi" w:eastAsiaTheme="majorEastAsia" w:hAnsiTheme="majorHAnsi" w:cstheme="majorBidi"/>
         <w:b/>
         <w:bCs/>
       </w:rPr>
@@ -4588,14 +3511,14 @@
     </w:tblStylePr>
     <w:tblStylePr w:type="firstCol">
       <w:rPr>
-        <w:rFonts w:cstheme="majorBidi"/>
+        <w:rFonts w:asciiTheme="majorHAnsi" w:eastAsiaTheme="majorEastAsia" w:hAnsiTheme="majorHAnsi" w:cstheme="majorBidi"/>
         <w:b/>
         <w:bCs/>
       </w:rPr>
     </w:tblStylePr>
     <w:tblStylePr w:type="lastCol">
       <w:rPr>
-        <w:rFonts w:cstheme="majorBidi"/>
+        <w:rFonts w:asciiTheme="majorHAnsi" w:eastAsiaTheme="majorEastAsia" w:hAnsiTheme="majorHAnsi" w:cstheme="majorBidi"/>
         <w:b/>
         <w:bCs/>
       </w:rPr>
@@ -4679,7 +3602,7 @@
         <w:spacing w:before="0" w:after="0" w:line="240" w:lineRule="auto"/>
       </w:pPr>
       <w:rPr>
-        <w:rFonts w:cstheme="majorBidi"/>
+        <w:rFonts w:asciiTheme="majorHAnsi" w:eastAsiaTheme="majorEastAsia" w:hAnsiTheme="majorHAnsi" w:cstheme="majorBidi"/>
         <w:b/>
         <w:bCs/>
       </w:rPr>
@@ -4700,7 +3623,7 @@
         <w:spacing w:before="0" w:after="0" w:line="240" w:lineRule="auto"/>
       </w:pPr>
       <w:rPr>
-        <w:rFonts w:cstheme="majorBidi"/>
+        <w:rFonts w:asciiTheme="majorHAnsi" w:eastAsiaTheme="majorEastAsia" w:hAnsiTheme="majorHAnsi" w:cstheme="majorBidi"/>
         <w:b/>
         <w:bCs/>
       </w:rPr>
@@ -4718,14 +3641,14 @@
     </w:tblStylePr>
     <w:tblStylePr w:type="firstCol">
       <w:rPr>
-        <w:rFonts w:cstheme="majorBidi"/>
+        <w:rFonts w:asciiTheme="majorHAnsi" w:eastAsiaTheme="majorEastAsia" w:hAnsiTheme="majorHAnsi" w:cstheme="majorBidi"/>
         <w:b/>
         <w:bCs/>
       </w:rPr>
     </w:tblStylePr>
     <w:tblStylePr w:type="lastCol">
       <w:rPr>
-        <w:rFonts w:cstheme="majorBidi"/>
+        <w:rFonts w:asciiTheme="majorHAnsi" w:eastAsiaTheme="majorEastAsia" w:hAnsiTheme="majorHAnsi" w:cstheme="majorBidi"/>
         <w:b/>
         <w:bCs/>
       </w:rPr>
@@ -4809,7 +3732,7 @@
         <w:spacing w:before="0" w:after="0" w:line="240" w:lineRule="auto"/>
       </w:pPr>
       <w:rPr>
-        <w:rFonts w:cstheme="majorBidi"/>
+        <w:rFonts w:asciiTheme="majorHAnsi" w:eastAsiaTheme="majorEastAsia" w:hAnsiTheme="majorHAnsi" w:cstheme="majorBidi"/>
         <w:b/>
         <w:bCs/>
       </w:rPr>
@@ -4830,7 +3753,7 @@
         <w:spacing w:before="0" w:after="0" w:line="240" w:lineRule="auto"/>
       </w:pPr>
       <w:rPr>
-        <w:rFonts w:cstheme="majorBidi"/>
+        <w:rFonts w:asciiTheme="majorHAnsi" w:eastAsiaTheme="majorEastAsia" w:hAnsiTheme="majorHAnsi" w:cstheme="majorBidi"/>
         <w:b/>
         <w:bCs/>
       </w:rPr>
@@ -4848,14 +3771,14 @@
     </w:tblStylePr>
     <w:tblStylePr w:type="firstCol">
       <w:rPr>
-        <w:rFonts w:cstheme="majorBidi"/>
+        <w:rFonts w:asciiTheme="majorHAnsi" w:eastAsiaTheme="majorEastAsia" w:hAnsiTheme="majorHAnsi" w:cstheme="majorBidi"/>
         <w:b/>
         <w:bCs/>
       </w:rPr>
     </w:tblStylePr>
     <w:tblStylePr w:type="lastCol">
       <w:rPr>
-        <w:rFonts w:cstheme="majorBidi"/>
+        <w:rFonts w:asciiTheme="majorHAnsi" w:eastAsiaTheme="majorEastAsia" w:hAnsiTheme="majorHAnsi" w:cstheme="majorBidi"/>
         <w:b/>
         <w:bCs/>
       </w:rPr>
@@ -4939,7 +3862,7 @@
         <w:spacing w:before="0" w:after="0" w:line="240" w:lineRule="auto"/>
       </w:pPr>
       <w:rPr>
-        <w:rFonts w:cstheme="majorBidi"/>
+        <w:rFonts w:asciiTheme="majorHAnsi" w:eastAsiaTheme="majorEastAsia" w:hAnsiTheme="majorHAnsi" w:cstheme="majorBidi"/>
         <w:b/>
         <w:bCs/>
       </w:rPr>
@@ -4960,7 +3883,7 @@
         <w:spacing w:before="0" w:after="0" w:line="240" w:lineRule="auto"/>
       </w:pPr>
       <w:rPr>
-        <w:rFonts w:cstheme="majorBidi"/>
+        <w:rFonts w:asciiTheme="majorHAnsi" w:eastAsiaTheme="majorEastAsia" w:hAnsiTheme="majorHAnsi" w:cstheme="majorBidi"/>
         <w:b/>
         <w:bCs/>
       </w:rPr>
@@ -4978,14 +3901,14 @@
     </w:tblStylePr>
     <w:tblStylePr w:type="firstCol">
       <w:rPr>
-        <w:rFonts w:cstheme="majorBidi"/>
+        <w:rFonts w:asciiTheme="majorHAnsi" w:eastAsiaTheme="majorEastAsia" w:hAnsiTheme="majorHAnsi" w:cstheme="majorBidi"/>
         <w:b/>
         <w:bCs/>
       </w:rPr>
     </w:tblStylePr>
     <w:tblStylePr w:type="lastCol">
       <w:rPr>
-        <w:rFonts w:cstheme="majorBidi"/>
+        <w:rFonts w:asciiTheme="majorHAnsi" w:eastAsiaTheme="majorEastAsia" w:hAnsiTheme="majorHAnsi" w:cstheme="majorBidi"/>
         <w:b/>
         <w:bCs/>
       </w:rPr>
@@ -6850,7 +5773,7 @@
     </w:tblPr>
     <w:tblStylePr w:type="firstRow">
       <w:rPr>
-        <w:rFonts w:cstheme="majorBidi"/>
+        <w:rFonts w:asciiTheme="majorHAnsi" w:eastAsiaTheme="majorEastAsia" w:hAnsiTheme="majorHAnsi" w:cstheme="majorBidi"/>
       </w:rPr>
       <w:tblPr/>
       <w:tcPr>
@@ -6934,7 +5857,7 @@
     </w:tblPr>
     <w:tblStylePr w:type="firstRow">
       <w:rPr>
-        <w:rFonts w:cstheme="majorBidi"/>
+        <w:rFonts w:asciiTheme="majorHAnsi" w:eastAsiaTheme="majorEastAsia" w:hAnsiTheme="majorHAnsi" w:cstheme="majorBidi"/>
       </w:rPr>
       <w:tblPr/>
       <w:tcPr>
@@ -7018,7 +5941,7 @@
     </w:tblPr>
     <w:tblStylePr w:type="firstRow">
       <w:rPr>
-        <w:rFonts w:cstheme="majorBidi"/>
+        <w:rFonts w:asciiTheme="majorHAnsi" w:eastAsiaTheme="majorEastAsia" w:hAnsiTheme="majorHAnsi" w:cstheme="majorBidi"/>
       </w:rPr>
       <w:tblPr/>
       <w:tcPr>
@@ -7102,7 +6025,7 @@
     </w:tblPr>
     <w:tblStylePr w:type="firstRow">
       <w:rPr>
-        <w:rFonts w:cstheme="majorBidi"/>
+        <w:rFonts w:asciiTheme="majorHAnsi" w:eastAsiaTheme="majorEastAsia" w:hAnsiTheme="majorHAnsi" w:cstheme="majorBidi"/>
       </w:rPr>
       <w:tblPr/>
       <w:tcPr>
@@ -7186,7 +6109,7 @@
     </w:tblPr>
     <w:tblStylePr w:type="firstRow">
       <w:rPr>
-        <w:rFonts w:cstheme="majorBidi"/>
+        <w:rFonts w:asciiTheme="majorHAnsi" w:eastAsiaTheme="majorEastAsia" w:hAnsiTheme="majorHAnsi" w:cstheme="majorBidi"/>
       </w:rPr>
       <w:tblPr/>
       <w:tcPr>
@@ -7270,7 +6193,7 @@
     </w:tblPr>
     <w:tblStylePr w:type="firstRow">
       <w:rPr>
-        <w:rFonts w:cstheme="majorBidi"/>
+        <w:rFonts w:asciiTheme="majorHAnsi" w:eastAsiaTheme="majorEastAsia" w:hAnsiTheme="majorHAnsi" w:cstheme="majorBidi"/>
       </w:rPr>
       <w:tblPr/>
       <w:tcPr>
@@ -7354,7 +6277,7 @@
     </w:tblPr>
     <w:tblStylePr w:type="firstRow">
       <w:rPr>
-        <w:rFonts w:cstheme="majorBidi"/>
+        <w:rFonts w:asciiTheme="majorHAnsi" w:eastAsiaTheme="majorEastAsia" w:hAnsiTheme="majorHAnsi" w:cstheme="majorBidi"/>
       </w:rPr>
       <w:tblPr/>
       <w:tcPr>
@@ -7419,7 +6342,7 @@
       <w:spacing w:after="0" w:line="240" w:lineRule="auto"/>
     </w:pPr>
     <w:rPr>
-      <w:rFonts w:cstheme="majorBidi"/>
+      <w:rFonts w:asciiTheme="majorHAnsi" w:eastAsiaTheme="majorEastAsia" w:hAnsiTheme="majorHAnsi" w:cstheme="majorBidi"/>
       <w:color w:val="000000" w:themeColor="text1"/>
     </w:rPr>
     <w:tblPr>
@@ -7547,7 +6470,7 @@
       <w:spacing w:after="0" w:line="240" w:lineRule="auto"/>
     </w:pPr>
     <w:rPr>
-      <w:rFonts w:cstheme="majorBidi"/>
+      <w:rFonts w:asciiTheme="majorHAnsi" w:eastAsiaTheme="majorEastAsia" w:hAnsiTheme="majorHAnsi" w:cstheme="majorBidi"/>
       <w:color w:val="000000" w:themeColor="text1"/>
     </w:rPr>
     <w:tblPr>
@@ -7675,7 +6598,7 @@
       <w:spacing w:after="0" w:line="240" w:lineRule="auto"/>
     </w:pPr>
     <w:rPr>
-      <w:rFonts w:cstheme="majorBidi"/>
+      <w:rFonts w:asciiTheme="majorHAnsi" w:eastAsiaTheme="majorEastAsia" w:hAnsiTheme="majorHAnsi" w:cstheme="majorBidi"/>
       <w:color w:val="000000" w:themeColor="text1"/>
     </w:rPr>
     <w:tblPr>
@@ -7803,7 +6726,7 @@
       <w:spacing w:after="0" w:line="240" w:lineRule="auto"/>
     </w:pPr>
     <w:rPr>
-      <w:rFonts w:cstheme="majorBidi"/>
+      <w:rFonts w:asciiTheme="majorHAnsi" w:eastAsiaTheme="majorEastAsia" w:hAnsiTheme="majorHAnsi" w:cstheme="majorBidi"/>
       <w:color w:val="000000" w:themeColor="text1"/>
     </w:rPr>
     <w:tblPr>
@@ -7931,7 +6854,7 @@
       <w:spacing w:after="0" w:line="240" w:lineRule="auto"/>
     </w:pPr>
     <w:rPr>
-      <w:rFonts w:cstheme="majorBidi"/>
+      <w:rFonts w:asciiTheme="majorHAnsi" w:eastAsiaTheme="majorEastAsia" w:hAnsiTheme="majorHAnsi" w:cstheme="majorBidi"/>
       <w:color w:val="000000" w:themeColor="text1"/>
     </w:rPr>
     <w:tblPr>
@@ -8059,7 +6982,7 @@
       <w:spacing w:after="0" w:line="240" w:lineRule="auto"/>
     </w:pPr>
     <w:rPr>
-      <w:rFonts w:cstheme="majorBidi"/>
+      <w:rFonts w:asciiTheme="majorHAnsi" w:eastAsiaTheme="majorEastAsia" w:hAnsiTheme="majorHAnsi" w:cstheme="majorBidi"/>
       <w:color w:val="000000" w:themeColor="text1"/>
     </w:rPr>
     <w:tblPr>
@@ -8187,7 +7110,7 @@
       <w:spacing w:after="0" w:line="240" w:lineRule="auto"/>
     </w:pPr>
     <w:rPr>
-      <w:rFonts w:cstheme="majorBidi"/>
+      <w:rFonts w:asciiTheme="majorHAnsi" w:eastAsiaTheme="majorEastAsia" w:hAnsiTheme="majorHAnsi" w:cstheme="majorBidi"/>
       <w:color w:val="000000" w:themeColor="text1"/>
     </w:rPr>
     <w:tblPr>
@@ -8826,7 +7749,7 @@
       <w:spacing w:after="0" w:line="240" w:lineRule="auto"/>
     </w:pPr>
     <w:rPr>
-      <w:rFonts w:cstheme="majorBidi"/>
+      <w:rFonts w:asciiTheme="majorHAnsi" w:eastAsiaTheme="majorEastAsia" w:hAnsiTheme="majorHAnsi" w:cstheme="majorBidi"/>
       <w:color w:val="000000" w:themeColor="text1"/>
     </w:rPr>
     <w:tblPr>
@@ -8951,7 +7874,7 @@
       <w:spacing w:after="0" w:line="240" w:lineRule="auto"/>
     </w:pPr>
     <w:rPr>
-      <w:rFonts w:cstheme="majorBidi"/>
+      <w:rFonts w:asciiTheme="majorHAnsi" w:eastAsiaTheme="majorEastAsia" w:hAnsiTheme="majorHAnsi" w:cstheme="majorBidi"/>
       <w:color w:val="000000" w:themeColor="text1"/>
     </w:rPr>
     <w:tblPr>
@@ -9076,7 +7999,7 @@
       <w:spacing w:after="0" w:line="240" w:lineRule="auto"/>
     </w:pPr>
     <w:rPr>
-      <w:rFonts w:cstheme="majorBidi"/>
+      <w:rFonts w:asciiTheme="majorHAnsi" w:eastAsiaTheme="majorEastAsia" w:hAnsiTheme="majorHAnsi" w:cstheme="majorBidi"/>
       <w:color w:val="000000" w:themeColor="text1"/>
     </w:rPr>
     <w:tblPr>
@@ -9201,7 +8124,7 @@
       <w:spacing w:after="0" w:line="240" w:lineRule="auto"/>
     </w:pPr>
     <w:rPr>
-      <w:rFonts w:cstheme="majorBidi"/>
+      <w:rFonts w:asciiTheme="majorHAnsi" w:eastAsiaTheme="majorEastAsia" w:hAnsiTheme="majorHAnsi" w:cstheme="majorBidi"/>
       <w:color w:val="000000" w:themeColor="text1"/>
     </w:rPr>
     <w:tblPr>
@@ -9326,7 +8249,7 @@
       <w:spacing w:after="0" w:line="240" w:lineRule="auto"/>
     </w:pPr>
     <w:rPr>
-      <w:rFonts w:cstheme="majorBidi"/>
+      <w:rFonts w:asciiTheme="majorHAnsi" w:eastAsiaTheme="majorEastAsia" w:hAnsiTheme="majorHAnsi" w:cstheme="majorBidi"/>
       <w:color w:val="000000" w:themeColor="text1"/>
     </w:rPr>
     <w:tblPr>
@@ -9451,7 +8374,7 @@
       <w:spacing w:after="0" w:line="240" w:lineRule="auto"/>
     </w:pPr>
     <w:rPr>
-      <w:rFonts w:cstheme="majorBidi"/>
+      <w:rFonts w:asciiTheme="majorHAnsi" w:eastAsiaTheme="majorEastAsia" w:hAnsiTheme="majorHAnsi" w:cstheme="majorBidi"/>
       <w:color w:val="000000" w:themeColor="text1"/>
     </w:rPr>
     <w:tblPr>
@@ -9576,7 +8499,7 @@
       <w:spacing w:after="0" w:line="240" w:lineRule="auto"/>
     </w:pPr>
     <w:rPr>
-      <w:rFonts w:cstheme="majorBidi"/>
+      <w:rFonts w:asciiTheme="majorHAnsi" w:eastAsiaTheme="majorEastAsia" w:hAnsiTheme="majorHAnsi" w:cstheme="majorBidi"/>
       <w:color w:val="000000" w:themeColor="text1"/>
     </w:rPr>
     <w:tblPr>

--- a/docs/templates/docx/family.docx
+++ b/docs/templates/docx/family.docx
@@ -11,7 +11,7 @@
           <w:rFonts w:ascii="Arial" w:hAnsi="Arial"/>
           <w:b/>
           <w:i w:val="0"/>
-          <w:color w:val="224A74"/>
+          <w:color w:val="056182"/>
           <w:sz w:val="18"/>
         </w:rPr>
         <w:t>THE RIVER HOUSE / 23–25 JULY</w:t>
@@ -27,7 +27,7 @@
           <w:rFonts w:ascii="Arial" w:hAnsi="Arial"/>
           <w:b/>
           <w:i w:val="0"/>
-          <w:color w:val="224A74"/>
+          <w:color w:val="056182"/>
           <w:sz w:val="68"/>
         </w:rPr>
         <w:t>River House Weekend Plan</w:t>
@@ -42,7 +42,7 @@
           <w:rFonts w:ascii="Arial" w:hAnsi="Arial"/>
           <w:b w:val="0"/>
           <w:i w:val="0"/>
-          <w:color w:val="17252B"/>
+          <w:color w:val="15191B"/>
           <w:sz w:val="26"/>
         </w:rPr>
         <w:t>A shared plan with room to change it. The only fixed appointment is lunch with Nana on Saturday.</w:t>
@@ -57,7 +57,7 @@
           <w:rFonts w:ascii="Arial" w:hAnsi="Arial"/>
           <w:b w:val="0"/>
           <w:i w:val="0"/>
-          <w:color w:val="17252B"/>
+          <w:color w:val="15191B"/>
           <w:sz w:val="22"/>
         </w:rPr>
         <w:t>A fictional family plan for two adults and two children. Keep food, travel and quiet time visible; check items as they are packed rather than assuming they are done.</w:t>
@@ -80,7 +80,7 @@
         <w:tc>
           <w:tcPr>
             <w:tcW w:type="dxa" w:w="4656"/>
-            <w:shd w:fill="FFF7E6"/>
+            <w:shd w:fill="1648E8"/>
           </w:tcPr>
           <w:p>
             <w:pPr>
@@ -90,7 +90,7 @@
               <w:rPr>
                 <w:rFonts w:ascii="Arial" w:hAnsi="Arial"/>
                 <w:b/>
-                <w:color w:val="17252B"/>
+                <w:color w:val="FFFFFF"/>
                 <w:sz w:val="48"/>
               </w:rPr>
               <w:t>Friday</w:t>
@@ -104,7 +104,7 @@
               <w:rPr>
                 <w:rFonts w:ascii="Arial" w:hAnsi="Arial"/>
                 <w:b/>
-                <w:color w:val="17252B"/>
+                <w:color w:val="FFFFFF"/>
                 <w:sz w:val="26"/>
               </w:rPr>
               <w:t>Arrive before 18:00</w:t>
@@ -118,7 +118,7 @@
               <w:rPr>
                 <w:rFonts w:ascii="Arial" w:hAnsi="Arial"/>
                 <w:b w:val="0"/>
-                <w:color w:val="17252B"/>
+                <w:color w:val="FFFFFF"/>
                 <w:sz w:val="22"/>
               </w:rPr>
               <w:t>Games after supper</w:t>
@@ -128,7 +128,7 @@
         <w:tc>
           <w:tcPr>
             <w:tcW w:type="dxa" w:w="4656"/>
-            <w:shd w:fill="224A74"/>
+            <w:shd w:fill="FFDC29"/>
           </w:tcPr>
           <w:p>
             <w:pPr>
@@ -138,7 +138,7 @@
               <w:rPr>
                 <w:rFonts w:ascii="Arial" w:hAnsi="Arial"/>
                 <w:b/>
-                <w:color w:val="FFFFFF"/>
+                <w:color w:val="15191B"/>
                 <w:sz w:val="48"/>
               </w:rPr>
               <w:t>Saturday</w:t>
@@ -152,7 +152,7 @@
               <w:rPr>
                 <w:rFonts w:ascii="Arial" w:hAnsi="Arial"/>
                 <w:b/>
-                <w:color w:val="FFFFFF"/>
+                <w:color w:val="15191B"/>
                 <w:sz w:val="26"/>
               </w:rPr>
               <w:t>Lunch at 12:30</w:t>
@@ -166,7 +166,7 @@
               <w:rPr>
                 <w:rFonts w:ascii="Arial" w:hAnsi="Arial"/>
                 <w:b w:val="0"/>
-                <w:color w:val="FFFFFF"/>
+                <w:color w:val="15191B"/>
                 <w:sz w:val="22"/>
               </w:rPr>
               <w:t>Walk or quiet time</w:t>
@@ -176,7 +176,7 @@
         <w:tc>
           <w:tcPr>
             <w:tcW w:type="dxa" w:w="4656"/>
-            <w:shd w:fill="FFF7E6"/>
+            <w:shd w:fill="FF784E"/>
           </w:tcPr>
           <w:p>
             <w:pPr>
@@ -186,7 +186,7 @@
               <w:rPr>
                 <w:rFonts w:ascii="Arial" w:hAnsi="Arial"/>
                 <w:b/>
-                <w:color w:val="17252B"/>
+                <w:color w:val="15191B"/>
                 <w:sz w:val="48"/>
               </w:rPr>
               <w:t>Sunday</w:t>
@@ -200,7 +200,7 @@
               <w:rPr>
                 <w:rFonts w:ascii="Arial" w:hAnsi="Arial"/>
                 <w:b/>
-                <w:color w:val="17252B"/>
+                <w:color w:val="15191B"/>
                 <w:sz w:val="26"/>
               </w:rPr>
               <w:t>Pack by 11:00</w:t>
@@ -214,7 +214,7 @@
               <w:rPr>
                 <w:rFonts w:ascii="Arial" w:hAnsi="Arial"/>
                 <w:b w:val="0"/>
-                <w:color w:val="17252B"/>
+                <w:color w:val="15191B"/>
                 <w:sz w:val="22"/>
               </w:rPr>
               <w:t>One last river stop</w:t>
@@ -233,7 +233,7 @@
           <w:rFonts w:ascii="Arial" w:hAnsi="Arial"/>
           <w:b/>
           <w:i w:val="0"/>
-          <w:color w:val="224A74"/>
+          <w:color w:val="056182"/>
           <w:sz w:val="32"/>
         </w:rPr>
         <w:t>Pack and Check</w:t>
@@ -248,7 +248,7 @@
           <w:rFonts w:ascii="Arial" w:hAnsi="Arial"/>
           <w:b w:val="0"/>
           <w:i w:val="0"/>
-          <w:color w:val="17252B"/>
+          <w:color w:val="15191B"/>
           <w:sz w:val="24"/>
         </w:rPr>
         <w:t>☐ Rain Jackets     ☐ Bottles     ☐ Medication     ☐ Chargers     ☐ Books</w:t>
@@ -264,7 +264,7 @@
           <w:rFonts w:ascii="Arial" w:hAnsi="Arial"/>
           <w:b/>
           <w:i w:val="0"/>
-          <w:color w:val="224A74"/>
+          <w:color w:val="056182"/>
           <w:sz w:val="26"/>
         </w:rPr>
         <w:t>Food Plan</w:t>
@@ -279,7 +279,7 @@
           <w:rFonts w:ascii="Arial" w:hAnsi="Arial"/>
           <w:b w:val="0"/>
           <w:i w:val="0"/>
-          <w:color w:val="17252B"/>
+          <w:color w:val="15191B"/>
           <w:sz w:val="21"/>
         </w:rPr>
         <w:t>Bring Friday supper. Buy breakfast ingredients locally. Confirm dietary needs before Saturday lunch; the sample plan does not assume medical requirements.</w:t>
@@ -295,7 +295,7 @@
           <w:rFonts w:ascii="Arial" w:hAnsi="Arial"/>
           <w:b/>
           <w:i w:val="0"/>
-          <w:color w:val="224A74"/>
+          <w:color w:val="056182"/>
           <w:sz w:val="26"/>
         </w:rPr>
         <w:t>If Plans Change</w:t>
@@ -310,7 +310,7 @@
           <w:rFonts w:ascii="Arial" w:hAnsi="Arial"/>
           <w:b w:val="0"/>
           <w:i w:val="0"/>
-          <w:color w:val="17252B"/>
+          <w:color w:val="15191B"/>
           <w:sz w:val="21"/>
         </w:rPr>
         <w:t>Use the shared notice space for the new meeting time. Agree on one pickup point before anyone leaves the house.</w:t>
@@ -325,7 +325,7 @@
           <w:rFonts w:ascii="Arial" w:hAnsi="Arial"/>
           <w:b/>
           <w:i w:val="0"/>
-          <w:color w:val="224A74"/>
+          <w:color w:val="056182"/>
           <w:sz w:val="18"/>
         </w:rPr>
         <w:t>Fictional household · Adapt the plan to your family and access needs.</w:t>
@@ -333,6 +333,7 @@
     </w:p>
     <w:sectPr>
       <w:footerReference w:type="default" r:id="rId9"/>
+      <w:headerReference w:type="default" r:id="rId10"/>
       <w:pgSz w:w="15840" w:h="12240"/>
       <w:pgMar w:top="792" w:right="936" w:bottom="792" w:left="936" w:header="720" w:footer="720" w:gutter="0"/>
       <w:cols w:space="720"/>
@@ -350,13 +351,30 @@
     </w:pPr>
     <w:r>
       <w:rPr>
-        <w:color w:val="224A74"/>
+        <w:color w:val="15191B"/>
         <w:sz w:val="16"/>
       </w:rPr>
       <w:t>DAZZLER  /  FICTIONAL EXAMPLE  /  FAMILY</w:t>
     </w:r>
   </w:p>
 </w:ftr>
+</file>
+
+<file path=word/header1.xml><?xml version="1.0" encoding="utf-8"?>
+<w:hdr xmlns:m="http://schemas.openxmlformats.org/officeDocument/2006/math" xmlns:mc="http://schemas.openxmlformats.org/markup-compatibility/2006" xmlns:mo="http://schemas.microsoft.com/office/mac/office/2008/main" xmlns:mv="urn:schemas-microsoft-com:mac:vml" xmlns:o="urn:schemas-microsoft-com:office:office" xmlns:r="http://schemas.openxmlformats.org/officeDocument/2006/relationships" xmlns:v="urn:schemas-microsoft-com:vml" xmlns:w10="urn:schemas-microsoft-com:office:word" xmlns:w14="http://schemas.microsoft.com/office/word/2010/wordml" xmlns:w="http://schemas.openxmlformats.org/wordprocessingml/2006/main" xmlns:wne="http://schemas.microsoft.com/office/word/2006/wordml" xmlns:wp14="http://schemas.microsoft.com/office/word/2010/wordprocessingDrawing" xmlns:wp="http://schemas.openxmlformats.org/drawingml/2006/wordprocessingDrawing" xmlns:wpc="http://schemas.microsoft.com/office/word/2010/wordprocessingCanvas" xmlns:wpg="http://schemas.microsoft.com/office/word/2010/wordprocessingGroup" xmlns:wpi="http://schemas.microsoft.com/office/word/2010/wordprocessingInk" xmlns:wps="http://schemas.microsoft.com/office/word/2010/wordprocessingShape" mc:Ignorable="w14 wp14">
+  <w:p>
+    <w:pPr>
+      <w:pStyle w:val="Header"/>
+    </w:pPr>
+    <w:r>
+      <w:pict>
+        <v:rect id="DazzlerPageSurface" style="position:absolute;margin-left:0;margin-top:0;width:792.0pt;height:612.0pt;z-index:-251654144;mso-position-horizontal-relative:page;mso-position-vertical-relative:page" fillcolor="#FFFFFF" stroked="f">
+          <v:fill color="#FFFFFF"/>
+        </v:rect>
+      </w:pict>
+    </w:r>
+  </w:p>
+</w:hdr>
 </file>
 
 <file path=word/numbering.xml><?xml version="1.0" encoding="utf-8"?>

--- a/docs/templates/docx/family.docx
+++ b/docs/templates/docx/family.docx
@@ -4,63 +4,45 @@
   <w:body>
     <w:p>
       <w:pPr>
-        <w:spacing w:after="280" w:line="269" w:lineRule="auto"/>
+        <w:spacing w:after="140" w:line="269" w:lineRule="auto"/>
       </w:pPr>
       <w:r>
         <w:rPr>
           <w:rFonts w:ascii="Arial" w:hAnsi="Arial"/>
           <w:b/>
-          <w:i w:val="0"/>
-          <w:color w:val="056182"/>
+          <w:color w:val="173D8F"/>
           <w:sz w:val="18"/>
         </w:rPr>
-        <w:t>THE RIVER HOUSE / 23–25 JULY</w:t>
+        <w:t>THE RIVER HOUSE / 23–25 JULY / PACK PLAN LEAVE</w:t>
       </w:r>
     </w:p>
     <w:p>
       <w:pPr>
         <w:pStyle w:val="Title"/>
-        <w:spacing w:after="160" w:line="269" w:lineRule="auto"/>
+        <w:spacing w:after="140" w:line="269" w:lineRule="auto"/>
       </w:pPr>
       <w:r>
         <w:rPr>
           <w:rFonts w:ascii="Arial" w:hAnsi="Arial"/>
           <w:b/>
-          <w:i w:val="0"/>
-          <w:color w:val="056182"/>
-          <w:sz w:val="68"/>
+          <w:color w:val="000000"/>
+          <w:sz w:val="64"/>
         </w:rPr>
         <w:t>River House Weekend Plan</w:t>
       </w:r>
     </w:p>
     <w:p>
       <w:pPr>
-        <w:spacing w:after="280" w:line="269" w:lineRule="auto"/>
+        <w:spacing w:after="140" w:line="269" w:lineRule="auto"/>
       </w:pPr>
       <w:r>
         <w:rPr>
           <w:rFonts w:ascii="Arial" w:hAnsi="Arial"/>
-          <w:b w:val="0"/>
-          <w:i w:val="0"/>
-          <w:color w:val="15191B"/>
-          <w:sz w:val="26"/>
+          <w:b/>
+          <w:color w:val="173D8F"/>
+          <w:sz w:val="24"/>
         </w:rPr>
         <w:t>A shared plan with room to change it. The only fixed appointment is lunch with Nana on Saturday.</w:t>
-      </w:r>
-    </w:p>
-    <w:p>
-      <w:pPr>
-        <w:spacing w:after="240" w:line="269" w:lineRule="auto"/>
-      </w:pPr>
-      <w:r>
-        <w:rPr>
-          <w:rFonts w:ascii="Arial" w:hAnsi="Arial"/>
-          <w:b w:val="0"/>
-          <w:i w:val="0"/>
-          <w:color w:val="15191B"/>
-          <w:sz w:val="22"/>
-        </w:rPr>
-        <w:t>A fictional family plan for two adults and two children. Keep food, travel and quiet time visible; check items as they are packed rather than assuming they are done.</w:t>
       </w:r>
     </w:p>
     <w:tbl>
@@ -69,9 +51,97 @@
         <w:tblLook w:firstColumn="1" w:firstRow="1" w:lastColumn="0" w:lastRow="0" w:noHBand="0" w:noVBand="1" w:val="04A0"/>
       </w:tblPr>
       <w:tblGrid>
-        <w:gridCol w:w="4656"/>
-        <w:gridCol w:w="4656"/>
-        <w:gridCol w:w="4656"/>
+        <w:gridCol w:w="10224"/>
+      </w:tblGrid>
+      <w:tr>
+        <w:tc>
+          <w:tcPr>
+            <w:tcW w:type="dxa" w:w="10224"/>
+            <w:shd w:fill="173D8F"/>
+          </w:tcPr>
+          <w:p/>
+          <w:p>
+            <w:pPr>
+              <w:spacing w:after="140" w:line="269" w:lineRule="auto"/>
+            </w:pPr>
+            <w:r>
+              <w:rPr>
+                <w:rFonts w:ascii="Arial" w:hAnsi="Arial"/>
+                <w:b/>
+                <w:color w:val="FFFFFF"/>
+                <w:sz w:val="44"/>
+              </w:rPr>
+              <w:t>PACK TOGETHER</w:t>
+            </w:r>
+          </w:p>
+        </w:tc>
+      </w:tr>
+    </w:tbl>
+    <w:p>
+      <w:pPr>
+        <w:spacing w:after="140" w:line="269" w:lineRule="auto"/>
+      </w:pPr>
+      <w:r>
+        <w:rPr>
+          <w:rFonts w:ascii="Arial" w:hAnsi="Arial"/>
+          <w:b w:val="0"/>
+          <w:color w:val="17212B"/>
+          <w:sz w:val="24"/>
+        </w:rPr>
+        <w:t>Rain jackets, refillable bottles, medication, chargers and one book each. Keep medication with the adult responsible for it.</w:t>
+      </w:r>
+    </w:p>
+    <w:p>
+      <w:pPr>
+        <w:spacing w:after="140" w:line="269" w:lineRule="auto"/>
+      </w:pPr>
+      <w:r>
+        <w:rPr>
+          <w:rFonts w:ascii="Arial" w:hAnsi="Arial"/>
+          <w:b/>
+          <w:color w:val="173D8F"/>
+          <w:sz w:val="26"/>
+        </w:rPr>
+        <w:t>[  ]  Rain Jackets and Bottles</w:t>
+      </w:r>
+    </w:p>
+    <w:p>
+      <w:pPr>
+        <w:spacing w:after="140" w:line="269" w:lineRule="auto"/>
+      </w:pPr>
+      <w:r>
+        <w:rPr>
+          <w:rFonts w:ascii="Arial" w:hAnsi="Arial"/>
+          <w:b/>
+          <w:color w:val="173D8F"/>
+          <w:sz w:val="26"/>
+        </w:rPr>
+        <w:t>[  ]  Medication With the Responsible Adult</w:t>
+      </w:r>
+    </w:p>
+    <w:p>
+      <w:pPr>
+        <w:spacing w:after="140" w:line="269" w:lineRule="auto"/>
+      </w:pPr>
+      <w:r>
+        <w:rPr>
+          <w:rFonts w:ascii="Arial" w:hAnsi="Arial"/>
+          <w:b/>
+          <w:color w:val="173D8F"/>
+          <w:sz w:val="26"/>
+        </w:rPr>
+        <w:t>[  ]  Chargers and a Book Each</w:t>
+      </w:r>
+    </w:p>
+    <w:tbl>
+      <w:tblPr>
+        <w:tblW w:type="auto" w:w="0"/>
+        <w:tblLook w:firstColumn="1" w:firstRow="1" w:lastColumn="0" w:lastRow="0" w:noHBand="0" w:noVBand="1" w:val="04A0"/>
+      </w:tblPr>
+      <w:tblGrid>
+        <w:gridCol w:w="3408"/>
+        <w:gridCol w:w="3408"/>
+        <w:gridCol w:w="3408"/>
       </w:tblGrid>
       <w:tr>
         <w:trPr>
@@ -79,143 +149,245 @@
         </w:trPr>
         <w:tc>
           <w:tcPr>
-            <w:tcW w:type="dxa" w:w="4656"/>
-            <w:shd w:fill="1648E8"/>
+            <w:tcW w:type="dxa" w:w="3408"/>
+            <w:shd w:fill="173D8F"/>
           </w:tcPr>
           <w:p>
             <w:pPr>
-              <w:spacing w:after="160" w:line="269" w:lineRule="auto"/>
+              <w:spacing w:after="160" w:before="100"/>
             </w:pPr>
             <w:r>
               <w:rPr>
                 <w:rFonts w:ascii="Arial" w:hAnsi="Arial"/>
                 <w:b/>
                 <w:color w:val="FFFFFF"/>
-                <w:sz w:val="48"/>
+                <w:sz w:val="20"/>
               </w:rPr>
-              <w:t>Friday</w:t>
+              <w:t>Day</w:t>
             </w:r>
           </w:p>
+        </w:tc>
+        <w:tc>
+          <w:tcPr>
+            <w:tcW w:type="dxa" w:w="3408"/>
+            <w:shd w:fill="173D8F"/>
+          </w:tcPr>
           <w:p>
             <w:pPr>
-              <w:spacing w:after="160" w:line="269" w:lineRule="auto"/>
+              <w:spacing w:after="160" w:before="100"/>
             </w:pPr>
             <w:r>
               <w:rPr>
                 <w:rFonts w:ascii="Arial" w:hAnsi="Arial"/>
                 <w:b/>
                 <w:color w:val="FFFFFF"/>
-                <w:sz w:val="26"/>
+                <w:sz w:val="20"/>
               </w:rPr>
-              <w:t>Arrive before 18:00</w:t>
+              <w:t>Anchor Plan</w:t>
             </w:r>
           </w:p>
+        </w:tc>
+        <w:tc>
+          <w:tcPr>
+            <w:tcW w:type="dxa" w:w="3408"/>
+            <w:shd w:fill="173D8F"/>
+          </w:tcPr>
           <w:p>
             <w:pPr>
-              <w:spacing w:after="160" w:line="269" w:lineRule="auto"/>
+              <w:spacing w:after="160" w:before="100"/>
+            </w:pPr>
+            <w:r>
+              <w:rPr>
+                <w:rFonts w:ascii="Arial" w:hAnsi="Arial"/>
+                <w:b/>
+                <w:color w:val="FFFFFF"/>
+                <w:sz w:val="20"/>
+              </w:rPr>
+              <w:t>Leave Open</w:t>
+            </w:r>
+          </w:p>
+        </w:tc>
+      </w:tr>
+      <w:tr>
+        <w:tc>
+          <w:tcPr>
+            <w:tcW w:type="dxa" w:w="3408"/>
+            <w:shd w:fill="ADE0FF"/>
+          </w:tcPr>
+          <w:p>
+            <w:pPr>
+              <w:spacing w:after="160" w:before="100"/>
             </w:pPr>
             <w:r>
               <w:rPr>
                 <w:rFonts w:ascii="Arial" w:hAnsi="Arial"/>
                 <w:b w:val="0"/>
-                <w:color w:val="FFFFFF"/>
-                <w:sz w:val="22"/>
+                <w:color w:val="17212B"/>
+                <w:sz w:val="20"/>
+              </w:rPr>
+              <w:t>Friday</w:t>
+            </w:r>
+          </w:p>
+        </w:tc>
+        <w:tc>
+          <w:tcPr>
+            <w:tcW w:type="dxa" w:w="3408"/>
+            <w:shd w:fill="ADE0FF"/>
+          </w:tcPr>
+          <w:p>
+            <w:pPr>
+              <w:spacing w:after="160" w:before="100"/>
+            </w:pPr>
+            <w:r>
+              <w:rPr>
+                <w:rFonts w:ascii="Arial" w:hAnsi="Arial"/>
+                <w:b w:val="0"/>
+                <w:color w:val="17212B"/>
+                <w:sz w:val="20"/>
+              </w:rPr>
+              <w:t>Arrive before 18:00</w:t>
+            </w:r>
+          </w:p>
+        </w:tc>
+        <w:tc>
+          <w:tcPr>
+            <w:tcW w:type="dxa" w:w="3408"/>
+            <w:shd w:fill="ADE0FF"/>
+          </w:tcPr>
+          <w:p>
+            <w:pPr>
+              <w:spacing w:after="160" w:before="100"/>
+            </w:pPr>
+            <w:r>
+              <w:rPr>
+                <w:rFonts w:ascii="Arial" w:hAnsi="Arial"/>
+                <w:b w:val="0"/>
+                <w:color w:val="17212B"/>
+                <w:sz w:val="20"/>
               </w:rPr>
               <w:t>Games after supper</w:t>
             </w:r>
           </w:p>
         </w:tc>
+      </w:tr>
+      <w:tr>
         <w:tc>
           <w:tcPr>
-            <w:tcW w:type="dxa" w:w="4656"/>
-            <w:shd w:fill="FFDC29"/>
+            <w:tcW w:type="dxa" w:w="3408"/>
+            <w:shd w:fill="FFFFFF"/>
           </w:tcPr>
           <w:p>
             <w:pPr>
-              <w:spacing w:after="160" w:line="269" w:lineRule="auto"/>
-            </w:pPr>
-            <w:r>
-              <w:rPr>
-                <w:rFonts w:ascii="Arial" w:hAnsi="Arial"/>
-                <w:b/>
-                <w:color w:val="15191B"/>
-                <w:sz w:val="48"/>
-              </w:rPr>
-              <w:t>Saturday</w:t>
-            </w:r>
-          </w:p>
-          <w:p>
-            <w:pPr>
-              <w:spacing w:after="160" w:line="269" w:lineRule="auto"/>
-            </w:pPr>
-            <w:r>
-              <w:rPr>
-                <w:rFonts w:ascii="Arial" w:hAnsi="Arial"/>
-                <w:b/>
-                <w:color w:val="15191B"/>
-                <w:sz w:val="26"/>
-              </w:rPr>
-              <w:t>Lunch at 12:30</w:t>
-            </w:r>
-          </w:p>
-          <w:p>
-            <w:pPr>
-              <w:spacing w:after="160" w:line="269" w:lineRule="auto"/>
+              <w:spacing w:after="160" w:before="100"/>
             </w:pPr>
             <w:r>
               <w:rPr>
                 <w:rFonts w:ascii="Arial" w:hAnsi="Arial"/>
                 <w:b w:val="0"/>
-                <w:color w:val="15191B"/>
-                <w:sz w:val="22"/>
+                <w:color w:val="17212B"/>
+                <w:sz w:val="20"/>
+              </w:rPr>
+              <w:t>Saturday</w:t>
+            </w:r>
+          </w:p>
+        </w:tc>
+        <w:tc>
+          <w:tcPr>
+            <w:tcW w:type="dxa" w:w="3408"/>
+            <w:shd w:fill="FFFFFF"/>
+          </w:tcPr>
+          <w:p>
+            <w:pPr>
+              <w:spacing w:after="160" w:before="100"/>
+            </w:pPr>
+            <w:r>
+              <w:rPr>
+                <w:rFonts w:ascii="Arial" w:hAnsi="Arial"/>
+                <w:b w:val="0"/>
+                <w:color w:val="17212B"/>
+                <w:sz w:val="20"/>
+              </w:rPr>
+              <w:t>Lunch at 12:30</w:t>
+            </w:r>
+          </w:p>
+        </w:tc>
+        <w:tc>
+          <w:tcPr>
+            <w:tcW w:type="dxa" w:w="3408"/>
+            <w:shd w:fill="FFFFFF"/>
+          </w:tcPr>
+          <w:p>
+            <w:pPr>
+              <w:spacing w:after="160" w:before="100"/>
+            </w:pPr>
+            <w:r>
+              <w:rPr>
+                <w:rFonts w:ascii="Arial" w:hAnsi="Arial"/>
+                <w:b w:val="0"/>
+                <w:color w:val="17212B"/>
+                <w:sz w:val="20"/>
               </w:rPr>
               <w:t>Walk or quiet time</w:t>
             </w:r>
           </w:p>
         </w:tc>
+      </w:tr>
+      <w:tr>
         <w:tc>
           <w:tcPr>
-            <w:tcW w:type="dxa" w:w="4656"/>
-            <w:shd w:fill="FF784E"/>
+            <w:tcW w:type="dxa" w:w="3408"/>
+            <w:shd w:fill="ADE0FF"/>
           </w:tcPr>
           <w:p>
             <w:pPr>
-              <w:spacing w:after="160" w:line="269" w:lineRule="auto"/>
-            </w:pPr>
-            <w:r>
-              <w:rPr>
-                <w:rFonts w:ascii="Arial" w:hAnsi="Arial"/>
-                <w:b/>
-                <w:color w:val="15191B"/>
-                <w:sz w:val="48"/>
-              </w:rPr>
-              <w:t>Sunday</w:t>
-            </w:r>
-          </w:p>
-          <w:p>
-            <w:pPr>
-              <w:spacing w:after="160" w:line="269" w:lineRule="auto"/>
-            </w:pPr>
-            <w:r>
-              <w:rPr>
-                <w:rFonts w:ascii="Arial" w:hAnsi="Arial"/>
-                <w:b/>
-                <w:color w:val="15191B"/>
-                <w:sz w:val="26"/>
-              </w:rPr>
-              <w:t>Pack by 11:00</w:t>
-            </w:r>
-          </w:p>
-          <w:p>
-            <w:pPr>
-              <w:spacing w:after="160" w:line="269" w:lineRule="auto"/>
+              <w:spacing w:after="160" w:before="100"/>
             </w:pPr>
             <w:r>
               <w:rPr>
                 <w:rFonts w:ascii="Arial" w:hAnsi="Arial"/>
                 <w:b w:val="0"/>
-                <w:color w:val="15191B"/>
-                <w:sz w:val="22"/>
+                <w:color w:val="17212B"/>
+                <w:sz w:val="20"/>
+              </w:rPr>
+              <w:t>Sunday</w:t>
+            </w:r>
+          </w:p>
+        </w:tc>
+        <w:tc>
+          <w:tcPr>
+            <w:tcW w:type="dxa" w:w="3408"/>
+            <w:shd w:fill="ADE0FF"/>
+          </w:tcPr>
+          <w:p>
+            <w:pPr>
+              <w:spacing w:after="160" w:before="100"/>
+            </w:pPr>
+            <w:r>
+              <w:rPr>
+                <w:rFonts w:ascii="Arial" w:hAnsi="Arial"/>
+                <w:b w:val="0"/>
+                <w:color w:val="17212B"/>
+                <w:sz w:val="20"/>
+              </w:rPr>
+              <w:t>Pack by 11:00</w:t>
+            </w:r>
+          </w:p>
+        </w:tc>
+        <w:tc>
+          <w:tcPr>
+            <w:tcW w:type="dxa" w:w="3408"/>
+            <w:shd w:fill="ADE0FF"/>
+          </w:tcPr>
+          <w:p>
+            <w:pPr>
+              <w:spacing w:after="160" w:before="100"/>
+            </w:pPr>
+            <w:r>
+              <w:rPr>
+                <w:rFonts w:ascii="Arial" w:hAnsi="Arial"/>
+                <w:b w:val="0"/>
+                <w:color w:val="17212B"/>
+                <w:sz w:val="20"/>
               </w:rPr>
               <w:t>One last river stop</w:t>
             </w:r>
@@ -225,62 +397,43 @@
     </w:tbl>
     <w:p>
       <w:pPr>
+        <w:spacing w:after="140" w:line="269" w:lineRule="auto"/>
+      </w:pPr>
+      <w:r>
+        <w:rPr>
+          <w:rFonts w:ascii="Arial" w:hAnsi="Arial"/>
+          <w:b w:val="0"/>
+          <w:color w:val="17212B"/>
+          <w:sz w:val="22"/>
+        </w:rPr>
+        <w:t>A fictional family plan for two adults and two children. Keep food, travel and quiet time visible; check items as they are packed rather than assuming they are done.</w:t>
+      </w:r>
+    </w:p>
+    <w:p>
+      <w:pPr>
         <w:pStyle w:val="Heading1"/>
-        <w:spacing w:after="160" w:line="269" w:lineRule="auto"/>
+        <w:spacing w:after="140" w:line="269" w:lineRule="auto"/>
       </w:pPr>
       <w:r>
         <w:rPr>
           <w:rFonts w:ascii="Arial" w:hAnsi="Arial"/>
           <w:b/>
-          <w:i w:val="0"/>
-          <w:color w:val="056182"/>
-          <w:sz w:val="32"/>
-        </w:rPr>
-        <w:t>Pack and Check</w:t>
-      </w:r>
-    </w:p>
-    <w:p>
-      <w:pPr>
-        <w:spacing w:after="160" w:line="269" w:lineRule="auto"/>
-      </w:pPr>
-      <w:r>
-        <w:rPr>
-          <w:rFonts w:ascii="Arial" w:hAnsi="Arial"/>
-          <w:b w:val="0"/>
-          <w:i w:val="0"/>
-          <w:color w:val="15191B"/>
-          <w:sz w:val="24"/>
-        </w:rPr>
-        <w:t>☐ Rain Jackets     ☐ Bottles     ☐ Medication     ☐ Chargers     ☐ Books</w:t>
-      </w:r>
-    </w:p>
-    <w:p>
-      <w:pPr>
-        <w:pStyle w:val="Heading1"/>
-        <w:spacing w:after="160" w:line="269" w:lineRule="auto"/>
-      </w:pPr>
-      <w:r>
-        <w:rPr>
-          <w:rFonts w:ascii="Arial" w:hAnsi="Arial"/>
-          <w:b/>
-          <w:i w:val="0"/>
-          <w:color w:val="056182"/>
-          <w:sz w:val="26"/>
+          <w:color w:val="173D8F"/>
+          <w:sz w:val="30"/>
         </w:rPr>
         <w:t>Food Plan</w:t>
       </w:r>
     </w:p>
     <w:p>
       <w:pPr>
-        <w:spacing w:after="160" w:line="269" w:lineRule="auto"/>
+        <w:spacing w:after="140" w:line="269" w:lineRule="auto"/>
       </w:pPr>
       <w:r>
         <w:rPr>
           <w:rFonts w:ascii="Arial" w:hAnsi="Arial"/>
           <w:b w:val="0"/>
-          <w:i w:val="0"/>
-          <w:color w:val="15191B"/>
-          <w:sz w:val="21"/>
+          <w:color w:val="17212B"/>
+          <w:sz w:val="22"/>
         </w:rPr>
         <w:t>Bring Friday supper. Buy breakfast ingredients locally. Confirm dietary needs before Saturday lunch; the sample plan does not assume medical requirements.</w:t>
       </w:r>
@@ -288,54 +441,64 @@
     <w:p>
       <w:pPr>
         <w:pStyle w:val="Heading1"/>
-        <w:spacing w:after="160" w:line="269" w:lineRule="auto"/>
+        <w:spacing w:after="140" w:line="269" w:lineRule="auto"/>
       </w:pPr>
       <w:r>
         <w:rPr>
           <w:rFonts w:ascii="Arial" w:hAnsi="Arial"/>
           <w:b/>
-          <w:i w:val="0"/>
-          <w:color w:val="056182"/>
-          <w:sz w:val="26"/>
+          <w:color w:val="173D8F"/>
+          <w:sz w:val="30"/>
         </w:rPr>
         <w:t>If Plans Change</w:t>
       </w:r>
     </w:p>
     <w:p>
       <w:pPr>
-        <w:spacing w:after="160" w:line="269" w:lineRule="auto"/>
+        <w:spacing w:after="140" w:line="269" w:lineRule="auto"/>
       </w:pPr>
       <w:r>
         <w:rPr>
           <w:rFonts w:ascii="Arial" w:hAnsi="Arial"/>
           <w:b w:val="0"/>
-          <w:i w:val="0"/>
-          <w:color w:val="15191B"/>
-          <w:sz w:val="21"/>
+          <w:color w:val="17212B"/>
+          <w:sz w:val="22"/>
         </w:rPr>
         <w:t>Use the shared notice space for the new meeting time. Agree on one pickup point before anyone leaves the house.</w:t>
       </w:r>
     </w:p>
     <w:p>
       <w:pPr>
-        <w:spacing w:after="80" w:line="269" w:lineRule="auto"/>
+        <w:spacing w:after="140" w:line="269" w:lineRule="auto"/>
       </w:pPr>
       <w:r>
         <w:rPr>
           <w:rFonts w:ascii="Arial" w:hAnsi="Arial"/>
           <w:b/>
-          <w:i w:val="0"/>
-          <w:color w:val="056182"/>
-          <w:sz w:val="18"/>
+          <w:color w:val="173D8F"/>
+          <w:sz w:val="24"/>
+        </w:rPr>
+        <w:t>Change of Plan  __________________________________</w:t>
+      </w:r>
+    </w:p>
+    <w:p>
+      <w:pPr>
+        <w:spacing w:after="140" w:line="269" w:lineRule="auto"/>
+      </w:pPr>
+      <w:r>
+        <w:rPr>
+          <w:rFonts w:ascii="Arial" w:hAnsi="Arial"/>
+          <w:b/>
+          <w:color w:val="173D8F"/>
+          <w:sz w:val="20"/>
         </w:rPr>
         <w:t>Fictional household · Adapt the plan to your family and access needs.</w:t>
       </w:r>
     </w:p>
     <w:sectPr>
       <w:footerReference w:type="default" r:id="rId9"/>
-      <w:headerReference w:type="default" r:id="rId10"/>
-      <w:pgSz w:w="15840" w:h="12240"/>
-      <w:pgMar w:top="792" w:right="936" w:bottom="792" w:left="936" w:header="720" w:footer="720" w:gutter="0"/>
+      <w:pgSz w:w="11952" w:h="16848"/>
+      <w:pgMar w:top="792" w:right="864" w:bottom="792" w:left="864" w:header="720" w:footer="720" w:gutter="0"/>
       <w:cols w:space="720"/>
       <w:docGrid w:linePitch="360"/>
     </w:sectPr>
@@ -349,32 +512,22 @@
     <w:pPr>
       <w:pStyle w:val="Footer"/>
     </w:pPr>
+  </w:p>
+  <w:p>
+    <w:pPr>
+      <w:spacing w:after="140" w:line="269" w:lineRule="auto"/>
+    </w:pPr>
     <w:r>
       <w:rPr>
-        <w:color w:val="15191B"/>
+        <w:rFonts w:ascii="Arial" w:hAnsi="Arial"/>
+        <w:b w:val="0"/>
+        <w:color w:val="17212B"/>
         <w:sz w:val="16"/>
       </w:rPr>
-      <w:t>DAZZLER  /  FICTIONAL EXAMPLE  /  FAMILY</w:t>
+      <w:t>Fictional Worked Example / Pack Plan Leave / 01</w:t>
     </w:r>
   </w:p>
 </w:ftr>
-</file>
-
-<file path=word/header1.xml><?xml version="1.0" encoding="utf-8"?>
-<w:hdr xmlns:m="http://schemas.openxmlformats.org/officeDocument/2006/math" xmlns:mc="http://schemas.openxmlformats.org/markup-compatibility/2006" xmlns:mo="http://schemas.microsoft.com/office/mac/office/2008/main" xmlns:mv="urn:schemas-microsoft-com:mac:vml" xmlns:o="urn:schemas-microsoft-com:office:office" xmlns:r="http://schemas.openxmlformats.org/officeDocument/2006/relationships" xmlns:v="urn:schemas-microsoft-com:vml" xmlns:w10="urn:schemas-microsoft-com:office:word" xmlns:w14="http://schemas.microsoft.com/office/word/2010/wordml" xmlns:w="http://schemas.openxmlformats.org/wordprocessingml/2006/main" xmlns:wne="http://schemas.microsoft.com/office/word/2006/wordml" xmlns:wp14="http://schemas.microsoft.com/office/word/2010/wordprocessingDrawing" xmlns:wp="http://schemas.openxmlformats.org/drawingml/2006/wordprocessingDrawing" xmlns:wpc="http://schemas.microsoft.com/office/word/2010/wordprocessingCanvas" xmlns:wpg="http://schemas.microsoft.com/office/word/2010/wordprocessingGroup" xmlns:wpi="http://schemas.microsoft.com/office/word/2010/wordprocessingInk" xmlns:wps="http://schemas.microsoft.com/office/word/2010/wordprocessingShape" mc:Ignorable="w14 wp14">
-  <w:p>
-    <w:pPr>
-      <w:pStyle w:val="Header"/>
-    </w:pPr>
-    <w:r>
-      <w:pict>
-        <v:rect id="DazzlerPageSurface" style="position:absolute;margin-left:0;margin-top:0;width:792.0pt;height:612.0pt;z-index:-251654144;mso-position-horizontal-relative:page;mso-position-vertical-relative:page" fillcolor="#FFFFFF" stroked="f">
-          <v:fill color="#FFFFFF"/>
-        </v:rect>
-      </w:pict>
-    </w:r>
-  </w:p>
-</w:hdr>
 </file>
 
 <file path=word/numbering.xml><?xml version="1.0" encoding="utf-8"?>
@@ -740,12 +893,9 @@
     <w:name w:val="Normal"/>
     <w:qFormat/>
     <w:rsid w:val="00FC693F"/>
-    <w:pPr>
-      <w:spacing w:after="160"/>
-    </w:pPr>
     <w:rPr>
       <w:rFonts w:ascii="Arial" w:hAnsi="Arial"/>
-      <w:sz w:val="21"/>
+      <w:sz w:val="22"/>
     </w:rPr>
   </w:style>
   <w:style w:type="paragraph" w:styleId="Header">
@@ -762,6 +912,10 @@
       </w:tabs>
       <w:spacing w:after="0" w:line="240" w:lineRule="auto"/>
     </w:pPr>
+    <w:rPr>
+      <w:rFonts w:ascii="Arial" w:hAnsi="Arial"/>
+      <w:sz w:val="22"/>
+    </w:rPr>
   </w:style>
   <w:style w:type="character" w:customStyle="1" w:styleId="HeaderChar">
     <w:name w:val="Header Char"/>
@@ -784,6 +938,10 @@
       </w:tabs>
       <w:spacing w:after="0" w:line="240" w:lineRule="auto"/>
     </w:pPr>
+    <w:rPr>
+      <w:rFonts w:ascii="Arial" w:hAnsi="Arial"/>
+      <w:sz w:val="22"/>
+    </w:rPr>
   </w:style>
   <w:style w:type="character" w:customStyle="1" w:styleId="FooterChar">
     <w:name w:val="Footer Char"/>
@@ -807,11 +965,11 @@
       <w:outlineLvl w:val="0"/>
     </w:pPr>
     <w:rPr>
-      <w:rFonts w:asciiTheme="majorHAnsi" w:eastAsiaTheme="majorEastAsia" w:hAnsiTheme="majorHAnsi" w:cstheme="majorBidi"/>
+      <w:rFonts w:cstheme="majorBidi" w:ascii="Arial" w:hAnsi="Arial"/>
       <w:b/>
       <w:bCs/>
       <w:color w:val="365F91" w:themeColor="accent1" w:themeShade="BF"/>
-      <w:sz w:val="28"/>
+      <w:sz w:val="22"/>
       <w:szCs w:val="28"/>
     </w:rPr>
   </w:style>
@@ -831,11 +989,11 @@
       <w:outlineLvl w:val="1"/>
     </w:pPr>
     <w:rPr>
-      <w:rFonts w:asciiTheme="majorHAnsi" w:eastAsiaTheme="majorEastAsia" w:hAnsiTheme="majorHAnsi" w:cstheme="majorBidi"/>
+      <w:rFonts w:cstheme="majorBidi" w:ascii="Arial" w:hAnsi="Arial"/>
       <w:b/>
       <w:bCs/>
       <w:color w:val="4F81BD" w:themeColor="accent1"/>
-      <w:sz w:val="26"/>
+      <w:sz w:val="22"/>
       <w:szCs w:val="26"/>
     </w:rPr>
   </w:style>
@@ -855,10 +1013,11 @@
       <w:outlineLvl w:val="2"/>
     </w:pPr>
     <w:rPr>
-      <w:rFonts w:asciiTheme="majorHAnsi" w:eastAsiaTheme="majorEastAsia" w:hAnsiTheme="majorHAnsi" w:cstheme="majorBidi"/>
+      <w:rFonts w:cstheme="majorBidi" w:ascii="Arial" w:hAnsi="Arial"/>
       <w:b/>
       <w:bCs/>
       <w:color w:val="4F81BD" w:themeColor="accent1"/>
+      <w:sz w:val="22"/>
     </w:rPr>
   </w:style>
   <w:style w:type="paragraph" w:styleId="Heading4">
@@ -878,12 +1037,13 @@
       <w:outlineLvl w:val="3"/>
     </w:pPr>
     <w:rPr>
-      <w:rFonts w:asciiTheme="majorHAnsi" w:eastAsiaTheme="majorEastAsia" w:hAnsiTheme="majorHAnsi" w:cstheme="majorBidi"/>
+      <w:rFonts w:cstheme="majorBidi" w:ascii="Arial" w:hAnsi="Arial"/>
       <w:b/>
       <w:bCs/>
       <w:i/>
       <w:iCs/>
       <w:color w:val="4F81BD" w:themeColor="accent1"/>
+      <w:sz w:val="22"/>
     </w:rPr>
   </w:style>
   <w:style w:type="paragraph" w:styleId="Heading5">
@@ -903,8 +1063,9 @@
       <w:outlineLvl w:val="4"/>
     </w:pPr>
     <w:rPr>
-      <w:rFonts w:asciiTheme="majorHAnsi" w:eastAsiaTheme="majorEastAsia" w:hAnsiTheme="majorHAnsi" w:cstheme="majorBidi"/>
+      <w:rFonts w:cstheme="majorBidi" w:ascii="Arial" w:hAnsi="Arial"/>
       <w:color w:val="243F60" w:themeColor="accent1" w:themeShade="7F"/>
+      <w:sz w:val="22"/>
     </w:rPr>
   </w:style>
   <w:style w:type="paragraph" w:styleId="Heading6">
@@ -924,10 +1085,11 @@
       <w:outlineLvl w:val="5"/>
     </w:pPr>
     <w:rPr>
-      <w:rFonts w:asciiTheme="majorHAnsi" w:eastAsiaTheme="majorEastAsia" w:hAnsiTheme="majorHAnsi" w:cstheme="majorBidi"/>
+      <w:rFonts w:cstheme="majorBidi" w:ascii="Arial" w:hAnsi="Arial"/>
       <w:i/>
       <w:iCs/>
       <w:color w:val="243F60" w:themeColor="accent1" w:themeShade="7F"/>
+      <w:sz w:val="22"/>
     </w:rPr>
   </w:style>
   <w:style w:type="paragraph" w:styleId="Heading7">
@@ -947,10 +1109,11 @@
       <w:outlineLvl w:val="6"/>
     </w:pPr>
     <w:rPr>
-      <w:rFonts w:asciiTheme="majorHAnsi" w:eastAsiaTheme="majorEastAsia" w:hAnsiTheme="majorHAnsi" w:cstheme="majorBidi"/>
+      <w:rFonts w:cstheme="majorBidi" w:ascii="Arial" w:hAnsi="Arial"/>
       <w:i/>
       <w:iCs/>
       <w:color w:val="404040" w:themeColor="text1" w:themeTint="BF"/>
+      <w:sz w:val="22"/>
     </w:rPr>
   </w:style>
   <w:style w:type="paragraph" w:styleId="Heading8">
@@ -970,9 +1133,9 @@
       <w:outlineLvl w:val="7"/>
     </w:pPr>
     <w:rPr>
-      <w:rFonts w:asciiTheme="majorHAnsi" w:eastAsiaTheme="majorEastAsia" w:hAnsiTheme="majorHAnsi" w:cstheme="majorBidi"/>
+      <w:rFonts w:cstheme="majorBidi" w:ascii="Arial" w:hAnsi="Arial"/>
       <w:color w:val="4F81BD" w:themeColor="accent1"/>
-      <w:sz w:val="20"/>
+      <w:sz w:val="22"/>
       <w:szCs w:val="20"/>
     </w:rPr>
   </w:style>
@@ -993,11 +1156,11 @@
       <w:outlineLvl w:val="8"/>
     </w:pPr>
     <w:rPr>
-      <w:rFonts w:asciiTheme="majorHAnsi" w:eastAsiaTheme="majorEastAsia" w:hAnsiTheme="majorHAnsi" w:cstheme="majorBidi"/>
+      <w:rFonts w:cstheme="majorBidi" w:ascii="Arial" w:hAnsi="Arial"/>
       <w:i/>
       <w:iCs/>
       <w:color w:val="404040" w:themeColor="text1" w:themeTint="BF"/>
-      <w:sz w:val="20"/>
+      <w:sz w:val="22"/>
       <w:szCs w:val="20"/>
     </w:rPr>
   </w:style>
@@ -1036,6 +1199,10 @@
     <w:pPr>
       <w:spacing w:after="0" w:line="240" w:lineRule="auto"/>
     </w:pPr>
+    <w:rPr>
+      <w:rFonts w:ascii="Arial" w:hAnsi="Arial"/>
+      <w:sz w:val="22"/>
+    </w:rPr>
   </w:style>
   <w:style w:type="character" w:customStyle="1" w:styleId="Heading1Char">
     <w:name w:val="Heading 1 Char"/>
@@ -1093,11 +1260,11 @@
       <w:contextualSpacing/>
     </w:pPr>
     <w:rPr>
-      <w:rFonts w:asciiTheme="majorHAnsi" w:eastAsiaTheme="majorEastAsia" w:hAnsiTheme="majorHAnsi" w:cstheme="majorBidi"/>
+      <w:rFonts w:cstheme="majorBidi" w:ascii="Arial" w:hAnsi="Arial"/>
       <w:color w:val="17365D" w:themeColor="text2" w:themeShade="BF"/>
       <w:spacing w:val="5"/>
       <w:kern w:val="28"/>
-      <w:sz w:val="52"/>
+      <w:sz w:val="22"/>
       <w:szCs w:val="52"/>
     </w:rPr>
   </w:style>
@@ -1130,12 +1297,12 @@
       </w:numPr>
     </w:pPr>
     <w:rPr>
-      <w:rFonts w:asciiTheme="majorHAnsi" w:eastAsiaTheme="majorEastAsia" w:hAnsiTheme="majorHAnsi" w:cstheme="majorBidi"/>
+      <w:rFonts w:cstheme="majorBidi" w:ascii="Arial" w:hAnsi="Arial"/>
       <w:i/>
       <w:iCs/>
       <w:color w:val="4F81BD" w:themeColor="accent1"/>
       <w:spacing w:val="15"/>
-      <w:sz w:val="24"/>
+      <w:sz w:val="22"/>
       <w:szCs w:val="24"/>
     </w:rPr>
   </w:style>
@@ -1165,6 +1332,10 @@
       <w:ind w:left="720"/>
       <w:contextualSpacing/>
     </w:pPr>
+    <w:rPr>
+      <w:rFonts w:ascii="Arial" w:hAnsi="Arial"/>
+      <w:sz w:val="22"/>
+    </w:rPr>
   </w:style>
   <w:style w:type="paragraph" w:styleId="BodyText">
     <w:name w:val="Body Text"/>
@@ -1176,6 +1347,10 @@
     <w:pPr>
       <w:spacing w:after="120"/>
     </w:pPr>
+    <w:rPr>
+      <w:rFonts w:ascii="Arial" w:hAnsi="Arial"/>
+      <w:sz w:val="22"/>
+    </w:rPr>
   </w:style>
   <w:style w:type="character" w:customStyle="1" w:styleId="BodyTextChar">
     <w:name w:val="Body Text Char"/>
@@ -1194,6 +1369,10 @@
     <w:pPr>
       <w:spacing w:after="120" w:line="480" w:lineRule="auto"/>
     </w:pPr>
+    <w:rPr>
+      <w:rFonts w:ascii="Arial" w:hAnsi="Arial"/>
+      <w:sz w:val="22"/>
+    </w:rPr>
   </w:style>
   <w:style w:type="character" w:customStyle="1" w:styleId="BodyText2Char">
     <w:name w:val="Body Text 2 Char"/>
@@ -1213,7 +1392,8 @@
       <w:spacing w:after="120"/>
     </w:pPr>
     <w:rPr>
-      <w:sz w:val="16"/>
+      <w:rFonts w:ascii="Arial" w:hAnsi="Arial"/>
+      <w:sz w:val="22"/>
       <w:szCs w:val="16"/>
     </w:rPr>
   </w:style>
@@ -1238,6 +1418,10 @@
       <w:ind w:left="360" w:hanging="360"/>
       <w:contextualSpacing/>
     </w:pPr>
+    <w:rPr>
+      <w:rFonts w:ascii="Arial" w:hAnsi="Arial"/>
+      <w:sz w:val="22"/>
+    </w:rPr>
   </w:style>
   <w:style w:type="paragraph" w:styleId="List2">
     <w:name w:val="List 2"/>
@@ -1249,6 +1433,10 @@
       <w:ind w:left="720" w:hanging="360"/>
       <w:contextualSpacing/>
     </w:pPr>
+    <w:rPr>
+      <w:rFonts w:ascii="Arial" w:hAnsi="Arial"/>
+      <w:sz w:val="22"/>
+    </w:rPr>
   </w:style>
   <w:style w:type="paragraph" w:styleId="List3">
     <w:name w:val="List 3"/>
@@ -1260,6 +1448,10 @@
       <w:ind w:left="1080" w:hanging="360"/>
       <w:contextualSpacing/>
     </w:pPr>
+    <w:rPr>
+      <w:rFonts w:ascii="Arial" w:hAnsi="Arial"/>
+      <w:sz w:val="22"/>
+    </w:rPr>
   </w:style>
   <w:style w:type="paragraph" w:styleId="ListBullet">
     <w:name w:val="List Bullet"/>
@@ -1273,6 +1465,10 @@
       </w:numPr>
       <w:contextualSpacing/>
     </w:pPr>
+    <w:rPr>
+      <w:rFonts w:ascii="Arial" w:hAnsi="Arial"/>
+      <w:sz w:val="22"/>
+    </w:rPr>
   </w:style>
   <w:style w:type="paragraph" w:styleId="ListBullet2">
     <w:name w:val="List Bullet 2"/>
@@ -1286,6 +1482,10 @@
       </w:numPr>
       <w:contextualSpacing/>
     </w:pPr>
+    <w:rPr>
+      <w:rFonts w:ascii="Arial" w:hAnsi="Arial"/>
+      <w:sz w:val="22"/>
+    </w:rPr>
   </w:style>
   <w:style w:type="paragraph" w:styleId="ListBullet3">
     <w:name w:val="List Bullet 3"/>
@@ -1299,6 +1499,10 @@
       </w:numPr>
       <w:contextualSpacing/>
     </w:pPr>
+    <w:rPr>
+      <w:rFonts w:ascii="Arial" w:hAnsi="Arial"/>
+      <w:sz w:val="22"/>
+    </w:rPr>
   </w:style>
   <w:style w:type="paragraph" w:styleId="ListNumber">
     <w:name w:val="List Number"/>
@@ -1312,6 +1516,10 @@
       </w:numPr>
       <w:contextualSpacing/>
     </w:pPr>
+    <w:rPr>
+      <w:rFonts w:ascii="Arial" w:hAnsi="Arial"/>
+      <w:sz w:val="22"/>
+    </w:rPr>
   </w:style>
   <w:style w:type="paragraph" w:styleId="ListNumber2">
     <w:name w:val="List Number 2"/>
@@ -1325,6 +1533,10 @@
       </w:numPr>
       <w:contextualSpacing/>
     </w:pPr>
+    <w:rPr>
+      <w:rFonts w:ascii="Arial" w:hAnsi="Arial"/>
+      <w:sz w:val="22"/>
+    </w:rPr>
   </w:style>
   <w:style w:type="paragraph" w:styleId="ListNumber3">
     <w:name w:val="List Number 3"/>
@@ -1338,6 +1550,10 @@
       </w:numPr>
       <w:contextualSpacing/>
     </w:pPr>
+    <w:rPr>
+      <w:rFonts w:ascii="Arial" w:hAnsi="Arial"/>
+      <w:sz w:val="22"/>
+    </w:rPr>
   </w:style>
   <w:style w:type="paragraph" w:styleId="ListContinue">
     <w:name w:val="List Continue"/>
@@ -1350,6 +1566,10 @@
       <w:ind w:left="360"/>
       <w:contextualSpacing/>
     </w:pPr>
+    <w:rPr>
+      <w:rFonts w:ascii="Arial" w:hAnsi="Arial"/>
+      <w:sz w:val="22"/>
+    </w:rPr>
   </w:style>
   <w:style w:type="paragraph" w:styleId="ListContinue2">
     <w:name w:val="List Continue 2"/>
@@ -1362,6 +1582,10 @@
       <w:ind w:left="720"/>
       <w:contextualSpacing/>
     </w:pPr>
+    <w:rPr>
+      <w:rFonts w:ascii="Arial" w:hAnsi="Arial"/>
+      <w:sz w:val="22"/>
+    </w:rPr>
   </w:style>
   <w:style w:type="paragraph" w:styleId="ListContinue3">
     <w:name w:val="List Continue 3"/>
@@ -1374,6 +1598,10 @@
       <w:ind w:left="1080"/>
       <w:contextualSpacing/>
     </w:pPr>
+    <w:rPr>
+      <w:rFonts w:ascii="Arial" w:hAnsi="Arial"/>
+      <w:sz w:val="22"/>
+    </w:rPr>
   </w:style>
   <w:style w:type="paragraph" w:styleId="MacroText">
     <w:name w:val="macro"/>
@@ -1393,8 +1621,8 @@
       </w:tabs>
     </w:pPr>
     <w:rPr>
-      <w:rFonts w:ascii="Courier" w:hAnsi="Courier"/>
-      <w:sz w:val="20"/>
+      <w:rFonts w:ascii="Arial" w:hAnsi="Arial"/>
+      <w:sz w:val="22"/>
       <w:szCs w:val="20"/>
     </w:rPr>
   </w:style>
@@ -1419,9 +1647,11 @@
     <w:qFormat/>
     <w:rsid w:val="00FC693F"/>
     <w:rPr>
+      <w:rFonts w:ascii="Arial" w:hAnsi="Arial"/>
       <w:i/>
       <w:iCs/>
       <w:color w:val="000000" w:themeColor="text1"/>
+      <w:sz w:val="22"/>
     </w:rPr>
   </w:style>
   <w:style w:type="character" w:customStyle="1" w:styleId="QuoteChar">
@@ -1535,10 +1765,11 @@
       <w:spacing w:line="240" w:lineRule="auto"/>
     </w:pPr>
     <w:rPr>
+      <w:rFonts w:ascii="Arial" w:hAnsi="Arial"/>
       <w:b/>
       <w:bCs/>
       <w:color w:val="4F81BD" w:themeColor="accent1"/>
-      <w:sz w:val="18"/>
+      <w:sz w:val="22"/>
       <w:szCs w:val="18"/>
     </w:rPr>
   </w:style>
@@ -1577,11 +1808,13 @@
       <w:ind w:left="936" w:right="936"/>
     </w:pPr>
     <w:rPr>
+      <w:rFonts w:ascii="Arial" w:hAnsi="Arial"/>
       <w:b/>
       <w:bCs/>
       <w:i/>
       <w:iCs/>
       <w:color w:val="4F81BD" w:themeColor="accent1"/>
+      <w:sz w:val="22"/>
     </w:rPr>
   </w:style>
   <w:style w:type="character" w:customStyle="1" w:styleId="IntenseQuoteChar">
@@ -1676,6 +1909,10 @@
     <w:pPr>
       <w:outlineLvl w:val="9"/>
     </w:pPr>
+    <w:rPr>
+      <w:rFonts w:ascii="Arial" w:hAnsi="Arial"/>
+      <w:sz w:val="22"/>
+    </w:rPr>
   </w:style>
   <w:style w:type="table" w:styleId="TableGrid">
     <w:name w:val="Table Grid"/>

--- a/docs/templates/docx/family.docx
+++ b/docs/templates/docx/family.docx
@@ -4,42 +4,42 @@
   <w:body>
     <w:p>
       <w:pPr>
-        <w:spacing w:after="140" w:line="269" w:lineRule="auto"/>
+        <w:spacing w:after="140" w:line="259" w:lineRule="auto"/>
       </w:pPr>
       <w:r>
         <w:rPr>
-          <w:rFonts w:ascii="Arial" w:hAnsi="Arial"/>
+          <w:rFonts w:ascii="Georgia" w:hAnsi="Georgia"/>
           <w:b/>
-          <w:color w:val="173D8F"/>
+          <w:color w:val="145A3A"/>
           <w:sz w:val="18"/>
         </w:rPr>
-        <w:t>THE RIVER HOUSE / 23–25 JULY / PACK PLAN LEAVE</w:t>
+        <w:t>THE RIVER HOUSE / 23–25 JULY</w:t>
       </w:r>
     </w:p>
     <w:p>
       <w:pPr>
         <w:pStyle w:val="Title"/>
-        <w:spacing w:after="140" w:line="269" w:lineRule="auto"/>
+        <w:spacing w:after="140" w:line="259" w:lineRule="auto"/>
       </w:pPr>
       <w:r>
         <w:rPr>
-          <w:rFonts w:ascii="Arial" w:hAnsi="Arial"/>
+          <w:rFonts w:ascii="Georgia" w:hAnsi="Georgia"/>
           <w:b/>
-          <w:color w:val="000000"/>
-          <w:sz w:val="64"/>
+          <w:color w:val="17212B"/>
+          <w:sz w:val="54"/>
         </w:rPr>
         <w:t>River House Weekend Plan</w:t>
       </w:r>
     </w:p>
     <w:p>
       <w:pPr>
-        <w:spacing w:after="140" w:line="269" w:lineRule="auto"/>
+        <w:spacing w:after="140" w:line="259" w:lineRule="auto"/>
       </w:pPr>
       <w:r>
         <w:rPr>
-          <w:rFonts w:ascii="Arial" w:hAnsi="Arial"/>
+          <w:rFonts w:ascii="Georgia" w:hAnsi="Georgia"/>
           <w:b/>
-          <w:color w:val="173D8F"/>
+          <w:color w:val="145A3A"/>
           <w:sz w:val="24"/>
         </w:rPr>
         <w:t>A shared plan with room to change it. The only fixed appointment is lunch with Nana on Saturday.</w:t>
@@ -48,346 +48,157 @@
     <w:tbl>
       <w:tblPr>
         <w:tblW w:type="auto" w:w="0"/>
+        <w:tblLayout w:type="fixed"/>
         <w:tblLook w:firstColumn="1" w:firstRow="1" w:lastColumn="0" w:lastRow="0" w:noHBand="0" w:noVBand="1" w:val="04A0"/>
       </w:tblPr>
       <w:tblGrid>
-        <w:gridCol w:w="10224"/>
+        <w:gridCol w:w="5040"/>
+        <w:gridCol w:w="5040"/>
+        <w:gridCol w:w="5040"/>
       </w:tblGrid>
       <w:tr>
         <w:tc>
           <w:tcPr>
-            <w:tcW w:type="dxa" w:w="10224"/>
-            <w:shd w:fill="173D8F"/>
+            <w:tcW w:type="dxa" w:w="5040"/>
+            <w:shd w:fill="FFFFFF"/>
           </w:tcPr>
           <w:p/>
           <w:p>
             <w:pPr>
-              <w:spacing w:after="140" w:line="269" w:lineRule="auto"/>
+              <w:spacing w:after="140" w:line="259" w:lineRule="auto"/>
             </w:pPr>
             <w:r>
               <w:rPr>
-                <w:rFonts w:ascii="Arial" w:hAnsi="Arial"/>
+                <w:rFonts w:ascii="Georgia" w:hAnsi="Georgia"/>
                 <w:b/>
-                <w:color w:val="FFFFFF"/>
+                <w:color w:val="145A3A"/>
                 <w:sz w:val="44"/>
               </w:rPr>
-              <w:t>PACK TOGETHER</w:t>
+              <w:t>Friday</w:t>
             </w:r>
           </w:p>
-        </w:tc>
-      </w:tr>
-    </w:tbl>
-    <w:p>
-      <w:pPr>
-        <w:spacing w:after="140" w:line="269" w:lineRule="auto"/>
-      </w:pPr>
-      <w:r>
-        <w:rPr>
-          <w:rFonts w:ascii="Arial" w:hAnsi="Arial"/>
-          <w:b w:val="0"/>
-          <w:color w:val="17212B"/>
-          <w:sz w:val="24"/>
-        </w:rPr>
-        <w:t>Rain jackets, refillable bottles, medication, chargers and one book each. Keep medication with the adult responsible for it.</w:t>
-      </w:r>
-    </w:p>
-    <w:p>
-      <w:pPr>
-        <w:spacing w:after="140" w:line="269" w:lineRule="auto"/>
-      </w:pPr>
-      <w:r>
-        <w:rPr>
-          <w:rFonts w:ascii="Arial" w:hAnsi="Arial"/>
-          <w:b/>
-          <w:color w:val="173D8F"/>
-          <w:sz w:val="26"/>
-        </w:rPr>
-        <w:t>[  ]  Rain Jackets and Bottles</w:t>
-      </w:r>
-    </w:p>
-    <w:p>
-      <w:pPr>
-        <w:spacing w:after="140" w:line="269" w:lineRule="auto"/>
-      </w:pPr>
-      <w:r>
-        <w:rPr>
-          <w:rFonts w:ascii="Arial" w:hAnsi="Arial"/>
-          <w:b/>
-          <w:color w:val="173D8F"/>
-          <w:sz w:val="26"/>
-        </w:rPr>
-        <w:t>[  ]  Medication With the Responsible Adult</w:t>
-      </w:r>
-    </w:p>
-    <w:p>
-      <w:pPr>
-        <w:spacing w:after="140" w:line="269" w:lineRule="auto"/>
-      </w:pPr>
-      <w:r>
-        <w:rPr>
-          <w:rFonts w:ascii="Arial" w:hAnsi="Arial"/>
-          <w:b/>
-          <w:color w:val="173D8F"/>
-          <w:sz w:val="26"/>
-        </w:rPr>
-        <w:t>[  ]  Chargers and a Book Each</w:t>
-      </w:r>
-    </w:p>
-    <w:tbl>
-      <w:tblPr>
-        <w:tblW w:type="auto" w:w="0"/>
-        <w:tblLook w:firstColumn="1" w:firstRow="1" w:lastColumn="0" w:lastRow="0" w:noHBand="0" w:noVBand="1" w:val="04A0"/>
-      </w:tblPr>
-      <w:tblGrid>
-        <w:gridCol w:w="3408"/>
-        <w:gridCol w:w="3408"/>
-        <w:gridCol w:w="3408"/>
-      </w:tblGrid>
-      <w:tr>
-        <w:trPr>
-          <w:tblHeader/>
-        </w:trPr>
-        <w:tc>
-          <w:tcPr>
-            <w:tcW w:type="dxa" w:w="3408"/>
-            <w:shd w:fill="173D8F"/>
-          </w:tcPr>
           <w:p>
             <w:pPr>
-              <w:spacing w:after="160" w:before="100"/>
+              <w:spacing w:after="140" w:line="259" w:lineRule="auto"/>
             </w:pPr>
             <w:r>
               <w:rPr>
-                <w:rFonts w:ascii="Arial" w:hAnsi="Arial"/>
+                <w:rFonts w:ascii="Georgia" w:hAnsi="Georgia"/>
                 <w:b/>
-                <w:color w:val="FFFFFF"/>
-                <w:sz w:val="20"/>
+                <w:color w:val="17212B"/>
+                <w:sz w:val="22"/>
               </w:rPr>
-              <w:t>Day</w:t>
+              <w:t>Arrive before 18:00</w:t>
+            </w:r>
+          </w:p>
+          <w:p>
+            <w:pPr>
+              <w:spacing w:after="140" w:line="259" w:lineRule="auto"/>
+            </w:pPr>
+            <w:r>
+              <w:rPr>
+                <w:rFonts w:ascii="Georgia" w:hAnsi="Georgia"/>
+                <w:b w:val="0"/>
+                <w:color w:val="17212B"/>
+                <w:sz w:val="21"/>
+              </w:rPr>
+              <w:t>Games after supper</w:t>
             </w:r>
           </w:p>
         </w:tc>
         <w:tc>
           <w:tcPr>
-            <w:tcW w:type="dxa" w:w="3408"/>
-            <w:shd w:fill="173D8F"/>
+            <w:tcW w:type="dxa" w:w="5040"/>
+            <w:shd w:fill="FFFFFF"/>
           </w:tcPr>
+          <w:p/>
           <w:p>
             <w:pPr>
-              <w:spacing w:after="160" w:before="100"/>
+              <w:spacing w:after="140" w:line="259" w:lineRule="auto"/>
             </w:pPr>
             <w:r>
               <w:rPr>
-                <w:rFonts w:ascii="Arial" w:hAnsi="Arial"/>
+                <w:rFonts w:ascii="Georgia" w:hAnsi="Georgia"/>
                 <w:b/>
-                <w:color w:val="FFFFFF"/>
-                <w:sz w:val="20"/>
+                <w:color w:val="145A3A"/>
+                <w:sz w:val="44"/>
               </w:rPr>
-              <w:t>Anchor Plan</w:t>
+              <w:t>Saturday</w:t>
+            </w:r>
+          </w:p>
+          <w:p>
+            <w:pPr>
+              <w:spacing w:after="140" w:line="259" w:lineRule="auto"/>
+            </w:pPr>
+            <w:r>
+              <w:rPr>
+                <w:rFonts w:ascii="Georgia" w:hAnsi="Georgia"/>
+                <w:b/>
+                <w:color w:val="17212B"/>
+                <w:sz w:val="22"/>
+              </w:rPr>
+              <w:t>Lunch at 12:30</w:t>
+            </w:r>
+          </w:p>
+          <w:p>
+            <w:pPr>
+              <w:spacing w:after="140" w:line="259" w:lineRule="auto"/>
+            </w:pPr>
+            <w:r>
+              <w:rPr>
+                <w:rFonts w:ascii="Georgia" w:hAnsi="Georgia"/>
+                <w:b w:val="0"/>
+                <w:color w:val="17212B"/>
+                <w:sz w:val="21"/>
+              </w:rPr>
+              <w:t>Walk or quiet time</w:t>
             </w:r>
           </w:p>
         </w:tc>
         <w:tc>
           <w:tcPr>
-            <w:tcW w:type="dxa" w:w="3408"/>
-            <w:shd w:fill="173D8F"/>
+            <w:tcW w:type="dxa" w:w="5040"/>
+            <w:shd w:fill="FFFFFF"/>
           </w:tcPr>
+          <w:p/>
           <w:p>
             <w:pPr>
-              <w:spacing w:after="160" w:before="100"/>
+              <w:spacing w:after="140" w:line="259" w:lineRule="auto"/>
             </w:pPr>
             <w:r>
               <w:rPr>
-                <w:rFonts w:ascii="Arial" w:hAnsi="Arial"/>
+                <w:rFonts w:ascii="Georgia" w:hAnsi="Georgia"/>
                 <w:b/>
-                <w:color w:val="FFFFFF"/>
-                <w:sz w:val="20"/>
-              </w:rPr>
-              <w:t>Leave Open</w:t>
-            </w:r>
-          </w:p>
-        </w:tc>
-      </w:tr>
-      <w:tr>
-        <w:tc>
-          <w:tcPr>
-            <w:tcW w:type="dxa" w:w="3408"/>
-            <w:shd w:fill="ADE0FF"/>
-          </w:tcPr>
-          <w:p>
-            <w:pPr>
-              <w:spacing w:after="160" w:before="100"/>
-            </w:pPr>
-            <w:r>
-              <w:rPr>
-                <w:rFonts w:ascii="Arial" w:hAnsi="Arial"/>
-                <w:b w:val="0"/>
-                <w:color w:val="17212B"/>
-                <w:sz w:val="20"/>
-              </w:rPr>
-              <w:t>Friday</w:t>
-            </w:r>
-          </w:p>
-        </w:tc>
-        <w:tc>
-          <w:tcPr>
-            <w:tcW w:type="dxa" w:w="3408"/>
-            <w:shd w:fill="ADE0FF"/>
-          </w:tcPr>
-          <w:p>
-            <w:pPr>
-              <w:spacing w:after="160" w:before="100"/>
-            </w:pPr>
-            <w:r>
-              <w:rPr>
-                <w:rFonts w:ascii="Arial" w:hAnsi="Arial"/>
-                <w:b w:val="0"/>
-                <w:color w:val="17212B"/>
-                <w:sz w:val="20"/>
-              </w:rPr>
-              <w:t>Arrive before 18:00</w:t>
-            </w:r>
-          </w:p>
-        </w:tc>
-        <w:tc>
-          <w:tcPr>
-            <w:tcW w:type="dxa" w:w="3408"/>
-            <w:shd w:fill="ADE0FF"/>
-          </w:tcPr>
-          <w:p>
-            <w:pPr>
-              <w:spacing w:after="160" w:before="100"/>
-            </w:pPr>
-            <w:r>
-              <w:rPr>
-                <w:rFonts w:ascii="Arial" w:hAnsi="Arial"/>
-                <w:b w:val="0"/>
-                <w:color w:val="17212B"/>
-                <w:sz w:val="20"/>
-              </w:rPr>
-              <w:t>Games after supper</w:t>
-            </w:r>
-          </w:p>
-        </w:tc>
-      </w:tr>
-      <w:tr>
-        <w:tc>
-          <w:tcPr>
-            <w:tcW w:type="dxa" w:w="3408"/>
-            <w:shd w:fill="FFFFFF"/>
-          </w:tcPr>
-          <w:p>
-            <w:pPr>
-              <w:spacing w:after="160" w:before="100"/>
-            </w:pPr>
-            <w:r>
-              <w:rPr>
-                <w:rFonts w:ascii="Arial" w:hAnsi="Arial"/>
-                <w:b w:val="0"/>
-                <w:color w:val="17212B"/>
-                <w:sz w:val="20"/>
-              </w:rPr>
-              <w:t>Saturday</w:t>
-            </w:r>
-          </w:p>
-        </w:tc>
-        <w:tc>
-          <w:tcPr>
-            <w:tcW w:type="dxa" w:w="3408"/>
-            <w:shd w:fill="FFFFFF"/>
-          </w:tcPr>
-          <w:p>
-            <w:pPr>
-              <w:spacing w:after="160" w:before="100"/>
-            </w:pPr>
-            <w:r>
-              <w:rPr>
-                <w:rFonts w:ascii="Arial" w:hAnsi="Arial"/>
-                <w:b w:val="0"/>
-                <w:color w:val="17212B"/>
-                <w:sz w:val="20"/>
-              </w:rPr>
-              <w:t>Lunch at 12:30</w:t>
-            </w:r>
-          </w:p>
-        </w:tc>
-        <w:tc>
-          <w:tcPr>
-            <w:tcW w:type="dxa" w:w="3408"/>
-            <w:shd w:fill="FFFFFF"/>
-          </w:tcPr>
-          <w:p>
-            <w:pPr>
-              <w:spacing w:after="160" w:before="100"/>
-            </w:pPr>
-            <w:r>
-              <w:rPr>
-                <w:rFonts w:ascii="Arial" w:hAnsi="Arial"/>
-                <w:b w:val="0"/>
-                <w:color w:val="17212B"/>
-                <w:sz w:val="20"/>
-              </w:rPr>
-              <w:t>Walk or quiet time</w:t>
-            </w:r>
-          </w:p>
-        </w:tc>
-      </w:tr>
-      <w:tr>
-        <w:tc>
-          <w:tcPr>
-            <w:tcW w:type="dxa" w:w="3408"/>
-            <w:shd w:fill="ADE0FF"/>
-          </w:tcPr>
-          <w:p>
-            <w:pPr>
-              <w:spacing w:after="160" w:before="100"/>
-            </w:pPr>
-            <w:r>
-              <w:rPr>
-                <w:rFonts w:ascii="Arial" w:hAnsi="Arial"/>
-                <w:b w:val="0"/>
-                <w:color w:val="17212B"/>
-                <w:sz w:val="20"/>
+                <w:color w:val="145A3A"/>
+                <w:sz w:val="44"/>
               </w:rPr>
               <w:t>Sunday</w:t>
             </w:r>
           </w:p>
-        </w:tc>
-        <w:tc>
-          <w:tcPr>
-            <w:tcW w:type="dxa" w:w="3408"/>
-            <w:shd w:fill="ADE0FF"/>
-          </w:tcPr>
           <w:p>
             <w:pPr>
-              <w:spacing w:after="160" w:before="100"/>
+              <w:spacing w:after="140" w:line="259" w:lineRule="auto"/>
             </w:pPr>
             <w:r>
               <w:rPr>
-                <w:rFonts w:ascii="Arial" w:hAnsi="Arial"/>
-                <w:b w:val="0"/>
+                <w:rFonts w:ascii="Georgia" w:hAnsi="Georgia"/>
+                <w:b/>
                 <w:color w:val="17212B"/>
-                <w:sz w:val="20"/>
+                <w:sz w:val="22"/>
               </w:rPr>
               <w:t>Pack by 11:00</w:t>
             </w:r>
           </w:p>
-        </w:tc>
-        <w:tc>
-          <w:tcPr>
-            <w:tcW w:type="dxa" w:w="3408"/>
-            <w:shd w:fill="ADE0FF"/>
-          </w:tcPr>
           <w:p>
             <w:pPr>
-              <w:spacing w:after="160" w:before="100"/>
+              <w:spacing w:after="140" w:line="259" w:lineRule="auto"/>
             </w:pPr>
             <w:r>
               <w:rPr>
-                <w:rFonts w:ascii="Arial" w:hAnsi="Arial"/>
+                <w:rFonts w:ascii="Georgia" w:hAnsi="Georgia"/>
                 <w:b w:val="0"/>
                 <w:color w:val="17212B"/>
-                <w:sz w:val="20"/>
+                <w:sz w:val="21"/>
               </w:rPr>
               <w:t>One last river stop</w:t>
             </w:r>
@@ -397,108 +208,160 @@
     </w:tbl>
     <w:p>
       <w:pPr>
-        <w:spacing w:after="140" w:line="269" w:lineRule="auto"/>
+        <w:spacing w:after="140" w:line="259" w:lineRule="auto"/>
+        <w:ind w:right="9174"/>
       </w:pPr>
       <w:r>
         <w:rPr>
-          <w:rFonts w:ascii="Arial" w:hAnsi="Arial"/>
+          <w:rFonts w:ascii="Georgia" w:hAnsi="Georgia"/>
           <w:b w:val="0"/>
           <w:color w:val="17212B"/>
-          <w:sz w:val="22"/>
+          <w:sz w:val="21"/>
         </w:rPr>
         <w:t>A fictional family plan for two adults and two children. Keep food, travel and quiet time visible; check items as they are packed rather than assuming they are done.</w:t>
       </w:r>
     </w:p>
+    <w:tbl>
+      <w:tblPr>
+        <w:tblW w:type="auto" w:w="0"/>
+        <w:tblLayout w:type="fixed"/>
+        <w:tblLook w:firstColumn="1" w:firstRow="1" w:lastColumn="0" w:lastRow="0" w:noHBand="0" w:noVBand="1" w:val="04A0"/>
+      </w:tblPr>
+      <w:tblGrid>
+        <w:gridCol w:w="5040"/>
+        <w:gridCol w:w="5040"/>
+        <w:gridCol w:w="5040"/>
+      </w:tblGrid>
+      <w:tr>
+        <w:tc>
+          <w:tcPr>
+            <w:tcW w:type="dxa" w:w="5040"/>
+          </w:tcPr>
+          <w:p/>
+          <w:p>
+            <w:pPr>
+              <w:pStyle w:val="Heading1"/>
+              <w:spacing w:after="140" w:line="259" w:lineRule="auto"/>
+            </w:pPr>
+            <w:r>
+              <w:rPr>
+                <w:rFonts w:ascii="Georgia" w:hAnsi="Georgia"/>
+                <w:b/>
+                <w:color w:val="145A3A"/>
+                <w:sz w:val="28"/>
+              </w:rPr>
+              <w:t>Pack Together</w:t>
+            </w:r>
+          </w:p>
+          <w:p>
+            <w:pPr>
+              <w:spacing w:after="140" w:line="259" w:lineRule="auto"/>
+              <w:ind w:right="0"/>
+            </w:pPr>
+            <w:r>
+              <w:rPr>
+                <w:rFonts w:ascii="Georgia" w:hAnsi="Georgia"/>
+                <w:b w:val="0"/>
+                <w:color w:val="17212B"/>
+                <w:sz w:val="21"/>
+              </w:rPr>
+              <w:t>Rain jackets, refillable bottles, medication, chargers and one book each. Keep medication with the adult responsible for it.</w:t>
+            </w:r>
+          </w:p>
+        </w:tc>
+        <w:tc>
+          <w:tcPr>
+            <w:tcW w:type="dxa" w:w="5040"/>
+          </w:tcPr>
+          <w:p/>
+          <w:p>
+            <w:pPr>
+              <w:pStyle w:val="Heading1"/>
+              <w:spacing w:after="140" w:line="259" w:lineRule="auto"/>
+            </w:pPr>
+            <w:r>
+              <w:rPr>
+                <w:rFonts w:ascii="Georgia" w:hAnsi="Georgia"/>
+                <w:b/>
+                <w:color w:val="145A3A"/>
+                <w:sz w:val="28"/>
+              </w:rPr>
+              <w:t>Food Plan</w:t>
+            </w:r>
+          </w:p>
+          <w:p>
+            <w:pPr>
+              <w:spacing w:after="140" w:line="259" w:lineRule="auto"/>
+              <w:ind w:right="0"/>
+            </w:pPr>
+            <w:r>
+              <w:rPr>
+                <w:rFonts w:ascii="Georgia" w:hAnsi="Georgia"/>
+                <w:b w:val="0"/>
+                <w:color w:val="17212B"/>
+                <w:sz w:val="21"/>
+              </w:rPr>
+              <w:t>Bring Friday supper. Buy breakfast ingredients locally. Confirm dietary needs before Saturday lunch; the sample plan does not assume medical requirements.</w:t>
+            </w:r>
+          </w:p>
+        </w:tc>
+        <w:tc>
+          <w:tcPr>
+            <w:tcW w:type="dxa" w:w="5040"/>
+          </w:tcPr>
+          <w:p/>
+          <w:p>
+            <w:pPr>
+              <w:pStyle w:val="Heading1"/>
+              <w:spacing w:after="140" w:line="259" w:lineRule="auto"/>
+            </w:pPr>
+            <w:r>
+              <w:rPr>
+                <w:rFonts w:ascii="Georgia" w:hAnsi="Georgia"/>
+                <w:b/>
+                <w:color w:val="145A3A"/>
+                <w:sz w:val="28"/>
+              </w:rPr>
+              <w:t>If Plans Change</w:t>
+            </w:r>
+          </w:p>
+          <w:p>
+            <w:pPr>
+              <w:spacing w:after="140" w:line="259" w:lineRule="auto"/>
+              <w:ind w:right="0"/>
+            </w:pPr>
+            <w:r>
+              <w:rPr>
+                <w:rFonts w:ascii="Georgia" w:hAnsi="Georgia"/>
+                <w:b w:val="0"/>
+                <w:color w:val="17212B"/>
+                <w:sz w:val="21"/>
+              </w:rPr>
+              <w:t>Use the shared notice space for the new meeting time. Agree on one pickup point before anyone leaves the house.</w:t>
+            </w:r>
+          </w:p>
+        </w:tc>
+      </w:tr>
+    </w:tbl>
     <w:p>
       <w:pPr>
-        <w:pStyle w:val="Heading1"/>
-        <w:spacing w:after="140" w:line="269" w:lineRule="auto"/>
+        <w:spacing w:after="140" w:line="259" w:lineRule="auto"/>
       </w:pPr>
       <w:r>
         <w:rPr>
-          <w:rFonts w:ascii="Arial" w:hAnsi="Arial"/>
+          <w:rFonts w:ascii="Georgia" w:hAnsi="Georgia"/>
           <w:b/>
-          <w:color w:val="173D8F"/>
-          <w:sz w:val="30"/>
-        </w:rPr>
-        <w:t>Food Plan</w:t>
-      </w:r>
-    </w:p>
-    <w:p>
-      <w:pPr>
-        <w:spacing w:after="140" w:line="269" w:lineRule="auto"/>
-      </w:pPr>
-      <w:r>
-        <w:rPr>
-          <w:rFonts w:ascii="Arial" w:hAnsi="Arial"/>
-          <w:b w:val="0"/>
-          <w:color w:val="17212B"/>
-          <w:sz w:val="22"/>
-        </w:rPr>
-        <w:t>Bring Friday supper. Buy breakfast ingredients locally. Confirm dietary needs before Saturday lunch; the sample plan does not assume medical requirements.</w:t>
-      </w:r>
-    </w:p>
-    <w:p>
-      <w:pPr>
-        <w:pStyle w:val="Heading1"/>
-        <w:spacing w:after="140" w:line="269" w:lineRule="auto"/>
-      </w:pPr>
-      <w:r>
-        <w:rPr>
-          <w:rFonts w:ascii="Arial" w:hAnsi="Arial"/>
-          <w:b/>
-          <w:color w:val="173D8F"/>
-          <w:sz w:val="30"/>
-        </w:rPr>
-        <w:t>If Plans Change</w:t>
-      </w:r>
-    </w:p>
-    <w:p>
-      <w:pPr>
-        <w:spacing w:after="140" w:line="269" w:lineRule="auto"/>
-      </w:pPr>
-      <w:r>
-        <w:rPr>
-          <w:rFonts w:ascii="Arial" w:hAnsi="Arial"/>
-          <w:b w:val="0"/>
-          <w:color w:val="17212B"/>
-          <w:sz w:val="22"/>
-        </w:rPr>
-        <w:t>Use the shared notice space for the new meeting time. Agree on one pickup point before anyone leaves the house.</w:t>
-      </w:r>
-    </w:p>
-    <w:p>
-      <w:pPr>
-        <w:spacing w:after="140" w:line="269" w:lineRule="auto"/>
-      </w:pPr>
-      <w:r>
-        <w:rPr>
-          <w:rFonts w:ascii="Arial" w:hAnsi="Arial"/>
-          <w:b/>
-          <w:color w:val="173D8F"/>
-          <w:sz w:val="24"/>
-        </w:rPr>
-        <w:t>Change of Plan  __________________________________</w:t>
-      </w:r>
-    </w:p>
-    <w:p>
-      <w:pPr>
-        <w:spacing w:after="140" w:line="269" w:lineRule="auto"/>
-      </w:pPr>
-      <w:r>
-        <w:rPr>
-          <w:rFonts w:ascii="Arial" w:hAnsi="Arial"/>
-          <w:b/>
-          <w:color w:val="173D8F"/>
-          <w:sz w:val="20"/>
+          <w:color w:val="145A3A"/>
+          <w:sz w:val="18"/>
         </w:rPr>
         <w:t>Fictional household · Adapt the plan to your family and access needs.</w:t>
       </w:r>
     </w:p>
     <w:sectPr>
       <w:footerReference w:type="default" r:id="rId9"/>
-      <w:pgSz w:w="11952" w:h="16848"/>
-      <w:pgMar w:top="792" w:right="864" w:bottom="792" w:left="864" w:header="720" w:footer="720" w:gutter="0"/>
+      <w:headerReference w:type="default" r:id="rId10"/>
+      <w:pgSz w:w="16848" w:h="11952"/>
+      <w:pgMar w:top="691" w:right="792" w:bottom="691" w:left="792" w:header="720" w:footer="720" w:gutter="0"/>
       <w:cols w:space="720"/>
       <w:docGrid w:linePitch="360"/>
     </w:sectPr>
@@ -515,19 +378,36 @@
   </w:p>
   <w:p>
     <w:pPr>
-      <w:spacing w:after="140" w:line="269" w:lineRule="auto"/>
+      <w:spacing w:after="140" w:line="259" w:lineRule="auto"/>
     </w:pPr>
     <w:r>
       <w:rPr>
-        <w:rFonts w:ascii="Arial" w:hAnsi="Arial"/>
+        <w:rFonts w:ascii="Georgia" w:hAnsi="Georgia"/>
         <w:b w:val="0"/>
         <w:color w:val="17212B"/>
         <w:sz w:val="16"/>
       </w:rPr>
-      <w:t>Fictional Worked Example / Pack Plan Leave / 01</w:t>
+      <w:t>Fictional Dazzler example / Apache-2.0 / Editable text and tables</w:t>
     </w:r>
   </w:p>
 </w:ftr>
+</file>
+
+<file path=word/header1.xml><?xml version="1.0" encoding="utf-8"?>
+<w:hdr xmlns:m="http://schemas.openxmlformats.org/officeDocument/2006/math" xmlns:mc="http://schemas.openxmlformats.org/markup-compatibility/2006" xmlns:mo="http://schemas.microsoft.com/office/mac/office/2008/main" xmlns:mv="urn:schemas-microsoft-com:mac:vml" xmlns:o="urn:schemas-microsoft-com:office:office" xmlns:r="http://schemas.openxmlformats.org/officeDocument/2006/relationships" xmlns:v="urn:schemas-microsoft-com:vml" xmlns:w10="urn:schemas-microsoft-com:office:word" xmlns:w14="http://schemas.microsoft.com/office/word/2010/wordml" xmlns:w="http://schemas.openxmlformats.org/wordprocessingml/2006/main" xmlns:wne="http://schemas.microsoft.com/office/word/2006/wordml" xmlns:wp14="http://schemas.microsoft.com/office/word/2010/wordprocessingDrawing" xmlns:wp="http://schemas.openxmlformats.org/drawingml/2006/wordprocessingDrawing" xmlns:wpc="http://schemas.microsoft.com/office/word/2010/wordprocessingCanvas" xmlns:wpg="http://schemas.microsoft.com/office/word/2010/wordprocessingGroup" xmlns:wpi="http://schemas.microsoft.com/office/word/2010/wordprocessingInk" xmlns:wps="http://schemas.microsoft.com/office/word/2010/wordprocessingShape" mc:Ignorable="w14 wp14">
+  <w:p>
+    <w:pPr>
+      <w:pStyle w:val="Header"/>
+    </w:pPr>
+    <w:r>
+      <w:pict>
+        <v:rect id="DazzlerPageSurface" style="position:absolute;margin-left:0;margin-top:0;width:842.4pt;height:597.6pt;z-index:-251654144;mso-position-horizontal-relative:page;mso-position-vertical-relative:page" fillcolor="#FFF1AF" stroked="f">
+          <v:fill color="#FFF1AF"/>
+        </v:rect>
+      </w:pict>
+    </w:r>
+  </w:p>
+</w:hdr>
 </file>
 
 <file path=word/numbering.xml><?xml version="1.0" encoding="utf-8"?>
@@ -893,9 +773,13 @@
     <w:name w:val="Normal"/>
     <w:qFormat/>
     <w:rsid w:val="00FC693F"/>
+    <w:pPr>
+      <w:spacing w:after="120"/>
+    </w:pPr>
     <w:rPr>
-      <w:rFonts w:ascii="Arial" w:hAnsi="Arial"/>
-      <w:sz w:val="22"/>
+      <w:rFonts w:ascii="Georgia" w:hAnsi="Georgia"/>
+      <w:color w:val="17212B"/>
+      <w:sz w:val="21"/>
     </w:rPr>
   </w:style>
   <w:style w:type="paragraph" w:styleId="Header">
@@ -912,10 +796,6 @@
       </w:tabs>
       <w:spacing w:after="0" w:line="240" w:lineRule="auto"/>
     </w:pPr>
-    <w:rPr>
-      <w:rFonts w:ascii="Arial" w:hAnsi="Arial"/>
-      <w:sz w:val="22"/>
-    </w:rPr>
   </w:style>
   <w:style w:type="character" w:customStyle="1" w:styleId="HeaderChar">
     <w:name w:val="Header Char"/>
@@ -938,10 +818,6 @@
       </w:tabs>
       <w:spacing w:after="0" w:line="240" w:lineRule="auto"/>
     </w:pPr>
-    <w:rPr>
-      <w:rFonts w:ascii="Arial" w:hAnsi="Arial"/>
-      <w:sz w:val="22"/>
-    </w:rPr>
   </w:style>
   <w:style w:type="character" w:customStyle="1" w:styleId="FooterChar">
     <w:name w:val="Footer Char"/>
@@ -961,15 +837,15 @@
     <w:pPr>
       <w:keepNext/>
       <w:keepLines/>
-      <w:spacing w:before="480" w:after="0"/>
+      <w:spacing w:before="480" w:after="120"/>
       <w:outlineLvl w:val="0"/>
     </w:pPr>
     <w:rPr>
-      <w:rFonts w:cstheme="majorBidi" w:ascii="Arial" w:hAnsi="Arial"/>
+      <w:rFonts w:asciiTheme="majorHAnsi" w:eastAsiaTheme="majorEastAsia" w:hAnsiTheme="majorHAnsi" w:cstheme="majorBidi" w:ascii="Georgia" w:hAnsi="Georgia"/>
       <w:b/>
       <w:bCs/>
-      <w:color w:val="365F91" w:themeColor="accent1" w:themeShade="BF"/>
-      <w:sz w:val="22"/>
+      <w:color w:val="17212B"/>
+      <w:sz w:val="21"/>
       <w:szCs w:val="28"/>
     </w:rPr>
   </w:style>
@@ -985,15 +861,15 @@
     <w:pPr>
       <w:keepNext/>
       <w:keepLines/>
-      <w:spacing w:before="200" w:after="0"/>
+      <w:spacing w:before="200" w:after="120"/>
       <w:outlineLvl w:val="1"/>
     </w:pPr>
     <w:rPr>
-      <w:rFonts w:cstheme="majorBidi" w:ascii="Arial" w:hAnsi="Arial"/>
+      <w:rFonts w:asciiTheme="majorHAnsi" w:eastAsiaTheme="majorEastAsia" w:hAnsiTheme="majorHAnsi" w:cstheme="majorBidi" w:ascii="Georgia" w:hAnsi="Georgia"/>
       <w:b/>
       <w:bCs/>
-      <w:color w:val="4F81BD" w:themeColor="accent1"/>
-      <w:sz w:val="22"/>
+      <w:color w:val="17212B"/>
+      <w:sz w:val="21"/>
       <w:szCs w:val="26"/>
     </w:rPr>
   </w:style>
@@ -1013,11 +889,10 @@
       <w:outlineLvl w:val="2"/>
     </w:pPr>
     <w:rPr>
-      <w:rFonts w:cstheme="majorBidi" w:ascii="Arial" w:hAnsi="Arial"/>
+      <w:rFonts w:asciiTheme="majorHAnsi" w:eastAsiaTheme="majorEastAsia" w:hAnsiTheme="majorHAnsi" w:cstheme="majorBidi"/>
       <w:b/>
       <w:bCs/>
       <w:color w:val="4F81BD" w:themeColor="accent1"/>
-      <w:sz w:val="22"/>
     </w:rPr>
   </w:style>
   <w:style w:type="paragraph" w:styleId="Heading4">
@@ -1037,13 +912,12 @@
       <w:outlineLvl w:val="3"/>
     </w:pPr>
     <w:rPr>
-      <w:rFonts w:cstheme="majorBidi" w:ascii="Arial" w:hAnsi="Arial"/>
+      <w:rFonts w:asciiTheme="majorHAnsi" w:eastAsiaTheme="majorEastAsia" w:hAnsiTheme="majorHAnsi" w:cstheme="majorBidi"/>
       <w:b/>
       <w:bCs/>
       <w:i/>
       <w:iCs/>
       <w:color w:val="4F81BD" w:themeColor="accent1"/>
-      <w:sz w:val="22"/>
     </w:rPr>
   </w:style>
   <w:style w:type="paragraph" w:styleId="Heading5">
@@ -1063,9 +937,8 @@
       <w:outlineLvl w:val="4"/>
     </w:pPr>
     <w:rPr>
-      <w:rFonts w:cstheme="majorBidi" w:ascii="Arial" w:hAnsi="Arial"/>
+      <w:rFonts w:asciiTheme="majorHAnsi" w:eastAsiaTheme="majorEastAsia" w:hAnsiTheme="majorHAnsi" w:cstheme="majorBidi"/>
       <w:color w:val="243F60" w:themeColor="accent1" w:themeShade="7F"/>
-      <w:sz w:val="22"/>
     </w:rPr>
   </w:style>
   <w:style w:type="paragraph" w:styleId="Heading6">
@@ -1085,11 +958,10 @@
       <w:outlineLvl w:val="5"/>
     </w:pPr>
     <w:rPr>
-      <w:rFonts w:cstheme="majorBidi" w:ascii="Arial" w:hAnsi="Arial"/>
+      <w:rFonts w:asciiTheme="majorHAnsi" w:eastAsiaTheme="majorEastAsia" w:hAnsiTheme="majorHAnsi" w:cstheme="majorBidi"/>
       <w:i/>
       <w:iCs/>
       <w:color w:val="243F60" w:themeColor="accent1" w:themeShade="7F"/>
-      <w:sz w:val="22"/>
     </w:rPr>
   </w:style>
   <w:style w:type="paragraph" w:styleId="Heading7">
@@ -1109,11 +981,10 @@
       <w:outlineLvl w:val="6"/>
     </w:pPr>
     <w:rPr>
-      <w:rFonts w:cstheme="majorBidi" w:ascii="Arial" w:hAnsi="Arial"/>
+      <w:rFonts w:asciiTheme="majorHAnsi" w:eastAsiaTheme="majorEastAsia" w:hAnsiTheme="majorHAnsi" w:cstheme="majorBidi"/>
       <w:i/>
       <w:iCs/>
       <w:color w:val="404040" w:themeColor="text1" w:themeTint="BF"/>
-      <w:sz w:val="22"/>
     </w:rPr>
   </w:style>
   <w:style w:type="paragraph" w:styleId="Heading8">
@@ -1133,9 +1004,9 @@
       <w:outlineLvl w:val="7"/>
     </w:pPr>
     <w:rPr>
-      <w:rFonts w:cstheme="majorBidi" w:ascii="Arial" w:hAnsi="Arial"/>
+      <w:rFonts w:asciiTheme="majorHAnsi" w:eastAsiaTheme="majorEastAsia" w:hAnsiTheme="majorHAnsi" w:cstheme="majorBidi"/>
       <w:color w:val="4F81BD" w:themeColor="accent1"/>
-      <w:sz w:val="22"/>
+      <w:sz w:val="20"/>
       <w:szCs w:val="20"/>
     </w:rPr>
   </w:style>
@@ -1156,11 +1027,11 @@
       <w:outlineLvl w:val="8"/>
     </w:pPr>
     <w:rPr>
-      <w:rFonts w:cstheme="majorBidi" w:ascii="Arial" w:hAnsi="Arial"/>
+      <w:rFonts w:asciiTheme="majorHAnsi" w:eastAsiaTheme="majorEastAsia" w:hAnsiTheme="majorHAnsi" w:cstheme="majorBidi"/>
       <w:i/>
       <w:iCs/>
       <w:color w:val="404040" w:themeColor="text1" w:themeTint="BF"/>
-      <w:sz w:val="22"/>
+      <w:sz w:val="20"/>
       <w:szCs w:val="20"/>
     </w:rPr>
   </w:style>
@@ -1199,10 +1070,6 @@
     <w:pPr>
       <w:spacing w:after="0" w:line="240" w:lineRule="auto"/>
     </w:pPr>
-    <w:rPr>
-      <w:rFonts w:ascii="Arial" w:hAnsi="Arial"/>
-      <w:sz w:val="22"/>
-    </w:rPr>
   </w:style>
   <w:style w:type="character" w:customStyle="1" w:styleId="Heading1Char">
     <w:name w:val="Heading 1 Char"/>
@@ -1256,15 +1123,15 @@
     <w:qFormat/>
     <w:rsid w:val="00FC693F"/>
     <w:pPr>
-      <w:spacing w:after="300" w:line="240" w:lineRule="auto"/>
+      <w:spacing w:after="120" w:line="240" w:lineRule="auto"/>
       <w:contextualSpacing/>
     </w:pPr>
     <w:rPr>
-      <w:rFonts w:cstheme="majorBidi" w:ascii="Arial" w:hAnsi="Arial"/>
-      <w:color w:val="17365D" w:themeColor="text2" w:themeShade="BF"/>
+      <w:rFonts w:asciiTheme="majorHAnsi" w:eastAsiaTheme="majorEastAsia" w:hAnsiTheme="majorHAnsi" w:cstheme="majorBidi" w:ascii="Georgia" w:hAnsi="Georgia"/>
+      <w:color w:val="17212B"/>
       <w:spacing w:val="5"/>
       <w:kern w:val="28"/>
-      <w:sz w:val="22"/>
+      <w:sz w:val="21"/>
       <w:szCs w:val="52"/>
     </w:rPr>
   </w:style>
@@ -1297,12 +1164,12 @@
       </w:numPr>
     </w:pPr>
     <w:rPr>
-      <w:rFonts w:cstheme="majorBidi" w:ascii="Arial" w:hAnsi="Arial"/>
+      <w:rFonts w:asciiTheme="majorHAnsi" w:eastAsiaTheme="majorEastAsia" w:hAnsiTheme="majorHAnsi" w:cstheme="majorBidi"/>
       <w:i/>
       <w:iCs/>
       <w:color w:val="4F81BD" w:themeColor="accent1"/>
       <w:spacing w:val="15"/>
-      <w:sz w:val="22"/>
+      <w:sz w:val="24"/>
       <w:szCs w:val="24"/>
     </w:rPr>
   </w:style>
@@ -1332,10 +1199,6 @@
       <w:ind w:left="720"/>
       <w:contextualSpacing/>
     </w:pPr>
-    <w:rPr>
-      <w:rFonts w:ascii="Arial" w:hAnsi="Arial"/>
-      <w:sz w:val="22"/>
-    </w:rPr>
   </w:style>
   <w:style w:type="paragraph" w:styleId="BodyText">
     <w:name w:val="Body Text"/>
@@ -1347,10 +1210,6 @@
     <w:pPr>
       <w:spacing w:after="120"/>
     </w:pPr>
-    <w:rPr>
-      <w:rFonts w:ascii="Arial" w:hAnsi="Arial"/>
-      <w:sz w:val="22"/>
-    </w:rPr>
   </w:style>
   <w:style w:type="character" w:customStyle="1" w:styleId="BodyTextChar">
     <w:name w:val="Body Text Char"/>
@@ -1369,10 +1228,6 @@
     <w:pPr>
       <w:spacing w:after="120" w:line="480" w:lineRule="auto"/>
     </w:pPr>
-    <w:rPr>
-      <w:rFonts w:ascii="Arial" w:hAnsi="Arial"/>
-      <w:sz w:val="22"/>
-    </w:rPr>
   </w:style>
   <w:style w:type="character" w:customStyle="1" w:styleId="BodyText2Char">
     <w:name w:val="Body Text 2 Char"/>
@@ -1392,8 +1247,7 @@
       <w:spacing w:after="120"/>
     </w:pPr>
     <w:rPr>
-      <w:rFonts w:ascii="Arial" w:hAnsi="Arial"/>
-      <w:sz w:val="22"/>
+      <w:sz w:val="16"/>
       <w:szCs w:val="16"/>
     </w:rPr>
   </w:style>
@@ -1418,10 +1272,6 @@
       <w:ind w:left="360" w:hanging="360"/>
       <w:contextualSpacing/>
     </w:pPr>
-    <w:rPr>
-      <w:rFonts w:ascii="Arial" w:hAnsi="Arial"/>
-      <w:sz w:val="22"/>
-    </w:rPr>
   </w:style>
   <w:style w:type="paragraph" w:styleId="List2">
     <w:name w:val="List 2"/>
@@ -1433,10 +1283,6 @@
       <w:ind w:left="720" w:hanging="360"/>
       <w:contextualSpacing/>
     </w:pPr>
-    <w:rPr>
-      <w:rFonts w:ascii="Arial" w:hAnsi="Arial"/>
-      <w:sz w:val="22"/>
-    </w:rPr>
   </w:style>
   <w:style w:type="paragraph" w:styleId="List3">
     <w:name w:val="List 3"/>
@@ -1448,10 +1294,6 @@
       <w:ind w:left="1080" w:hanging="360"/>
       <w:contextualSpacing/>
     </w:pPr>
-    <w:rPr>
-      <w:rFonts w:ascii="Arial" w:hAnsi="Arial"/>
-      <w:sz w:val="22"/>
-    </w:rPr>
   </w:style>
   <w:style w:type="paragraph" w:styleId="ListBullet">
     <w:name w:val="List Bullet"/>
@@ -1465,10 +1307,6 @@
       </w:numPr>
       <w:contextualSpacing/>
     </w:pPr>
-    <w:rPr>
-      <w:rFonts w:ascii="Arial" w:hAnsi="Arial"/>
-      <w:sz w:val="22"/>
-    </w:rPr>
   </w:style>
   <w:style w:type="paragraph" w:styleId="ListBullet2">
     <w:name w:val="List Bullet 2"/>
@@ -1482,10 +1320,6 @@
       </w:numPr>
       <w:contextualSpacing/>
     </w:pPr>
-    <w:rPr>
-      <w:rFonts w:ascii="Arial" w:hAnsi="Arial"/>
-      <w:sz w:val="22"/>
-    </w:rPr>
   </w:style>
   <w:style w:type="paragraph" w:styleId="ListBullet3">
     <w:name w:val="List Bullet 3"/>
@@ -1499,10 +1333,6 @@
       </w:numPr>
       <w:contextualSpacing/>
     </w:pPr>
-    <w:rPr>
-      <w:rFonts w:ascii="Arial" w:hAnsi="Arial"/>
-      <w:sz w:val="22"/>
-    </w:rPr>
   </w:style>
   <w:style w:type="paragraph" w:styleId="ListNumber">
     <w:name w:val="List Number"/>
@@ -1516,10 +1346,6 @@
       </w:numPr>
       <w:contextualSpacing/>
     </w:pPr>
-    <w:rPr>
-      <w:rFonts w:ascii="Arial" w:hAnsi="Arial"/>
-      <w:sz w:val="22"/>
-    </w:rPr>
   </w:style>
   <w:style w:type="paragraph" w:styleId="ListNumber2">
     <w:name w:val="List Number 2"/>
@@ -1533,10 +1359,6 @@
       </w:numPr>
       <w:contextualSpacing/>
     </w:pPr>
-    <w:rPr>
-      <w:rFonts w:ascii="Arial" w:hAnsi="Arial"/>
-      <w:sz w:val="22"/>
-    </w:rPr>
   </w:style>
   <w:style w:type="paragraph" w:styleId="ListNumber3">
     <w:name w:val="List Number 3"/>
@@ -1550,10 +1372,6 @@
       </w:numPr>
       <w:contextualSpacing/>
     </w:pPr>
-    <w:rPr>
-      <w:rFonts w:ascii="Arial" w:hAnsi="Arial"/>
-      <w:sz w:val="22"/>
-    </w:rPr>
   </w:style>
   <w:style w:type="paragraph" w:styleId="ListContinue">
     <w:name w:val="List Continue"/>
@@ -1566,10 +1384,6 @@
       <w:ind w:left="360"/>
       <w:contextualSpacing/>
     </w:pPr>
-    <w:rPr>
-      <w:rFonts w:ascii="Arial" w:hAnsi="Arial"/>
-      <w:sz w:val="22"/>
-    </w:rPr>
   </w:style>
   <w:style w:type="paragraph" w:styleId="ListContinue2">
     <w:name w:val="List Continue 2"/>
@@ -1582,10 +1396,6 @@
       <w:ind w:left="720"/>
       <w:contextualSpacing/>
     </w:pPr>
-    <w:rPr>
-      <w:rFonts w:ascii="Arial" w:hAnsi="Arial"/>
-      <w:sz w:val="22"/>
-    </w:rPr>
   </w:style>
   <w:style w:type="paragraph" w:styleId="ListContinue3">
     <w:name w:val="List Continue 3"/>
@@ -1598,10 +1408,6 @@
       <w:ind w:left="1080"/>
       <w:contextualSpacing/>
     </w:pPr>
-    <w:rPr>
-      <w:rFonts w:ascii="Arial" w:hAnsi="Arial"/>
-      <w:sz w:val="22"/>
-    </w:rPr>
   </w:style>
   <w:style w:type="paragraph" w:styleId="MacroText">
     <w:name w:val="macro"/>
@@ -1621,8 +1427,8 @@
       </w:tabs>
     </w:pPr>
     <w:rPr>
-      <w:rFonts w:ascii="Arial" w:hAnsi="Arial"/>
-      <w:sz w:val="22"/>
+      <w:rFonts w:ascii="Courier" w:hAnsi="Courier"/>
+      <w:sz w:val="20"/>
       <w:szCs w:val="20"/>
     </w:rPr>
   </w:style>
@@ -1647,11 +1453,9 @@
     <w:qFormat/>
     <w:rsid w:val="00FC693F"/>
     <w:rPr>
-      <w:rFonts w:ascii="Arial" w:hAnsi="Arial"/>
       <w:i/>
       <w:iCs/>
       <w:color w:val="000000" w:themeColor="text1"/>
-      <w:sz w:val="22"/>
     </w:rPr>
   </w:style>
   <w:style w:type="character" w:customStyle="1" w:styleId="QuoteChar">
@@ -1765,11 +1569,10 @@
       <w:spacing w:line="240" w:lineRule="auto"/>
     </w:pPr>
     <w:rPr>
-      <w:rFonts w:ascii="Arial" w:hAnsi="Arial"/>
       <w:b/>
       <w:bCs/>
       <w:color w:val="4F81BD" w:themeColor="accent1"/>
-      <w:sz w:val="22"/>
+      <w:sz w:val="18"/>
       <w:szCs w:val="18"/>
     </w:rPr>
   </w:style>
@@ -1808,13 +1611,11 @@
       <w:ind w:left="936" w:right="936"/>
     </w:pPr>
     <w:rPr>
-      <w:rFonts w:ascii="Arial" w:hAnsi="Arial"/>
       <w:b/>
       <w:bCs/>
       <w:i/>
       <w:iCs/>
       <w:color w:val="4F81BD" w:themeColor="accent1"/>
-      <w:sz w:val="22"/>
     </w:rPr>
   </w:style>
   <w:style w:type="character" w:customStyle="1" w:styleId="IntenseQuoteChar">
@@ -1909,10 +1710,6 @@
     <w:pPr>
       <w:outlineLvl w:val="9"/>
     </w:pPr>
-    <w:rPr>
-      <w:rFonts w:ascii="Arial" w:hAnsi="Arial"/>
-      <w:sz w:val="22"/>
-    </w:rPr>
   </w:style>
   <w:style w:type="table" w:styleId="TableGrid">
     <w:name w:val="Table Grid"/>

--- a/docs/templates/docx/family.docx
+++ b/docs/templates/docx/family.docx
@@ -8,9 +8,9 @@
       </w:pPr>
       <w:r>
         <w:rPr>
-          <w:rFonts w:ascii="Georgia" w:hAnsi="Georgia"/>
+          <w:rFonts w:ascii="Arial" w:hAnsi="Arial"/>
           <w:b/>
-          <w:color w:val="145A3A"/>
+          <w:color w:val="264F87"/>
           <w:sz w:val="18"/>
         </w:rPr>
         <w:t>THE RIVER HOUSE / 23–25 JULY</w:t>
@@ -23,10 +23,10 @@
       </w:pPr>
       <w:r>
         <w:rPr>
-          <w:rFonts w:ascii="Georgia" w:hAnsi="Georgia"/>
+          <w:rFonts w:ascii="Arial" w:hAnsi="Arial"/>
           <w:b/>
           <w:color w:val="17212B"/>
-          <w:sz w:val="54"/>
+          <w:sz w:val="58"/>
         </w:rPr>
         <w:t>River House Weekend Plan</w:t>
       </w:r>
@@ -37,30 +37,124 @@
       </w:pPr>
       <w:r>
         <w:rPr>
-          <w:rFonts w:ascii="Georgia" w:hAnsi="Georgia"/>
+          <w:rFonts w:ascii="Arial" w:hAnsi="Arial"/>
           <w:b/>
-          <w:color w:val="145A3A"/>
-          <w:sz w:val="24"/>
+          <w:color w:val="264F87"/>
+          <w:sz w:val="22"/>
         </w:rPr>
         <w:t>A shared plan with room to change it. The only fixed appointment is lunch with Nana on Saturday.</w:t>
+      </w:r>
+    </w:p>
+    <w:p>
+      <w:pPr>
+        <w:pStyle w:val="Heading1"/>
+        <w:spacing w:after="140" w:line="259" w:lineRule="auto"/>
+      </w:pPr>
+      <w:r>
+        <w:rPr>
+          <w:rFonts w:ascii="Arial" w:hAnsi="Arial"/>
+          <w:b/>
+          <w:color w:val="264F87"/>
+          <w:sz w:val="26"/>
+        </w:rPr>
+        <w:t>Pack Together</w:t>
+      </w:r>
+    </w:p>
+    <w:p>
+      <w:pPr>
+        <w:spacing w:after="140" w:line="259" w:lineRule="auto"/>
+        <w:ind w:right="3548"/>
+      </w:pPr>
+      <w:r>
+        <w:rPr>
+          <w:rFonts w:ascii="Arial" w:hAnsi="Arial"/>
+          <w:b w:val="0"/>
+          <w:color w:val="17212B"/>
+          <w:sz w:val="22"/>
+        </w:rPr>
+        <w:t>Rain jackets, refillable bottles, medication, chargers and one book each. Keep medication with the adult responsible for it.</w:t>
+      </w:r>
+    </w:p>
+    <w:p>
+      <w:pPr>
+        <w:pStyle w:val="Heading1"/>
+        <w:spacing w:after="140" w:line="259" w:lineRule="auto"/>
+      </w:pPr>
+      <w:r>
+        <w:rPr>
+          <w:rFonts w:ascii="Arial" w:hAnsi="Arial"/>
+          <w:b/>
+          <w:color w:val="264F87"/>
+          <w:sz w:val="26"/>
+        </w:rPr>
+        <w:t>Food Plan</w:t>
+      </w:r>
+    </w:p>
+    <w:p>
+      <w:pPr>
+        <w:spacing w:after="140" w:line="259" w:lineRule="auto"/>
+        <w:ind w:right="3548"/>
+      </w:pPr>
+      <w:r>
+        <w:rPr>
+          <w:rFonts w:ascii="Arial" w:hAnsi="Arial"/>
+          <w:b w:val="0"/>
+          <w:color w:val="17212B"/>
+          <w:sz w:val="22"/>
+        </w:rPr>
+        <w:t>Bring Friday supper. Buy breakfast ingredients locally. Confirm dietary needs before Saturday lunch; the sample plan does not assume medical requirements.</w:t>
+      </w:r>
+    </w:p>
+    <w:p>
+      <w:pPr>
+        <w:pStyle w:val="Heading1"/>
+        <w:spacing w:after="140" w:line="259" w:lineRule="auto"/>
+      </w:pPr>
+      <w:r>
+        <w:rPr>
+          <w:rFonts w:ascii="Arial" w:hAnsi="Arial"/>
+          <w:b/>
+          <w:color w:val="264F87"/>
+          <w:sz w:val="26"/>
+        </w:rPr>
+        <w:t>If Plans Change</w:t>
+      </w:r>
+    </w:p>
+    <w:p>
+      <w:pPr>
+        <w:spacing w:after="140" w:line="259" w:lineRule="auto"/>
+        <w:ind w:right="3548"/>
+      </w:pPr>
+      <w:r>
+        <w:rPr>
+          <w:rFonts w:ascii="Arial" w:hAnsi="Arial"/>
+          <w:b w:val="0"/>
+          <w:color w:val="17212B"/>
+          <w:sz w:val="22"/>
+        </w:rPr>
+        <w:t>Use the shared notice space for the new meeting time. Agree on one pickup point before anyone leaves the house.</w:t>
       </w:r>
     </w:p>
     <w:tbl>
       <w:tblPr>
         <w:tblW w:type="auto" w:w="0"/>
-        <w:tblLayout w:type="fixed"/>
+        <w:tblLayout w:type="autofit"/>
         <w:tblLook w:firstColumn="1" w:firstRow="1" w:lastColumn="0" w:lastRow="0" w:noHBand="0" w:noVBand="1" w:val="04A0"/>
       </w:tblPr>
       <w:tblGrid>
-        <w:gridCol w:w="5040"/>
-        <w:gridCol w:w="5040"/>
-        <w:gridCol w:w="5040"/>
+        <w:gridCol w:w="3456"/>
+        <w:gridCol w:w="3456"/>
+        <w:gridCol w:w="3456"/>
       </w:tblGrid>
       <w:tr>
+        <w:trPr>
+          <w:tblHeader/>
+          <w:cantSplit/>
+        </w:trPr>
         <w:tc>
           <w:tcPr>
-            <w:tcW w:type="dxa" w:w="5040"/>
-            <w:shd w:fill="FFFFFF"/>
+            <w:tcW w:type="dxa" w:w="3456"/>
+            <w:shd w:fill="264F87"/>
           </w:tcPr>
           <w:p/>
           <w:p>
@@ -69,47 +163,19 @@
             </w:pPr>
             <w:r>
               <w:rPr>
-                <w:rFonts w:ascii="Georgia" w:hAnsi="Georgia"/>
+                <w:rFonts w:ascii="Arial" w:hAnsi="Arial"/>
                 <w:b/>
-                <w:color w:val="145A3A"/>
-                <w:sz w:val="44"/>
+                <w:color w:val="FFFFFF"/>
+                <w:sz w:val="20"/>
               </w:rPr>
-              <w:t>Friday</w:t>
-            </w:r>
-          </w:p>
-          <w:p>
-            <w:pPr>
-              <w:spacing w:after="140" w:line="259" w:lineRule="auto"/>
-            </w:pPr>
-            <w:r>
-              <w:rPr>
-                <w:rFonts w:ascii="Georgia" w:hAnsi="Georgia"/>
-                <w:b/>
-                <w:color w:val="17212B"/>
-                <w:sz w:val="22"/>
-              </w:rPr>
-              <w:t>Arrive before 18:00</w:t>
-            </w:r>
-          </w:p>
-          <w:p>
-            <w:pPr>
-              <w:spacing w:after="140" w:line="259" w:lineRule="auto"/>
-            </w:pPr>
-            <w:r>
-              <w:rPr>
-                <w:rFonts w:ascii="Georgia" w:hAnsi="Georgia"/>
-                <w:b w:val="0"/>
-                <w:color w:val="17212B"/>
-                <w:sz w:val="21"/>
-              </w:rPr>
-              <w:t>Games after supper</w:t>
+              <w:t>Day</w:t>
             </w:r>
           </w:p>
         </w:tc>
         <w:tc>
           <w:tcPr>
-            <w:tcW w:type="dxa" w:w="5040"/>
-            <w:shd w:fill="FFFFFF"/>
+            <w:tcW w:type="dxa" w:w="3456"/>
+            <w:shd w:fill="264F87"/>
           </w:tcPr>
           <w:p/>
           <w:p>
@@ -118,47 +184,19 @@
             </w:pPr>
             <w:r>
               <w:rPr>
-                <w:rFonts w:ascii="Georgia" w:hAnsi="Georgia"/>
+                <w:rFonts w:ascii="Arial" w:hAnsi="Arial"/>
                 <w:b/>
-                <w:color w:val="145A3A"/>
-                <w:sz w:val="44"/>
+                <w:color w:val="FFFFFF"/>
+                <w:sz w:val="20"/>
               </w:rPr>
-              <w:t>Saturday</w:t>
-            </w:r>
-          </w:p>
-          <w:p>
-            <w:pPr>
-              <w:spacing w:after="140" w:line="259" w:lineRule="auto"/>
-            </w:pPr>
-            <w:r>
-              <w:rPr>
-                <w:rFonts w:ascii="Georgia" w:hAnsi="Georgia"/>
-                <w:b/>
-                <w:color w:val="17212B"/>
-                <w:sz w:val="22"/>
-              </w:rPr>
-              <w:t>Lunch at 12:30</w:t>
-            </w:r>
-          </w:p>
-          <w:p>
-            <w:pPr>
-              <w:spacing w:after="140" w:line="259" w:lineRule="auto"/>
-            </w:pPr>
-            <w:r>
-              <w:rPr>
-                <w:rFonts w:ascii="Georgia" w:hAnsi="Georgia"/>
-                <w:b w:val="0"/>
-                <w:color w:val="17212B"/>
-                <w:sz w:val="21"/>
-              </w:rPr>
-              <w:t>Walk or quiet time</w:t>
+              <w:t>Anchor Plan</w:t>
             </w:r>
           </w:p>
         </w:tc>
         <w:tc>
           <w:tcPr>
-            <w:tcW w:type="dxa" w:w="5040"/>
-            <w:shd w:fill="FFFFFF"/>
+            <w:tcW w:type="dxa" w:w="3456"/>
+            <w:shd w:fill="264F87"/>
           </w:tcPr>
           <w:p/>
           <w:p>
@@ -167,38 +205,205 @@
             </w:pPr>
             <w:r>
               <w:rPr>
-                <w:rFonts w:ascii="Georgia" w:hAnsi="Georgia"/>
+                <w:rFonts w:ascii="Arial" w:hAnsi="Arial"/>
                 <w:b/>
-                <w:color w:val="145A3A"/>
-                <w:sz w:val="44"/>
+                <w:color w:val="FFFFFF"/>
+                <w:sz w:val="20"/>
               </w:rPr>
-              <w:t>Sunday</w:t>
+              <w:t>Leave Open</w:t>
             </w:r>
           </w:p>
+        </w:tc>
+      </w:tr>
+      <w:tr>
+        <w:trPr>
+          <w:cantSplit/>
+        </w:trPr>
+        <w:tc>
+          <w:tcPr>
+            <w:tcW w:type="dxa" w:w="3456"/>
+          </w:tcPr>
+          <w:p/>
           <w:p>
             <w:pPr>
               <w:spacing w:after="140" w:line="259" w:lineRule="auto"/>
             </w:pPr>
             <w:r>
               <w:rPr>
-                <w:rFonts w:ascii="Georgia" w:hAnsi="Georgia"/>
-                <w:b/>
+                <w:rFonts w:ascii="Arial" w:hAnsi="Arial"/>
+                <w:b w:val="0"/>
                 <w:color w:val="17212B"/>
-                <w:sz w:val="22"/>
+                <w:sz w:val="20"/>
               </w:rPr>
-              <w:t>Pack by 11:00</w:t>
+              <w:t>Friday</w:t>
             </w:r>
           </w:p>
+        </w:tc>
+        <w:tc>
+          <w:tcPr>
+            <w:tcW w:type="dxa" w:w="3456"/>
+          </w:tcPr>
+          <w:p/>
           <w:p>
             <w:pPr>
               <w:spacing w:after="140" w:line="259" w:lineRule="auto"/>
             </w:pPr>
             <w:r>
               <w:rPr>
-                <w:rFonts w:ascii="Georgia" w:hAnsi="Georgia"/>
+                <w:rFonts w:ascii="Arial" w:hAnsi="Arial"/>
                 <w:b w:val="0"/>
                 <w:color w:val="17212B"/>
-                <w:sz w:val="21"/>
+                <w:sz w:val="20"/>
+              </w:rPr>
+              <w:t>Arrive before 18:00</w:t>
+            </w:r>
+          </w:p>
+        </w:tc>
+        <w:tc>
+          <w:tcPr>
+            <w:tcW w:type="dxa" w:w="3456"/>
+          </w:tcPr>
+          <w:p/>
+          <w:p>
+            <w:pPr>
+              <w:spacing w:after="140" w:line="259" w:lineRule="auto"/>
+            </w:pPr>
+            <w:r>
+              <w:rPr>
+                <w:rFonts w:ascii="Arial" w:hAnsi="Arial"/>
+                <w:b w:val="0"/>
+                <w:color w:val="17212B"/>
+                <w:sz w:val="20"/>
+              </w:rPr>
+              <w:t>Games after supper</w:t>
+            </w:r>
+          </w:p>
+        </w:tc>
+      </w:tr>
+      <w:tr>
+        <w:trPr>
+          <w:cantSplit/>
+        </w:trPr>
+        <w:tc>
+          <w:tcPr>
+            <w:tcW w:type="dxa" w:w="3456"/>
+          </w:tcPr>
+          <w:p/>
+          <w:p>
+            <w:pPr>
+              <w:spacing w:after="140" w:line="259" w:lineRule="auto"/>
+            </w:pPr>
+            <w:r>
+              <w:rPr>
+                <w:rFonts w:ascii="Arial" w:hAnsi="Arial"/>
+                <w:b w:val="0"/>
+                <w:color w:val="17212B"/>
+                <w:sz w:val="20"/>
+              </w:rPr>
+              <w:t>Saturday</w:t>
+            </w:r>
+          </w:p>
+        </w:tc>
+        <w:tc>
+          <w:tcPr>
+            <w:tcW w:type="dxa" w:w="3456"/>
+          </w:tcPr>
+          <w:p/>
+          <w:p>
+            <w:pPr>
+              <w:spacing w:after="140" w:line="259" w:lineRule="auto"/>
+            </w:pPr>
+            <w:r>
+              <w:rPr>
+                <w:rFonts w:ascii="Arial" w:hAnsi="Arial"/>
+                <w:b w:val="0"/>
+                <w:color w:val="17212B"/>
+                <w:sz w:val="20"/>
+              </w:rPr>
+              <w:t>Lunch at 12:30</w:t>
+            </w:r>
+          </w:p>
+        </w:tc>
+        <w:tc>
+          <w:tcPr>
+            <w:tcW w:type="dxa" w:w="3456"/>
+          </w:tcPr>
+          <w:p/>
+          <w:p>
+            <w:pPr>
+              <w:spacing w:after="140" w:line="259" w:lineRule="auto"/>
+            </w:pPr>
+            <w:r>
+              <w:rPr>
+                <w:rFonts w:ascii="Arial" w:hAnsi="Arial"/>
+                <w:b w:val="0"/>
+                <w:color w:val="17212B"/>
+                <w:sz w:val="20"/>
+              </w:rPr>
+              <w:t>Walk or quiet time</w:t>
+            </w:r>
+          </w:p>
+        </w:tc>
+      </w:tr>
+      <w:tr>
+        <w:trPr>
+          <w:cantSplit/>
+        </w:trPr>
+        <w:tc>
+          <w:tcPr>
+            <w:tcW w:type="dxa" w:w="3456"/>
+          </w:tcPr>
+          <w:p/>
+          <w:p>
+            <w:pPr>
+              <w:spacing w:after="140" w:line="259" w:lineRule="auto"/>
+            </w:pPr>
+            <w:r>
+              <w:rPr>
+                <w:rFonts w:ascii="Arial" w:hAnsi="Arial"/>
+                <w:b w:val="0"/>
+                <w:color w:val="17212B"/>
+                <w:sz w:val="20"/>
+              </w:rPr>
+              <w:t>Sunday</w:t>
+            </w:r>
+          </w:p>
+        </w:tc>
+        <w:tc>
+          <w:tcPr>
+            <w:tcW w:type="dxa" w:w="3456"/>
+          </w:tcPr>
+          <w:p/>
+          <w:p>
+            <w:pPr>
+              <w:spacing w:after="140" w:line="259" w:lineRule="auto"/>
+            </w:pPr>
+            <w:r>
+              <w:rPr>
+                <w:rFonts w:ascii="Arial" w:hAnsi="Arial"/>
+                <w:b w:val="0"/>
+                <w:color w:val="17212B"/>
+                <w:sz w:val="20"/>
+              </w:rPr>
+              <w:t>Pack by 11:00</w:t>
+            </w:r>
+          </w:p>
+        </w:tc>
+        <w:tc>
+          <w:tcPr>
+            <w:tcW w:type="dxa" w:w="3456"/>
+          </w:tcPr>
+          <w:p/>
+          <w:p>
+            <w:pPr>
+              <w:spacing w:after="140" w:line="259" w:lineRule="auto"/>
+            </w:pPr>
+            <w:r>
+              <w:rPr>
+                <w:rFonts w:ascii="Arial" w:hAnsi="Arial"/>
+                <w:b w:val="0"/>
+                <w:color w:val="17212B"/>
+                <w:sz w:val="20"/>
               </w:rPr>
               <w:t>One last river stop</w:t>
             </w:r>
@@ -209,149 +414,27 @@
     <w:p>
       <w:pPr>
         <w:spacing w:after="140" w:line="259" w:lineRule="auto"/>
-        <w:ind w:right="9174"/>
+        <w:ind w:right="3548"/>
       </w:pPr>
       <w:r>
         <w:rPr>
-          <w:rFonts w:ascii="Georgia" w:hAnsi="Georgia"/>
+          <w:rFonts w:ascii="Arial" w:hAnsi="Arial"/>
           <w:b w:val="0"/>
           <w:color w:val="17212B"/>
-          <w:sz w:val="21"/>
+          <w:sz w:val="22"/>
         </w:rPr>
         <w:t>A fictional family plan for two adults and two children. Keep food, travel and quiet time visible; check items as they are packed rather than assuming they are done.</w:t>
       </w:r>
     </w:p>
-    <w:tbl>
-      <w:tblPr>
-        <w:tblW w:type="auto" w:w="0"/>
-        <w:tblLayout w:type="fixed"/>
-        <w:tblLook w:firstColumn="1" w:firstRow="1" w:lastColumn="0" w:lastRow="0" w:noHBand="0" w:noVBand="1" w:val="04A0"/>
-      </w:tblPr>
-      <w:tblGrid>
-        <w:gridCol w:w="5040"/>
-        <w:gridCol w:w="5040"/>
-        <w:gridCol w:w="5040"/>
-      </w:tblGrid>
-      <w:tr>
-        <w:tc>
-          <w:tcPr>
-            <w:tcW w:type="dxa" w:w="5040"/>
-          </w:tcPr>
-          <w:p/>
-          <w:p>
-            <w:pPr>
-              <w:pStyle w:val="Heading1"/>
-              <w:spacing w:after="140" w:line="259" w:lineRule="auto"/>
-            </w:pPr>
-            <w:r>
-              <w:rPr>
-                <w:rFonts w:ascii="Georgia" w:hAnsi="Georgia"/>
-                <w:b/>
-                <w:color w:val="145A3A"/>
-                <w:sz w:val="28"/>
-              </w:rPr>
-              <w:t>Pack Together</w:t>
-            </w:r>
-          </w:p>
-          <w:p>
-            <w:pPr>
-              <w:spacing w:after="140" w:line="259" w:lineRule="auto"/>
-              <w:ind w:right="0"/>
-            </w:pPr>
-            <w:r>
-              <w:rPr>
-                <w:rFonts w:ascii="Georgia" w:hAnsi="Georgia"/>
-                <w:b w:val="0"/>
-                <w:color w:val="17212B"/>
-                <w:sz w:val="21"/>
-              </w:rPr>
-              <w:t>Rain jackets, refillable bottles, medication, chargers and one book each. Keep medication with the adult responsible for it.</w:t>
-            </w:r>
-          </w:p>
-        </w:tc>
-        <w:tc>
-          <w:tcPr>
-            <w:tcW w:type="dxa" w:w="5040"/>
-          </w:tcPr>
-          <w:p/>
-          <w:p>
-            <w:pPr>
-              <w:pStyle w:val="Heading1"/>
-              <w:spacing w:after="140" w:line="259" w:lineRule="auto"/>
-            </w:pPr>
-            <w:r>
-              <w:rPr>
-                <w:rFonts w:ascii="Georgia" w:hAnsi="Georgia"/>
-                <w:b/>
-                <w:color w:val="145A3A"/>
-                <w:sz w:val="28"/>
-              </w:rPr>
-              <w:t>Food Plan</w:t>
-            </w:r>
-          </w:p>
-          <w:p>
-            <w:pPr>
-              <w:spacing w:after="140" w:line="259" w:lineRule="auto"/>
-              <w:ind w:right="0"/>
-            </w:pPr>
-            <w:r>
-              <w:rPr>
-                <w:rFonts w:ascii="Georgia" w:hAnsi="Georgia"/>
-                <w:b w:val="0"/>
-                <w:color w:val="17212B"/>
-                <w:sz w:val="21"/>
-              </w:rPr>
-              <w:t>Bring Friday supper. Buy breakfast ingredients locally. Confirm dietary needs before Saturday lunch; the sample plan does not assume medical requirements.</w:t>
-            </w:r>
-          </w:p>
-        </w:tc>
-        <w:tc>
-          <w:tcPr>
-            <w:tcW w:type="dxa" w:w="5040"/>
-          </w:tcPr>
-          <w:p/>
-          <w:p>
-            <w:pPr>
-              <w:pStyle w:val="Heading1"/>
-              <w:spacing w:after="140" w:line="259" w:lineRule="auto"/>
-            </w:pPr>
-            <w:r>
-              <w:rPr>
-                <w:rFonts w:ascii="Georgia" w:hAnsi="Georgia"/>
-                <w:b/>
-                <w:color w:val="145A3A"/>
-                <w:sz w:val="28"/>
-              </w:rPr>
-              <w:t>If Plans Change</w:t>
-            </w:r>
-          </w:p>
-          <w:p>
-            <w:pPr>
-              <w:spacing w:after="140" w:line="259" w:lineRule="auto"/>
-              <w:ind w:right="0"/>
-            </w:pPr>
-            <w:r>
-              <w:rPr>
-                <w:rFonts w:ascii="Georgia" w:hAnsi="Georgia"/>
-                <w:b w:val="0"/>
-                <w:color w:val="17212B"/>
-                <w:sz w:val="21"/>
-              </w:rPr>
-              <w:t>Use the shared notice space for the new meeting time. Agree on one pickup point before anyone leaves the house.</w:t>
-            </w:r>
-          </w:p>
-        </w:tc>
-      </w:tr>
-    </w:tbl>
     <w:p>
       <w:pPr>
         <w:spacing w:after="140" w:line="259" w:lineRule="auto"/>
       </w:pPr>
       <w:r>
         <w:rPr>
-          <w:rFonts w:ascii="Georgia" w:hAnsi="Georgia"/>
+          <w:rFonts w:ascii="Arial" w:hAnsi="Arial"/>
           <w:b/>
-          <w:color w:val="145A3A"/>
+          <w:color w:val="264F87"/>
           <w:sz w:val="18"/>
         </w:rPr>
         <w:t>Fictional household · Adapt the plan to your family and access needs.</w:t>
@@ -360,7 +443,7 @@
     <w:sectPr>
       <w:footerReference w:type="default" r:id="rId9"/>
       <w:headerReference w:type="default" r:id="rId10"/>
-      <w:pgSz w:w="16848" w:h="11952"/>
+      <w:pgSz w:w="11952" w:h="16848"/>
       <w:pgMar w:top="691" w:right="792" w:bottom="691" w:left="792" w:header="720" w:footer="720" w:gutter="0"/>
       <w:cols w:space="720"/>
       <w:docGrid w:linePitch="360"/>
@@ -382,7 +465,7 @@
     </w:pPr>
     <w:r>
       <w:rPr>
-        <w:rFonts w:ascii="Georgia" w:hAnsi="Georgia"/>
+        <w:rFonts w:ascii="Arial" w:hAnsi="Arial"/>
         <w:b w:val="0"/>
         <w:color w:val="17212B"/>
         <w:sz w:val="16"/>
@@ -401,8 +484,8 @@
     </w:pPr>
     <w:r>
       <w:pict>
-        <v:rect id="DazzlerPageSurface" style="position:absolute;margin-left:0;margin-top:0;width:842.4pt;height:597.6pt;z-index:-251654144;mso-position-horizontal-relative:page;mso-position-vertical-relative:page" fillcolor="#FFF1AF" stroked="f">
-          <v:fill color="#FFF1AF"/>
+        <v:rect id="DazzlerPageSurface" style="position:absolute;margin-left:0;margin-top:0;width:597.6pt;height:842.4pt;z-index:-251654144;mso-position-horizontal-relative:page;mso-position-vertical-relative:page" fillcolor="#E3EDF7" stroked="f">
+          <v:fill color="#E3EDF7"/>
         </v:rect>
       </w:pict>
     </w:r>
@@ -773,13 +856,10 @@
     <w:name w:val="Normal"/>
     <w:qFormat/>
     <w:rsid w:val="00FC693F"/>
-    <w:pPr>
-      <w:spacing w:after="120"/>
-    </w:pPr>
     <w:rPr>
-      <w:rFonts w:ascii="Georgia" w:hAnsi="Georgia"/>
+      <w:rFonts w:ascii="Arial" w:hAnsi="Arial"/>
       <w:color w:val="17212B"/>
-      <w:sz w:val="21"/>
+      <w:sz w:val="20"/>
     </w:rPr>
   </w:style>
   <w:style w:type="paragraph" w:styleId="Header">
@@ -837,15 +917,15 @@
     <w:pPr>
       <w:keepNext/>
       <w:keepLines/>
-      <w:spacing w:before="480" w:after="120"/>
+      <w:spacing w:before="480" w:after="0"/>
       <w:outlineLvl w:val="0"/>
     </w:pPr>
     <w:rPr>
-      <w:rFonts w:asciiTheme="majorHAnsi" w:eastAsiaTheme="majorEastAsia" w:hAnsiTheme="majorHAnsi" w:cstheme="majorBidi" w:ascii="Georgia" w:hAnsi="Georgia"/>
+      <w:rFonts w:asciiTheme="majorHAnsi" w:eastAsiaTheme="majorEastAsia" w:hAnsiTheme="majorHAnsi" w:cstheme="majorBidi" w:ascii="Arial" w:hAnsi="Arial"/>
       <w:b/>
       <w:bCs/>
       <w:color w:val="17212B"/>
-      <w:sz w:val="21"/>
+      <w:sz w:val="20"/>
       <w:szCs w:val="28"/>
     </w:rPr>
   </w:style>
@@ -861,15 +941,15 @@
     <w:pPr>
       <w:keepNext/>
       <w:keepLines/>
-      <w:spacing w:before="200" w:after="120"/>
+      <w:spacing w:before="200" w:after="0"/>
       <w:outlineLvl w:val="1"/>
     </w:pPr>
     <w:rPr>
-      <w:rFonts w:asciiTheme="majorHAnsi" w:eastAsiaTheme="majorEastAsia" w:hAnsiTheme="majorHAnsi" w:cstheme="majorBidi" w:ascii="Georgia" w:hAnsi="Georgia"/>
+      <w:rFonts w:asciiTheme="majorHAnsi" w:eastAsiaTheme="majorEastAsia" w:hAnsiTheme="majorHAnsi" w:cstheme="majorBidi"/>
       <w:b/>
       <w:bCs/>
-      <w:color w:val="17212B"/>
-      <w:sz w:val="21"/>
+      <w:color w:val="4F81BD" w:themeColor="accent1"/>
+      <w:sz w:val="26"/>
       <w:szCs w:val="26"/>
     </w:rPr>
   </w:style>
@@ -1123,15 +1203,15 @@
     <w:qFormat/>
     <w:rsid w:val="00FC693F"/>
     <w:pPr>
-      <w:spacing w:after="120" w:line="240" w:lineRule="auto"/>
+      <w:spacing w:after="300" w:line="240" w:lineRule="auto"/>
       <w:contextualSpacing/>
     </w:pPr>
     <w:rPr>
-      <w:rFonts w:asciiTheme="majorHAnsi" w:eastAsiaTheme="majorEastAsia" w:hAnsiTheme="majorHAnsi" w:cstheme="majorBidi" w:ascii="Georgia" w:hAnsi="Georgia"/>
+      <w:rFonts w:asciiTheme="majorHAnsi" w:eastAsiaTheme="majorEastAsia" w:hAnsiTheme="majorHAnsi" w:cstheme="majorBidi" w:ascii="Arial" w:hAnsi="Arial"/>
       <w:color w:val="17212B"/>
       <w:spacing w:val="5"/>
       <w:kern w:val="28"/>
-      <w:sz w:val="21"/>
+      <w:sz w:val="20"/>
       <w:szCs w:val="52"/>
     </w:rPr>
   </w:style>
